--- a/AI_Transit_Pipeline_Documentation.docx
+++ b/AI_Transit_Pipeline_Documentation.docx
@@ -203,7 +203,7 @@
         <w:rPr>
           <w:sz w:val="20"/>
         </w:rPr>
-        <w:t xml:space="preserve">    5.4  Shell / PowerShell (.sh .bash .zsh .ps1)</w:t>
+        <w:t xml:space="preserve">    5.4  Shell (.sh .bash .zsh .ksh)</w:t>
       </w:r>
     </w:p>
     <w:p>
@@ -235,7 +235,7 @@
         <w:rPr>
           <w:sz w:val="20"/>
         </w:rPr>
-        <w:t xml:space="preserve">    5.8  Binaires (.so .dll .exe .elf)</w:t>
+        <w:t xml:space="preserve">    5.8  Binaires (.so .dll .dylib .exe .elf .bin)</w:t>
       </w:r>
     </w:p>
     <w:p>
@@ -243,7 +243,7 @@
         <w:rPr>
           <w:sz w:val="20"/>
         </w:rPr>
-        <w:t xml:space="preserve">    5.9  Archives (.zip .tar.gz)</w:t>
+        <w:t xml:space="preserve">    5.9  Archives (.zip .tar .gz .tgz .bz2 .xz)</w:t>
       </w:r>
     </w:p>
     <w:p>
@@ -260,6 +260,118 @@
           <w:sz w:val="20"/>
         </w:rPr>
         <w:t xml:space="preserve">    5.11  Documents (.json .xml .md .txt)</w:t>
+      </w:r>
+    </w:p>
+    <w:p>
+      <w:r>
+        <w:rPr>
+          <w:sz w:val="20"/>
+        </w:rPr>
+        <w:t xml:space="preserve">    5.12  Rust (.rs)</w:t>
+      </w:r>
+    </w:p>
+    <w:p>
+      <w:r>
+        <w:rPr>
+          <w:sz w:val="20"/>
+        </w:rPr>
+        <w:t xml:space="preserve">    5.13  Kotlin (.kt .kts)</w:t>
+      </w:r>
+    </w:p>
+    <w:p>
+      <w:r>
+        <w:rPr>
+          <w:sz w:val="20"/>
+        </w:rPr>
+        <w:t xml:space="preserve">    5.14  C# (.cs)</w:t>
+      </w:r>
+    </w:p>
+    <w:p>
+      <w:r>
+        <w:rPr>
+          <w:sz w:val="20"/>
+        </w:rPr>
+        <w:t xml:space="preserve">    5.15  PowerShell (.ps1 .psm1 .psd1 .pssc .psrc .ps1xml .psc1 .cdxml)</w:t>
+      </w:r>
+    </w:p>
+    <w:p>
+      <w:r>
+        <w:rPr>
+          <w:sz w:val="20"/>
+        </w:rPr>
+        <w:t xml:space="preserve">    5.16  Batch Windows (.bat .cmd)</w:t>
+      </w:r>
+    </w:p>
+    <w:p>
+      <w:r>
+        <w:rPr>
+          <w:sz w:val="20"/>
+        </w:rPr>
+        <w:t xml:space="preserve">    5.17  PDF (.pdf)</w:t>
+      </w:r>
+    </w:p>
+    <w:p>
+      <w:r>
+        <w:rPr>
+          <w:sz w:val="20"/>
+        </w:rPr>
+        <w:t xml:space="preserve">    5.18  Makefile (.mk .mak .make)</w:t>
+      </w:r>
+    </w:p>
+    <w:p>
+      <w:r>
+        <w:rPr>
+          <w:sz w:val="20"/>
+        </w:rPr>
+        <w:t xml:space="preserve">    5.19  HTML (.html .htm .xhtml)</w:t>
+      </w:r>
+    </w:p>
+    <w:p>
+      <w:r>
+        <w:rPr>
+          <w:sz w:val="20"/>
+        </w:rPr>
+        <w:t xml:space="preserve">    5.20  CMake (.cmake, CMakeLists.txt)</w:t>
+      </w:r>
+    </w:p>
+    <w:p>
+      <w:r>
+        <w:rPr>
+          <w:sz w:val="20"/>
+        </w:rPr>
+        <w:t xml:space="preserve">    5.21  setup.py et conanfile.py</w:t>
+      </w:r>
+    </w:p>
+    <w:p>
+      <w:r>
+        <w:rPr>
+          <w:sz w:val="20"/>
+        </w:rPr>
+        <w:t xml:space="preserve">    5.22  Gradle</w:t>
+      </w:r>
+    </w:p>
+    <w:p>
+      <w:r>
+        <w:rPr>
+          <w:sz w:val="20"/>
+        </w:rPr>
+        <w:t xml:space="preserve">    5.23  Manifestes de paquets</w:t>
+      </w:r>
+    </w:p>
+    <w:p>
+      <w:r>
+        <w:rPr>
+          <w:sz w:val="20"/>
+        </w:rPr>
+        <w:t xml:space="preserve">    5.24  XML, Maven et Ant (.xml .pom)</w:t>
+      </w:r>
+    </w:p>
+    <w:p>
+      <w:r>
+        <w:rPr>
+          <w:sz w:val="20"/>
+        </w:rPr>
+        <w:t xml:space="preserve">    5.25  Archives Java (.jar .war .ear .aar)</w:t>
       </w:r>
     </w:p>
     <w:p>
@@ -2070,7 +2182,7 @@
                 <w:b/>
                 <w:sz w:val="18"/>
               </w:rPr>
-              <w:t>.js .ts .jsx .tsx</w:t>
+              <w:t>setup.py conanfile.py</w:t>
             </w:r>
           </w:p>
         </w:tc>
@@ -2091,7 +2203,7 @@
               <w:rPr>
                 <w:sz w:val="18"/>
               </w:rPr>
-              <w:t>JavaScript</w:t>
+              <w:t>Python (installation)</w:t>
             </w:r>
           </w:p>
         </w:tc>
@@ -2112,7 +2224,7 @@
               <w:rPr>
                 <w:sz w:val="18"/>
               </w:rPr>
-              <w:t>Semgrep</w:t>
+              <w:t>—</w:t>
             </w:r>
           </w:p>
         </w:tc>
@@ -2133,7 +2245,7 @@
               <w:rPr>
                 <w:sz w:val="18"/>
               </w:rPr>
-              <w:t>eval(), child_process, require('child_process')</w:t>
+              <w:t>télécharger puis exécuter, décoder puis exécuter, reverse shell</w:t>
             </w:r>
           </w:p>
         </w:tc>
@@ -2157,7 +2269,7 @@
                 <w:b/>
                 <w:sz w:val="18"/>
               </w:rPr>
-              <w:t>.c .cpp .h .hpp</w:t>
+              <w:t>.js .ts .jsx .tsx</w:t>
             </w:r>
           </w:p>
         </w:tc>
@@ -2178,7 +2290,7 @@
               <w:rPr>
                 <w:sz w:val="18"/>
               </w:rPr>
-              <w:t>C / C++</w:t>
+              <w:t>JavaScript</w:t>
             </w:r>
           </w:p>
         </w:tc>
@@ -2199,7 +2311,7 @@
               <w:rPr>
                 <w:sz w:val="18"/>
               </w:rPr>
-              <w:t>cppcheck</w:t>
+              <w:t>Semgrep</w:t>
             </w:r>
           </w:p>
         </w:tc>
@@ -2220,7 +2332,7 @@
               <w:rPr>
                 <w:sz w:val="18"/>
               </w:rPr>
-              <w:t>gets(), strcpy(), system(), popen()</w:t>
+              <w:t>eval(), child_process, require('child_process')</w:t>
             </w:r>
           </w:p>
         </w:tc>
@@ -2244,7 +2356,7 @@
                 <w:b/>
                 <w:sz w:val="18"/>
               </w:rPr>
-              <w:t>.sh .bash .zsh .ps1</w:t>
+              <w:t>.rs</w:t>
             </w:r>
           </w:p>
         </w:tc>
@@ -2265,7 +2377,7 @@
               <w:rPr>
                 <w:sz w:val="18"/>
               </w:rPr>
-              <w:t>Shell</w:t>
+              <w:t>Rust</w:t>
             </w:r>
           </w:p>
         </w:tc>
@@ -2286,7 +2398,7 @@
               <w:rPr>
                 <w:sz w:val="18"/>
               </w:rPr>
-              <w:t>ShellCheck</w:t>
+              <w:t>—</w:t>
             </w:r>
           </w:p>
         </w:tc>
@@ -2307,7 +2419,7 @@
               <w:rPr>
                 <w:sz w:val="18"/>
               </w:rPr>
-              <w:t>curl|bash, wget|sh, eval $variable</w:t>
+              <w:t>bloc unsafe, std::process::Command, secrets</w:t>
             </w:r>
           </w:p>
         </w:tc>
@@ -2331,7 +2443,7 @@
                 <w:b/>
                 <w:sz w:val="18"/>
               </w:rPr>
-              <w:t>.yml .yaml</w:t>
+              <w:t>.kt .kts</w:t>
             </w:r>
           </w:p>
         </w:tc>
@@ -2352,7 +2464,7 @@
               <w:rPr>
                 <w:sz w:val="18"/>
               </w:rPr>
-              <w:t>YAML / CI</w:t>
+              <w:t>Kotlin</w:t>
             </w:r>
           </w:p>
         </w:tc>
@@ -2394,7 +2506,7 @@
               <w:rPr>
                 <w:sz w:val="18"/>
               </w:rPr>
-              <w:t>Actions non-pinnées (@main), secrets inline</w:t>
+              <w:t>Runtime.exec, secrets, MD5/SHA-1</w:t>
             </w:r>
           </w:p>
         </w:tc>
@@ -2418,7 +2530,7 @@
                 <w:b/>
                 <w:sz w:val="18"/>
               </w:rPr>
-              <w:t>.tf .tfvars .hcl</w:t>
+              <w:t>.cs</w:t>
             </w:r>
           </w:p>
         </w:tc>
@@ -2439,7 +2551,7 @@
               <w:rPr>
                 <w:sz w:val="18"/>
               </w:rPr>
-              <w:t>Terraform</w:t>
+              <w:t>C#</w:t>
             </w:r>
           </w:p>
         </w:tc>
@@ -2460,7 +2572,7 @@
               <w:rPr>
                 <w:sz w:val="18"/>
               </w:rPr>
-              <w:t>checkov</w:t>
+              <w:t>—</w:t>
             </w:r>
           </w:p>
         </w:tc>
@@ -2481,7 +2593,7 @@
               <w:rPr>
                 <w:sz w:val="18"/>
               </w:rPr>
-              <w:t>Secrets en dur (password = "…")</w:t>
+              <w:t>Process.Start, secrets, MD5, SQL concaténé</w:t>
             </w:r>
           </w:p>
         </w:tc>
@@ -2505,7 +2617,7 @@
                 <w:b/>
                 <w:sz w:val="18"/>
               </w:rPr>
-              <w:t>Dockerfile</w:t>
+              <w:t>.c .cpp .h .hpp</w:t>
             </w:r>
           </w:p>
         </w:tc>
@@ -2526,7 +2638,7 @@
               <w:rPr>
                 <w:sz w:val="18"/>
               </w:rPr>
-              <w:t>Docker</w:t>
+              <w:t>C / C++</w:t>
             </w:r>
           </w:p>
         </w:tc>
@@ -2547,7 +2659,7 @@
               <w:rPr>
                 <w:sz w:val="18"/>
               </w:rPr>
-              <w:t>hadolint</w:t>
+              <w:t>cppcheck</w:t>
             </w:r>
           </w:p>
         </w:tc>
@@ -2568,7 +2680,7 @@
               <w:rPr>
                 <w:sz w:val="18"/>
               </w:rPr>
-              <w:t>:latest, ADD http://, RUN curl|bash</w:t>
+              <w:t>gets(), strcpy(), system(), popen()</w:t>
             </w:r>
           </w:p>
         </w:tc>
@@ -2592,7 +2704,7 @@
                 <w:b/>
                 <w:sz w:val="18"/>
               </w:rPr>
-              <w:t>.so .dll .exe .elf</w:t>
+              <w:t>.sh .bash .zsh .ksh</w:t>
             </w:r>
           </w:p>
         </w:tc>
@@ -2613,7 +2725,7 @@
               <w:rPr>
                 <w:sz w:val="18"/>
               </w:rPr>
-              <w:t>Binaire</w:t>
+              <w:t>Shell</w:t>
             </w:r>
           </w:p>
         </w:tc>
@@ -2634,7 +2746,7 @@
               <w:rPr>
                 <w:sz w:val="18"/>
               </w:rPr>
-              <w:t>strings</w:t>
+              <w:t>ShellCheck</w:t>
             </w:r>
           </w:p>
         </w:tc>
@@ -2655,7 +2767,7 @@
               <w:rPr>
                 <w:sz w:val="18"/>
               </w:rPr>
-              <w:t>FAIL automatique + recherche IOC dans strings</w:t>
+              <w:t>curl|bash, wget|sh, eval $variable</w:t>
             </w:r>
           </w:p>
         </w:tc>
@@ -2679,7 +2791,7 @@
                 <w:b/>
                 <w:sz w:val="18"/>
               </w:rPr>
-              <w:t>.zip .tar.gz</w:t>
+              <w:t>.ps1 .psm1 .psd1 .pssc .psrc .ps1xml .psc1 .cdxml</w:t>
             </w:r>
           </w:p>
         </w:tc>
@@ -2700,7 +2812,7 @@
               <w:rPr>
                 <w:sz w:val="18"/>
               </w:rPr>
-              <w:t>Archive</w:t>
+              <w:t>PowerShell</w:t>
             </w:r>
           </w:p>
         </w:tc>
@@ -2742,7 +2854,7 @@
               <w:rPr>
                 <w:sz w:val="18"/>
               </w:rPr>
-              <w:t>FAIL automatique, extraction + re-scan requis</w:t>
+              <w:t>irm|iex, -enc, contournement AMSI, persistance</w:t>
             </w:r>
           </w:p>
         </w:tc>
@@ -2766,7 +2878,7 @@
                 <w:b/>
                 <w:sz w:val="18"/>
               </w:rPr>
-              <w:t>.sql</w:t>
+              <w:t>.bat .cmd</w:t>
             </w:r>
           </w:p>
         </w:tc>
@@ -2787,7 +2899,7 @@
               <w:rPr>
                 <w:sz w:val="18"/>
               </w:rPr>
-              <w:t>SQL</w:t>
+              <w:t>Batch Windows</w:t>
             </w:r>
           </w:p>
         </w:tc>
@@ -2829,7 +2941,7 @@
               <w:rPr>
                 <w:sz w:val="18"/>
               </w:rPr>
-              <w:t>xp_cmdshell, DROP TABLE/DATABASE, injections</w:t>
+              <w:t>certutil/bitsadmin, -enc, clés Run, UAC/Defender désactivés</w:t>
             </w:r>
           </w:p>
         </w:tc>
@@ -2853,7 +2965,1225 @@
                 <w:b/>
                 <w:sz w:val="18"/>
               </w:rPr>
-              <w:t>.json .xml .md .txt</w:t>
+              <w:t>.mk .mak .make Makefile</w:t>
+            </w:r>
+          </w:p>
+        </w:tc>
+        <w:tc>
+          <w:tcPr>
+            <w:tcW w:type="dxa" w:w="2422"/>
+            <w:tcBorders>
+              <w:top w:val="single" w:sz="4" w:space="0" w:color="AAAAAA"/>
+              <w:left w:val="single" w:sz="4" w:space="0" w:color="AAAAAA"/>
+              <w:bottom w:val="single" w:sz="4" w:space="0" w:color="AAAAAA"/>
+              <w:right w:val="single" w:sz="4" w:space="0" w:color="AAAAAA"/>
+              <w:insideH w:val="single" w:sz="4" w:space="0" w:color="AAAAAA"/>
+              <w:insideV w:val="single" w:sz="4" w:space="0" w:color="AAAAAA"/>
+            </w:tcBorders>
+          </w:tcPr>
+          <w:p>
+            <w:r>
+              <w:rPr>
+                <w:sz w:val="18"/>
+              </w:rPr>
+              <w:t>Makefile</w:t>
+            </w:r>
+          </w:p>
+        </w:tc>
+        <w:tc>
+          <w:tcPr>
+            <w:tcW w:type="dxa" w:w="2422"/>
+            <w:tcBorders>
+              <w:top w:val="single" w:sz="4" w:space="0" w:color="AAAAAA"/>
+              <w:left w:val="single" w:sz="4" w:space="0" w:color="AAAAAA"/>
+              <w:bottom w:val="single" w:sz="4" w:space="0" w:color="AAAAAA"/>
+              <w:right w:val="single" w:sz="4" w:space="0" w:color="AAAAAA"/>
+              <w:insideH w:val="single" w:sz="4" w:space="0" w:color="AAAAAA"/>
+              <w:insideV w:val="single" w:sz="4" w:space="0" w:color="AAAAAA"/>
+            </w:tcBorders>
+          </w:tcPr>
+          <w:p>
+            <w:r>
+              <w:rPr>
+                <w:sz w:val="18"/>
+              </w:rPr>
+              <w:t>—</w:t>
+            </w:r>
+          </w:p>
+        </w:tc>
+        <w:tc>
+          <w:tcPr>
+            <w:tcW w:type="dxa" w:w="2422"/>
+            <w:tcBorders>
+              <w:top w:val="single" w:sz="4" w:space="0" w:color="AAAAAA"/>
+              <w:left w:val="single" w:sz="4" w:space="0" w:color="AAAAAA"/>
+              <w:bottom w:val="single" w:sz="4" w:space="0" w:color="AAAAAA"/>
+              <w:right w:val="single" w:sz="4" w:space="0" w:color="AAAAAA"/>
+              <w:insideH w:val="single" w:sz="4" w:space="0" w:color="AAAAAA"/>
+              <w:insideV w:val="single" w:sz="4" w:space="0" w:color="AAAAAA"/>
+            </w:tcBorders>
+          </w:tcPr>
+          <w:p>
+            <w:r>
+              <w:rPr>
+                <w:sz w:val="18"/>
+              </w:rPr>
+              <w:t>curl|sh, récupération à l'analyse, reverse shell, secrets</w:t>
+            </w:r>
+          </w:p>
+        </w:tc>
+      </w:tr>
+      <w:tr>
+        <w:tc>
+          <w:tcPr>
+            <w:tcW w:type="dxa" w:w="2422"/>
+            <w:tcBorders>
+              <w:top w:val="single" w:sz="4" w:space="0" w:color="AAAAAA"/>
+              <w:left w:val="single" w:sz="4" w:space="0" w:color="AAAAAA"/>
+              <w:bottom w:val="single" w:sz="4" w:space="0" w:color="AAAAAA"/>
+              <w:right w:val="single" w:sz="4" w:space="0" w:color="AAAAAA"/>
+              <w:insideH w:val="single" w:sz="4" w:space="0" w:color="AAAAAA"/>
+              <w:insideV w:val="single" w:sz="4" w:space="0" w:color="AAAAAA"/>
+            </w:tcBorders>
+          </w:tcPr>
+          <w:p>
+            <w:r>
+              <w:rPr>
+                <w:b/>
+                <w:sz w:val="18"/>
+              </w:rPr>
+              <w:t>.cmake CMakeLists.txt</w:t>
+            </w:r>
+          </w:p>
+        </w:tc>
+        <w:tc>
+          <w:tcPr>
+            <w:tcW w:type="dxa" w:w="2422"/>
+            <w:tcBorders>
+              <w:top w:val="single" w:sz="4" w:space="0" w:color="AAAAAA"/>
+              <w:left w:val="single" w:sz="4" w:space="0" w:color="AAAAAA"/>
+              <w:bottom w:val="single" w:sz="4" w:space="0" w:color="AAAAAA"/>
+              <w:right w:val="single" w:sz="4" w:space="0" w:color="AAAAAA"/>
+              <w:insideH w:val="single" w:sz="4" w:space="0" w:color="AAAAAA"/>
+              <w:insideV w:val="single" w:sz="4" w:space="0" w:color="AAAAAA"/>
+            </w:tcBorders>
+          </w:tcPr>
+          <w:p>
+            <w:r>
+              <w:rPr>
+                <w:sz w:val="18"/>
+              </w:rPr>
+              <w:t>CMake</w:t>
+            </w:r>
+          </w:p>
+        </w:tc>
+        <w:tc>
+          <w:tcPr>
+            <w:tcW w:type="dxa" w:w="2422"/>
+            <w:tcBorders>
+              <w:top w:val="single" w:sz="4" w:space="0" w:color="AAAAAA"/>
+              <w:left w:val="single" w:sz="4" w:space="0" w:color="AAAAAA"/>
+              <w:bottom w:val="single" w:sz="4" w:space="0" w:color="AAAAAA"/>
+              <w:right w:val="single" w:sz="4" w:space="0" w:color="AAAAAA"/>
+              <w:insideH w:val="single" w:sz="4" w:space="0" w:color="AAAAAA"/>
+              <w:insideV w:val="single" w:sz="4" w:space="0" w:color="AAAAAA"/>
+            </w:tcBorders>
+          </w:tcPr>
+          <w:p>
+            <w:r>
+              <w:rPr>
+                <w:sz w:val="18"/>
+              </w:rPr>
+              <w:t>—</w:t>
+            </w:r>
+          </w:p>
+        </w:tc>
+        <w:tc>
+          <w:tcPr>
+            <w:tcW w:type="dxa" w:w="2422"/>
+            <w:tcBorders>
+              <w:top w:val="single" w:sz="4" w:space="0" w:color="AAAAAA"/>
+              <w:left w:val="single" w:sz="4" w:space="0" w:color="AAAAAA"/>
+              <w:bottom w:val="single" w:sz="4" w:space="0" w:color="AAAAAA"/>
+              <w:right w:val="single" w:sz="4" w:space="0" w:color="AAAAAA"/>
+              <w:insideH w:val="single" w:sz="4" w:space="0" w:color="AAAAAA"/>
+              <w:insideV w:val="single" w:sz="4" w:space="0" w:color="AAAAAA"/>
+            </w:tcBorders>
+          </w:tcPr>
+          <w:p>
+            <w:r>
+              <w:rPr>
+                <w:sz w:val="18"/>
+              </w:rPr>
+              <w:t>téléchargement à la configuration, secrets dans set()</w:t>
+            </w:r>
+          </w:p>
+        </w:tc>
+      </w:tr>
+      <w:tr>
+        <w:tc>
+          <w:tcPr>
+            <w:tcW w:type="dxa" w:w="2422"/>
+            <w:tcBorders>
+              <w:top w:val="single" w:sz="4" w:space="0" w:color="AAAAAA"/>
+              <w:left w:val="single" w:sz="4" w:space="0" w:color="AAAAAA"/>
+              <w:bottom w:val="single" w:sz="4" w:space="0" w:color="AAAAAA"/>
+              <w:right w:val="single" w:sz="4" w:space="0" w:color="AAAAAA"/>
+              <w:insideH w:val="single" w:sz="4" w:space="0" w:color="AAAAAA"/>
+              <w:insideV w:val="single" w:sz="4" w:space="0" w:color="AAAAAA"/>
+            </w:tcBorders>
+          </w:tcPr>
+          <w:p>
+            <w:r>
+              <w:rPr>
+                <w:b/>
+                <w:sz w:val="18"/>
+              </w:rPr>
+              <w:t>.html .htm .xhtml</w:t>
+            </w:r>
+          </w:p>
+        </w:tc>
+        <w:tc>
+          <w:tcPr>
+            <w:tcW w:type="dxa" w:w="2422"/>
+            <w:tcBorders>
+              <w:top w:val="single" w:sz="4" w:space="0" w:color="AAAAAA"/>
+              <w:left w:val="single" w:sz="4" w:space="0" w:color="AAAAAA"/>
+              <w:bottom w:val="single" w:sz="4" w:space="0" w:color="AAAAAA"/>
+              <w:right w:val="single" w:sz="4" w:space="0" w:color="AAAAAA"/>
+              <w:insideH w:val="single" w:sz="4" w:space="0" w:color="AAAAAA"/>
+              <w:insideV w:val="single" w:sz="4" w:space="0" w:color="AAAAAA"/>
+            </w:tcBorders>
+          </w:tcPr>
+          <w:p>
+            <w:r>
+              <w:rPr>
+                <w:sz w:val="18"/>
+              </w:rPr>
+              <w:t>HTML</w:t>
+            </w:r>
+          </w:p>
+        </w:tc>
+        <w:tc>
+          <w:tcPr>
+            <w:tcW w:type="dxa" w:w="2422"/>
+            <w:tcBorders>
+              <w:top w:val="single" w:sz="4" w:space="0" w:color="AAAAAA"/>
+              <w:left w:val="single" w:sz="4" w:space="0" w:color="AAAAAA"/>
+              <w:bottom w:val="single" w:sz="4" w:space="0" w:color="AAAAAA"/>
+              <w:right w:val="single" w:sz="4" w:space="0" w:color="AAAAAA"/>
+              <w:insideH w:val="single" w:sz="4" w:space="0" w:color="AAAAAA"/>
+              <w:insideV w:val="single" w:sz="4" w:space="0" w:color="AAAAAA"/>
+            </w:tcBorders>
+          </w:tcPr>
+          <w:p>
+            <w:r>
+              <w:rPr>
+                <w:sz w:val="18"/>
+              </w:rPr>
+              <w:t>—</w:t>
+            </w:r>
+          </w:p>
+        </w:tc>
+        <w:tc>
+          <w:tcPr>
+            <w:tcW w:type="dxa" w:w="2422"/>
+            <w:tcBorders>
+              <w:top w:val="single" w:sz="4" w:space="0" w:color="AAAAAA"/>
+              <w:left w:val="single" w:sz="4" w:space="0" w:color="AAAAAA"/>
+              <w:bottom w:val="single" w:sz="4" w:space="0" w:color="AAAAAA"/>
+              <w:right w:val="single" w:sz="4" w:space="0" w:color="AAAAAA"/>
+              <w:insideH w:val="single" w:sz="4" w:space="0" w:color="AAAAAA"/>
+              <w:insideV w:val="single" w:sz="4" w:space="0" w:color="AAAAAA"/>
+            </w:tcBorders>
+          </w:tcPr>
+          <w:p>
+            <w:r>
+              <w:rPr>
+                <w:sz w:val="18"/>
+              </w:rPr>
+              <w:t>eval, script http://, iframe caché, exfiltration de cookie</w:t>
+            </w:r>
+          </w:p>
+        </w:tc>
+      </w:tr>
+      <w:tr>
+        <w:tc>
+          <w:tcPr>
+            <w:tcW w:type="dxa" w:w="2422"/>
+            <w:tcBorders>
+              <w:top w:val="single" w:sz="4" w:space="0" w:color="AAAAAA"/>
+              <w:left w:val="single" w:sz="4" w:space="0" w:color="AAAAAA"/>
+              <w:bottom w:val="single" w:sz="4" w:space="0" w:color="AAAAAA"/>
+              <w:right w:val="single" w:sz="4" w:space="0" w:color="AAAAAA"/>
+              <w:insideH w:val="single" w:sz="4" w:space="0" w:color="AAAAAA"/>
+              <w:insideV w:val="single" w:sz="4" w:space="0" w:color="AAAAAA"/>
+            </w:tcBorders>
+          </w:tcPr>
+          <w:p>
+            <w:r>
+              <w:rPr>
+                <w:b/>
+                <w:sz w:val="18"/>
+              </w:rPr>
+              <w:t>.xml .pom</w:t>
+            </w:r>
+          </w:p>
+        </w:tc>
+        <w:tc>
+          <w:tcPr>
+            <w:tcW w:type="dxa" w:w="2422"/>
+            <w:tcBorders>
+              <w:top w:val="single" w:sz="4" w:space="0" w:color="AAAAAA"/>
+              <w:left w:val="single" w:sz="4" w:space="0" w:color="AAAAAA"/>
+              <w:bottom w:val="single" w:sz="4" w:space="0" w:color="AAAAAA"/>
+              <w:right w:val="single" w:sz="4" w:space="0" w:color="AAAAAA"/>
+              <w:insideH w:val="single" w:sz="4" w:space="0" w:color="AAAAAA"/>
+              <w:insideV w:val="single" w:sz="4" w:space="0" w:color="AAAAAA"/>
+            </w:tcBorders>
+          </w:tcPr>
+          <w:p>
+            <w:r>
+              <w:rPr>
+                <w:sz w:val="18"/>
+              </w:rPr>
+              <w:t>XML / Maven / Ant</w:t>
+            </w:r>
+          </w:p>
+        </w:tc>
+        <w:tc>
+          <w:tcPr>
+            <w:tcW w:type="dxa" w:w="2422"/>
+            <w:tcBorders>
+              <w:top w:val="single" w:sz="4" w:space="0" w:color="AAAAAA"/>
+              <w:left w:val="single" w:sz="4" w:space="0" w:color="AAAAAA"/>
+              <w:bottom w:val="single" w:sz="4" w:space="0" w:color="AAAAAA"/>
+              <w:right w:val="single" w:sz="4" w:space="0" w:color="AAAAAA"/>
+              <w:insideH w:val="single" w:sz="4" w:space="0" w:color="AAAAAA"/>
+              <w:insideV w:val="single" w:sz="4" w:space="0" w:color="AAAAAA"/>
+            </w:tcBorders>
+          </w:tcPr>
+          <w:p>
+            <w:r>
+              <w:rPr>
+                <w:sz w:val="18"/>
+              </w:rPr>
+              <w:t>—</w:t>
+            </w:r>
+          </w:p>
+        </w:tc>
+        <w:tc>
+          <w:tcPr>
+            <w:tcW w:type="dxa" w:w="2422"/>
+            <w:tcBorders>
+              <w:top w:val="single" w:sz="4" w:space="0" w:color="AAAAAA"/>
+              <w:left w:val="single" w:sz="4" w:space="0" w:color="AAAAAA"/>
+              <w:bottom w:val="single" w:sz="4" w:space="0" w:color="AAAAAA"/>
+              <w:right w:val="single" w:sz="4" w:space="0" w:color="AAAAAA"/>
+              <w:insideH w:val="single" w:sz="4" w:space="0" w:color="AAAAAA"/>
+              <w:insideV w:val="single" w:sz="4" w:space="0" w:color="AAAAAA"/>
+            </w:tcBorders>
+          </w:tcPr>
+          <w:p>
+            <w:r>
+              <w:rPr>
+                <w:sz w:val="18"/>
+              </w:rPr>
+              <w:t>XXE (entité avec cible), dépôt http, exécution d'un shell, secrets</w:t>
+            </w:r>
+          </w:p>
+        </w:tc>
+      </w:tr>
+      <w:tr>
+        <w:tc>
+          <w:tcPr>
+            <w:tcW w:type="dxa" w:w="2422"/>
+            <w:tcBorders>
+              <w:top w:val="single" w:sz="4" w:space="0" w:color="AAAAAA"/>
+              <w:left w:val="single" w:sz="4" w:space="0" w:color="AAAAAA"/>
+              <w:bottom w:val="single" w:sz="4" w:space="0" w:color="AAAAAA"/>
+              <w:right w:val="single" w:sz="4" w:space="0" w:color="AAAAAA"/>
+              <w:insideH w:val="single" w:sz="4" w:space="0" w:color="AAAAAA"/>
+              <w:insideV w:val="single" w:sz="4" w:space="0" w:color="AAAAAA"/>
+            </w:tcBorders>
+          </w:tcPr>
+          <w:p>
+            <w:r>
+              <w:rPr>
+                <w:b/>
+                <w:sz w:val="18"/>
+              </w:rPr>
+              <w:t>.yml .yaml</w:t>
+            </w:r>
+          </w:p>
+        </w:tc>
+        <w:tc>
+          <w:tcPr>
+            <w:tcW w:type="dxa" w:w="2422"/>
+            <w:tcBorders>
+              <w:top w:val="single" w:sz="4" w:space="0" w:color="AAAAAA"/>
+              <w:left w:val="single" w:sz="4" w:space="0" w:color="AAAAAA"/>
+              <w:bottom w:val="single" w:sz="4" w:space="0" w:color="AAAAAA"/>
+              <w:right w:val="single" w:sz="4" w:space="0" w:color="AAAAAA"/>
+              <w:insideH w:val="single" w:sz="4" w:space="0" w:color="AAAAAA"/>
+              <w:insideV w:val="single" w:sz="4" w:space="0" w:color="AAAAAA"/>
+            </w:tcBorders>
+          </w:tcPr>
+          <w:p>
+            <w:r>
+              <w:rPr>
+                <w:sz w:val="18"/>
+              </w:rPr>
+              <w:t>YAML / CI</w:t>
+            </w:r>
+          </w:p>
+        </w:tc>
+        <w:tc>
+          <w:tcPr>
+            <w:tcW w:type="dxa" w:w="2422"/>
+            <w:tcBorders>
+              <w:top w:val="single" w:sz="4" w:space="0" w:color="AAAAAA"/>
+              <w:left w:val="single" w:sz="4" w:space="0" w:color="AAAAAA"/>
+              <w:bottom w:val="single" w:sz="4" w:space="0" w:color="AAAAAA"/>
+              <w:right w:val="single" w:sz="4" w:space="0" w:color="AAAAAA"/>
+              <w:insideH w:val="single" w:sz="4" w:space="0" w:color="AAAAAA"/>
+              <w:insideV w:val="single" w:sz="4" w:space="0" w:color="AAAAAA"/>
+            </w:tcBorders>
+          </w:tcPr>
+          <w:p>
+            <w:r>
+              <w:rPr>
+                <w:sz w:val="18"/>
+              </w:rPr>
+              <w:t>—</w:t>
+            </w:r>
+          </w:p>
+        </w:tc>
+        <w:tc>
+          <w:tcPr>
+            <w:tcW w:type="dxa" w:w="2422"/>
+            <w:tcBorders>
+              <w:top w:val="single" w:sz="4" w:space="0" w:color="AAAAAA"/>
+              <w:left w:val="single" w:sz="4" w:space="0" w:color="AAAAAA"/>
+              <w:bottom w:val="single" w:sz="4" w:space="0" w:color="AAAAAA"/>
+              <w:right w:val="single" w:sz="4" w:space="0" w:color="AAAAAA"/>
+              <w:insideH w:val="single" w:sz="4" w:space="0" w:color="AAAAAA"/>
+              <w:insideV w:val="single" w:sz="4" w:space="0" w:color="AAAAAA"/>
+            </w:tcBorders>
+          </w:tcPr>
+          <w:p>
+            <w:r>
+              <w:rPr>
+                <w:sz w:val="18"/>
+              </w:rPr>
+              <w:t>Actions non-pinnées (@main), secrets inline</w:t>
+            </w:r>
+          </w:p>
+        </w:tc>
+      </w:tr>
+      <w:tr>
+        <w:tc>
+          <w:tcPr>
+            <w:tcW w:type="dxa" w:w="2422"/>
+            <w:tcBorders>
+              <w:top w:val="single" w:sz="4" w:space="0" w:color="AAAAAA"/>
+              <w:left w:val="single" w:sz="4" w:space="0" w:color="AAAAAA"/>
+              <w:bottom w:val="single" w:sz="4" w:space="0" w:color="AAAAAA"/>
+              <w:right w:val="single" w:sz="4" w:space="0" w:color="AAAAAA"/>
+              <w:insideH w:val="single" w:sz="4" w:space="0" w:color="AAAAAA"/>
+              <w:insideV w:val="single" w:sz="4" w:space="0" w:color="AAAAAA"/>
+            </w:tcBorders>
+          </w:tcPr>
+          <w:p>
+            <w:r>
+              <w:rPr>
+                <w:b/>
+                <w:sz w:val="18"/>
+              </w:rPr>
+              <w:t>.tf .tfvars .hcl</w:t>
+            </w:r>
+          </w:p>
+        </w:tc>
+        <w:tc>
+          <w:tcPr>
+            <w:tcW w:type="dxa" w:w="2422"/>
+            <w:tcBorders>
+              <w:top w:val="single" w:sz="4" w:space="0" w:color="AAAAAA"/>
+              <w:left w:val="single" w:sz="4" w:space="0" w:color="AAAAAA"/>
+              <w:bottom w:val="single" w:sz="4" w:space="0" w:color="AAAAAA"/>
+              <w:right w:val="single" w:sz="4" w:space="0" w:color="AAAAAA"/>
+              <w:insideH w:val="single" w:sz="4" w:space="0" w:color="AAAAAA"/>
+              <w:insideV w:val="single" w:sz="4" w:space="0" w:color="AAAAAA"/>
+            </w:tcBorders>
+          </w:tcPr>
+          <w:p>
+            <w:r>
+              <w:rPr>
+                <w:sz w:val="18"/>
+              </w:rPr>
+              <w:t>Terraform</w:t>
+            </w:r>
+          </w:p>
+        </w:tc>
+        <w:tc>
+          <w:tcPr>
+            <w:tcW w:type="dxa" w:w="2422"/>
+            <w:tcBorders>
+              <w:top w:val="single" w:sz="4" w:space="0" w:color="AAAAAA"/>
+              <w:left w:val="single" w:sz="4" w:space="0" w:color="AAAAAA"/>
+              <w:bottom w:val="single" w:sz="4" w:space="0" w:color="AAAAAA"/>
+              <w:right w:val="single" w:sz="4" w:space="0" w:color="AAAAAA"/>
+              <w:insideH w:val="single" w:sz="4" w:space="0" w:color="AAAAAA"/>
+              <w:insideV w:val="single" w:sz="4" w:space="0" w:color="AAAAAA"/>
+            </w:tcBorders>
+          </w:tcPr>
+          <w:p>
+            <w:r>
+              <w:rPr>
+                <w:sz w:val="18"/>
+              </w:rPr>
+              <w:t>checkov</w:t>
+            </w:r>
+          </w:p>
+        </w:tc>
+        <w:tc>
+          <w:tcPr>
+            <w:tcW w:type="dxa" w:w="2422"/>
+            <w:tcBorders>
+              <w:top w:val="single" w:sz="4" w:space="0" w:color="AAAAAA"/>
+              <w:left w:val="single" w:sz="4" w:space="0" w:color="AAAAAA"/>
+              <w:bottom w:val="single" w:sz="4" w:space="0" w:color="AAAAAA"/>
+              <w:right w:val="single" w:sz="4" w:space="0" w:color="AAAAAA"/>
+              <w:insideH w:val="single" w:sz="4" w:space="0" w:color="AAAAAA"/>
+              <w:insideV w:val="single" w:sz="4" w:space="0" w:color="AAAAAA"/>
+            </w:tcBorders>
+          </w:tcPr>
+          <w:p>
+            <w:r>
+              <w:rPr>
+                <w:sz w:val="18"/>
+              </w:rPr>
+              <w:t>Secrets en dur (password = "…")</w:t>
+            </w:r>
+          </w:p>
+        </w:tc>
+      </w:tr>
+      <w:tr>
+        <w:tc>
+          <w:tcPr>
+            <w:tcW w:type="dxa" w:w="2422"/>
+            <w:tcBorders>
+              <w:top w:val="single" w:sz="4" w:space="0" w:color="AAAAAA"/>
+              <w:left w:val="single" w:sz="4" w:space="0" w:color="AAAAAA"/>
+              <w:bottom w:val="single" w:sz="4" w:space="0" w:color="AAAAAA"/>
+              <w:right w:val="single" w:sz="4" w:space="0" w:color="AAAAAA"/>
+              <w:insideH w:val="single" w:sz="4" w:space="0" w:color="AAAAAA"/>
+              <w:insideV w:val="single" w:sz="4" w:space="0" w:color="AAAAAA"/>
+            </w:tcBorders>
+          </w:tcPr>
+          <w:p>
+            <w:r>
+              <w:rPr>
+                <w:b/>
+                <w:sz w:val="18"/>
+              </w:rPr>
+              <w:t>Dockerfile</w:t>
+            </w:r>
+          </w:p>
+        </w:tc>
+        <w:tc>
+          <w:tcPr>
+            <w:tcW w:type="dxa" w:w="2422"/>
+            <w:tcBorders>
+              <w:top w:val="single" w:sz="4" w:space="0" w:color="AAAAAA"/>
+              <w:left w:val="single" w:sz="4" w:space="0" w:color="AAAAAA"/>
+              <w:bottom w:val="single" w:sz="4" w:space="0" w:color="AAAAAA"/>
+              <w:right w:val="single" w:sz="4" w:space="0" w:color="AAAAAA"/>
+              <w:insideH w:val="single" w:sz="4" w:space="0" w:color="AAAAAA"/>
+              <w:insideV w:val="single" w:sz="4" w:space="0" w:color="AAAAAA"/>
+            </w:tcBorders>
+          </w:tcPr>
+          <w:p>
+            <w:r>
+              <w:rPr>
+                <w:sz w:val="18"/>
+              </w:rPr>
+              <w:t>Docker</w:t>
+            </w:r>
+          </w:p>
+        </w:tc>
+        <w:tc>
+          <w:tcPr>
+            <w:tcW w:type="dxa" w:w="2422"/>
+            <w:tcBorders>
+              <w:top w:val="single" w:sz="4" w:space="0" w:color="AAAAAA"/>
+              <w:left w:val="single" w:sz="4" w:space="0" w:color="AAAAAA"/>
+              <w:bottom w:val="single" w:sz="4" w:space="0" w:color="AAAAAA"/>
+              <w:right w:val="single" w:sz="4" w:space="0" w:color="AAAAAA"/>
+              <w:insideH w:val="single" w:sz="4" w:space="0" w:color="AAAAAA"/>
+              <w:insideV w:val="single" w:sz="4" w:space="0" w:color="AAAAAA"/>
+            </w:tcBorders>
+          </w:tcPr>
+          <w:p>
+            <w:r>
+              <w:rPr>
+                <w:sz w:val="18"/>
+              </w:rPr>
+              <w:t>hadolint</w:t>
+            </w:r>
+          </w:p>
+        </w:tc>
+        <w:tc>
+          <w:tcPr>
+            <w:tcW w:type="dxa" w:w="2422"/>
+            <w:tcBorders>
+              <w:top w:val="single" w:sz="4" w:space="0" w:color="AAAAAA"/>
+              <w:left w:val="single" w:sz="4" w:space="0" w:color="AAAAAA"/>
+              <w:bottom w:val="single" w:sz="4" w:space="0" w:color="AAAAAA"/>
+              <w:right w:val="single" w:sz="4" w:space="0" w:color="AAAAAA"/>
+              <w:insideH w:val="single" w:sz="4" w:space="0" w:color="AAAAAA"/>
+              <w:insideV w:val="single" w:sz="4" w:space="0" w:color="AAAAAA"/>
+            </w:tcBorders>
+          </w:tcPr>
+          <w:p>
+            <w:r>
+              <w:rPr>
+                <w:sz w:val="18"/>
+              </w:rPr>
+              <w:t>:latest, ADD http://, RUN curl|bash</w:t>
+            </w:r>
+          </w:p>
+        </w:tc>
+      </w:tr>
+      <w:tr>
+        <w:tc>
+          <w:tcPr>
+            <w:tcW w:type="dxa" w:w="2422"/>
+            <w:tcBorders>
+              <w:top w:val="single" w:sz="4" w:space="0" w:color="AAAAAA"/>
+              <w:left w:val="single" w:sz="4" w:space="0" w:color="AAAAAA"/>
+              <w:bottom w:val="single" w:sz="4" w:space="0" w:color="AAAAAA"/>
+              <w:right w:val="single" w:sz="4" w:space="0" w:color="AAAAAA"/>
+              <w:insideH w:val="single" w:sz="4" w:space="0" w:color="AAAAAA"/>
+              <w:insideV w:val="single" w:sz="4" w:space="0" w:color="AAAAAA"/>
+            </w:tcBorders>
+          </w:tcPr>
+          <w:p>
+            <w:r>
+              <w:rPr>
+                <w:b/>
+                <w:sz w:val="18"/>
+              </w:rPr>
+              <w:t>*.gradle *.gradle.kts gradle.properties gradle-wrapper.properties</w:t>
+            </w:r>
+          </w:p>
+        </w:tc>
+        <w:tc>
+          <w:tcPr>
+            <w:tcW w:type="dxa" w:w="2422"/>
+            <w:tcBorders>
+              <w:top w:val="single" w:sz="4" w:space="0" w:color="AAAAAA"/>
+              <w:left w:val="single" w:sz="4" w:space="0" w:color="AAAAAA"/>
+              <w:bottom w:val="single" w:sz="4" w:space="0" w:color="AAAAAA"/>
+              <w:right w:val="single" w:sz="4" w:space="0" w:color="AAAAAA"/>
+              <w:insideH w:val="single" w:sz="4" w:space="0" w:color="AAAAAA"/>
+              <w:insideV w:val="single" w:sz="4" w:space="0" w:color="AAAAAA"/>
+            </w:tcBorders>
+          </w:tcPr>
+          <w:p>
+            <w:r>
+              <w:rPr>
+                <w:sz w:val="18"/>
+              </w:rPr>
+              <w:t>Gradle</w:t>
+            </w:r>
+          </w:p>
+        </w:tc>
+        <w:tc>
+          <w:tcPr>
+            <w:tcW w:type="dxa" w:w="2422"/>
+            <w:tcBorders>
+              <w:top w:val="single" w:sz="4" w:space="0" w:color="AAAAAA"/>
+              <w:left w:val="single" w:sz="4" w:space="0" w:color="AAAAAA"/>
+              <w:bottom w:val="single" w:sz="4" w:space="0" w:color="AAAAAA"/>
+              <w:right w:val="single" w:sz="4" w:space="0" w:color="AAAAAA"/>
+              <w:insideH w:val="single" w:sz="4" w:space="0" w:color="AAAAAA"/>
+              <w:insideV w:val="single" w:sz="4" w:space="0" w:color="AAAAAA"/>
+            </w:tcBorders>
+          </w:tcPr>
+          <w:p>
+            <w:r>
+              <w:rPr>
+                <w:sz w:val="18"/>
+              </w:rPr>
+              <w:t>—</w:t>
+            </w:r>
+          </w:p>
+        </w:tc>
+        <w:tc>
+          <w:tcPr>
+            <w:tcW w:type="dxa" w:w="2422"/>
+            <w:tcBorders>
+              <w:top w:val="single" w:sz="4" w:space="0" w:color="AAAAAA"/>
+              <w:left w:val="single" w:sz="4" w:space="0" w:color="AAAAAA"/>
+              <w:bottom w:val="single" w:sz="4" w:space="0" w:color="AAAAAA"/>
+              <w:right w:val="single" w:sz="4" w:space="0" w:color="AAAAAA"/>
+              <w:insideH w:val="single" w:sz="4" w:space="0" w:color="AAAAAA"/>
+              <w:insideV w:val="single" w:sz="4" w:space="0" w:color="AAAAAA"/>
+            </w:tcBorders>
+          </w:tcPr>
+          <w:p>
+            <w:r>
+              <w:rPr>
+                <w:sz w:val="18"/>
+              </w:rPr>
+              <w:t>apply from http, allowInsecureProtocol, lancement de processus</w:t>
+            </w:r>
+          </w:p>
+        </w:tc>
+      </w:tr>
+      <w:tr>
+        <w:tc>
+          <w:tcPr>
+            <w:tcW w:type="dxa" w:w="2422"/>
+            <w:tcBorders>
+              <w:top w:val="single" w:sz="4" w:space="0" w:color="AAAAAA"/>
+              <w:left w:val="single" w:sz="4" w:space="0" w:color="AAAAAA"/>
+              <w:bottom w:val="single" w:sz="4" w:space="0" w:color="AAAAAA"/>
+              <w:right w:val="single" w:sz="4" w:space="0" w:color="AAAAAA"/>
+              <w:insideH w:val="single" w:sz="4" w:space="0" w:color="AAAAAA"/>
+              <w:insideV w:val="single" w:sz="4" w:space="0" w:color="AAAAAA"/>
+            </w:tcBorders>
+          </w:tcPr>
+          <w:p>
+            <w:r>
+              <w:rPr>
+                <w:b/>
+                <w:sz w:val="18"/>
+              </w:rPr>
+              <w:t>package.json composer.json requirements*.txt</w:t>
+            </w:r>
+          </w:p>
+        </w:tc>
+        <w:tc>
+          <w:tcPr>
+            <w:tcW w:type="dxa" w:w="2422"/>
+            <w:tcBorders>
+              <w:top w:val="single" w:sz="4" w:space="0" w:color="AAAAAA"/>
+              <w:left w:val="single" w:sz="4" w:space="0" w:color="AAAAAA"/>
+              <w:bottom w:val="single" w:sz="4" w:space="0" w:color="AAAAAA"/>
+              <w:right w:val="single" w:sz="4" w:space="0" w:color="AAAAAA"/>
+              <w:insideH w:val="single" w:sz="4" w:space="0" w:color="AAAAAA"/>
+              <w:insideV w:val="single" w:sz="4" w:space="0" w:color="AAAAAA"/>
+            </w:tcBorders>
+          </w:tcPr>
+          <w:p>
+            <w:r>
+              <w:rPr>
+                <w:sz w:val="18"/>
+              </w:rPr>
+              <w:t>Manifestes</w:t>
+            </w:r>
+          </w:p>
+        </w:tc>
+        <w:tc>
+          <w:tcPr>
+            <w:tcW w:type="dxa" w:w="2422"/>
+            <w:tcBorders>
+              <w:top w:val="single" w:sz="4" w:space="0" w:color="AAAAAA"/>
+              <w:left w:val="single" w:sz="4" w:space="0" w:color="AAAAAA"/>
+              <w:bottom w:val="single" w:sz="4" w:space="0" w:color="AAAAAA"/>
+              <w:right w:val="single" w:sz="4" w:space="0" w:color="AAAAAA"/>
+              <w:insideH w:val="single" w:sz="4" w:space="0" w:color="AAAAAA"/>
+              <w:insideV w:val="single" w:sz="4" w:space="0" w:color="AAAAAA"/>
+            </w:tcBorders>
+          </w:tcPr>
+          <w:p>
+            <w:r>
+              <w:rPr>
+                <w:sz w:val="18"/>
+              </w:rPr>
+              <w:t>—</w:t>
+            </w:r>
+          </w:p>
+        </w:tc>
+        <w:tc>
+          <w:tcPr>
+            <w:tcW w:type="dxa" w:w="2422"/>
+            <w:tcBorders>
+              <w:top w:val="single" w:sz="4" w:space="0" w:color="AAAAAA"/>
+              <w:left w:val="single" w:sz="4" w:space="0" w:color="AAAAAA"/>
+              <w:bottom w:val="single" w:sz="4" w:space="0" w:color="AAAAAA"/>
+              <w:right w:val="single" w:sz="4" w:space="0" w:color="AAAAAA"/>
+              <w:insideH w:val="single" w:sz="4" w:space="0" w:color="AAAAAA"/>
+              <w:insideV w:val="single" w:sz="4" w:space="0" w:color="AAAAAA"/>
+            </w:tcBorders>
+          </w:tcPr>
+          <w:p>
+            <w:r>
+              <w:rPr>
+                <w:sz w:val="18"/>
+              </w:rPr>
+              <w:t>hooks d'installation, dépendances http/git, identifiants dans une URL</w:t>
+            </w:r>
+          </w:p>
+        </w:tc>
+      </w:tr>
+      <w:tr>
+        <w:tc>
+          <w:tcPr>
+            <w:tcW w:type="dxa" w:w="2422"/>
+            <w:tcBorders>
+              <w:top w:val="single" w:sz="4" w:space="0" w:color="AAAAAA"/>
+              <w:left w:val="single" w:sz="4" w:space="0" w:color="AAAAAA"/>
+              <w:bottom w:val="single" w:sz="4" w:space="0" w:color="AAAAAA"/>
+              <w:right w:val="single" w:sz="4" w:space="0" w:color="AAAAAA"/>
+              <w:insideH w:val="single" w:sz="4" w:space="0" w:color="AAAAAA"/>
+              <w:insideV w:val="single" w:sz="4" w:space="0" w:color="AAAAAA"/>
+            </w:tcBorders>
+          </w:tcPr>
+          <w:p>
+            <w:r>
+              <w:rPr>
+                <w:b/>
+                <w:sz w:val="18"/>
+              </w:rPr>
+              <w:t>.pdf</w:t>
+            </w:r>
+          </w:p>
+        </w:tc>
+        <w:tc>
+          <w:tcPr>
+            <w:tcW w:type="dxa" w:w="2422"/>
+            <w:tcBorders>
+              <w:top w:val="single" w:sz="4" w:space="0" w:color="AAAAAA"/>
+              <w:left w:val="single" w:sz="4" w:space="0" w:color="AAAAAA"/>
+              <w:bottom w:val="single" w:sz="4" w:space="0" w:color="AAAAAA"/>
+              <w:right w:val="single" w:sz="4" w:space="0" w:color="AAAAAA"/>
+              <w:insideH w:val="single" w:sz="4" w:space="0" w:color="AAAAAA"/>
+              <w:insideV w:val="single" w:sz="4" w:space="0" w:color="AAAAAA"/>
+            </w:tcBorders>
+          </w:tcPr>
+          <w:p>
+            <w:r>
+              <w:rPr>
+                <w:sz w:val="18"/>
+              </w:rPr>
+              <w:t>PDF</w:t>
+            </w:r>
+          </w:p>
+        </w:tc>
+        <w:tc>
+          <w:tcPr>
+            <w:tcW w:type="dxa" w:w="2422"/>
+            <w:tcBorders>
+              <w:top w:val="single" w:sz="4" w:space="0" w:color="AAAAAA"/>
+              <w:left w:val="single" w:sz="4" w:space="0" w:color="AAAAAA"/>
+              <w:bottom w:val="single" w:sz="4" w:space="0" w:color="AAAAAA"/>
+              <w:right w:val="single" w:sz="4" w:space="0" w:color="AAAAAA"/>
+              <w:insideH w:val="single" w:sz="4" w:space="0" w:color="AAAAAA"/>
+              <w:insideV w:val="single" w:sz="4" w:space="0" w:color="AAAAAA"/>
+            </w:tcBorders>
+          </w:tcPr>
+          <w:p>
+            <w:r>
+              <w:rPr>
+                <w:sz w:val="18"/>
+              </w:rPr>
+              <w:t>—</w:t>
+            </w:r>
+          </w:p>
+        </w:tc>
+        <w:tc>
+          <w:tcPr>
+            <w:tcW w:type="dxa" w:w="2422"/>
+            <w:tcBorders>
+              <w:top w:val="single" w:sz="4" w:space="0" w:color="AAAAAA"/>
+              <w:left w:val="single" w:sz="4" w:space="0" w:color="AAAAAA"/>
+              <w:bottom w:val="single" w:sz="4" w:space="0" w:color="AAAAAA"/>
+              <w:right w:val="single" w:sz="4" w:space="0" w:color="AAAAAA"/>
+              <w:insideH w:val="single" w:sz="4" w:space="0" w:color="AAAAAA"/>
+              <w:insideV w:val="single" w:sz="4" w:space="0" w:color="AAAAAA"/>
+            </w:tcBorders>
+          </w:tcPr>
+          <w:p>
+            <w:r>
+              <w:rPr>
+                <w:sz w:val="18"/>
+              </w:rPr>
+              <w:t>JavaScript, actions automatiques, Launch, exécutable embarqué</w:t>
+            </w:r>
+          </w:p>
+        </w:tc>
+      </w:tr>
+      <w:tr>
+        <w:tc>
+          <w:tcPr>
+            <w:tcW w:type="dxa" w:w="2422"/>
+            <w:tcBorders>
+              <w:top w:val="single" w:sz="4" w:space="0" w:color="AAAAAA"/>
+              <w:left w:val="single" w:sz="4" w:space="0" w:color="AAAAAA"/>
+              <w:bottom w:val="single" w:sz="4" w:space="0" w:color="AAAAAA"/>
+              <w:right w:val="single" w:sz="4" w:space="0" w:color="AAAAAA"/>
+              <w:insideH w:val="single" w:sz="4" w:space="0" w:color="AAAAAA"/>
+              <w:insideV w:val="single" w:sz="4" w:space="0" w:color="AAAAAA"/>
+            </w:tcBorders>
+          </w:tcPr>
+          <w:p>
+            <w:r>
+              <w:rPr>
+                <w:b/>
+                <w:sz w:val="18"/>
+              </w:rPr>
+              <w:t>.jar .war .ear .aar</w:t>
+            </w:r>
+          </w:p>
+        </w:tc>
+        <w:tc>
+          <w:tcPr>
+            <w:tcW w:type="dxa" w:w="2422"/>
+            <w:tcBorders>
+              <w:top w:val="single" w:sz="4" w:space="0" w:color="AAAAAA"/>
+              <w:left w:val="single" w:sz="4" w:space="0" w:color="AAAAAA"/>
+              <w:bottom w:val="single" w:sz="4" w:space="0" w:color="AAAAAA"/>
+              <w:right w:val="single" w:sz="4" w:space="0" w:color="AAAAAA"/>
+              <w:insideH w:val="single" w:sz="4" w:space="0" w:color="AAAAAA"/>
+              <w:insideV w:val="single" w:sz="4" w:space="0" w:color="AAAAAA"/>
+            </w:tcBorders>
+          </w:tcPr>
+          <w:p>
+            <w:r>
+              <w:rPr>
+                <w:sz w:val="18"/>
+              </w:rPr>
+              <w:t>Archive Java</w:t>
+            </w:r>
+          </w:p>
+        </w:tc>
+        <w:tc>
+          <w:tcPr>
+            <w:tcW w:type="dxa" w:w="2422"/>
+            <w:tcBorders>
+              <w:top w:val="single" w:sz="4" w:space="0" w:color="AAAAAA"/>
+              <w:left w:val="single" w:sz="4" w:space="0" w:color="AAAAAA"/>
+              <w:bottom w:val="single" w:sz="4" w:space="0" w:color="AAAAAA"/>
+              <w:right w:val="single" w:sz="4" w:space="0" w:color="AAAAAA"/>
+              <w:insideH w:val="single" w:sz="4" w:space="0" w:color="AAAAAA"/>
+              <w:insideV w:val="single" w:sz="4" w:space="0" w:color="AAAAAA"/>
+            </w:tcBorders>
+          </w:tcPr>
+          <w:p>
+            <w:r>
+              <w:rPr>
+                <w:sz w:val="18"/>
+              </w:rPr>
+              <w:t>—</w:t>
+            </w:r>
+          </w:p>
+        </w:tc>
+        <w:tc>
+          <w:tcPr>
+            <w:tcW w:type="dxa" w:w="2422"/>
+            <w:tcBorders>
+              <w:top w:val="single" w:sz="4" w:space="0" w:color="AAAAAA"/>
+              <w:left w:val="single" w:sz="4" w:space="0" w:color="AAAAAA"/>
+              <w:bottom w:val="single" w:sz="4" w:space="0" w:color="AAAAAA"/>
+              <w:right w:val="single" w:sz="4" w:space="0" w:color="AAAAAA"/>
+              <w:insideH w:val="single" w:sz="4" w:space="0" w:color="AAAAAA"/>
+              <w:insideV w:val="single" w:sz="4" w:space="0" w:color="AAAAAA"/>
+            </w:tcBorders>
+          </w:tcPr>
+          <w:p>
+            <w:r>
+              <w:rPr>
+                <w:sz w:val="18"/>
+              </w:rPr>
+              <w:t>zip-slip, .class factice, exécutable caché, pool de constantes</w:t>
+            </w:r>
+          </w:p>
+        </w:tc>
+      </w:tr>
+      <w:tr>
+        <w:tc>
+          <w:tcPr>
+            <w:tcW w:type="dxa" w:w="2422"/>
+            <w:tcBorders>
+              <w:top w:val="single" w:sz="4" w:space="0" w:color="AAAAAA"/>
+              <w:left w:val="single" w:sz="4" w:space="0" w:color="AAAAAA"/>
+              <w:bottom w:val="single" w:sz="4" w:space="0" w:color="AAAAAA"/>
+              <w:right w:val="single" w:sz="4" w:space="0" w:color="AAAAAA"/>
+              <w:insideH w:val="single" w:sz="4" w:space="0" w:color="AAAAAA"/>
+              <w:insideV w:val="single" w:sz="4" w:space="0" w:color="AAAAAA"/>
+            </w:tcBorders>
+          </w:tcPr>
+          <w:p>
+            <w:r>
+              <w:rPr>
+                <w:b/>
+                <w:sz w:val="18"/>
+              </w:rPr>
+              <w:t>.so .dll .dylib .exe .elf .bin</w:t>
+            </w:r>
+          </w:p>
+        </w:tc>
+        <w:tc>
+          <w:tcPr>
+            <w:tcW w:type="dxa" w:w="2422"/>
+            <w:tcBorders>
+              <w:top w:val="single" w:sz="4" w:space="0" w:color="AAAAAA"/>
+              <w:left w:val="single" w:sz="4" w:space="0" w:color="AAAAAA"/>
+              <w:bottom w:val="single" w:sz="4" w:space="0" w:color="AAAAAA"/>
+              <w:right w:val="single" w:sz="4" w:space="0" w:color="AAAAAA"/>
+              <w:insideH w:val="single" w:sz="4" w:space="0" w:color="AAAAAA"/>
+              <w:insideV w:val="single" w:sz="4" w:space="0" w:color="AAAAAA"/>
+            </w:tcBorders>
+          </w:tcPr>
+          <w:p>
+            <w:r>
+              <w:rPr>
+                <w:sz w:val="18"/>
+              </w:rPr>
+              <w:t>Binaire</w:t>
+            </w:r>
+          </w:p>
+        </w:tc>
+        <w:tc>
+          <w:tcPr>
+            <w:tcW w:type="dxa" w:w="2422"/>
+            <w:tcBorders>
+              <w:top w:val="single" w:sz="4" w:space="0" w:color="AAAAAA"/>
+              <w:left w:val="single" w:sz="4" w:space="0" w:color="AAAAAA"/>
+              <w:bottom w:val="single" w:sz="4" w:space="0" w:color="AAAAAA"/>
+              <w:right w:val="single" w:sz="4" w:space="0" w:color="AAAAAA"/>
+              <w:insideH w:val="single" w:sz="4" w:space="0" w:color="AAAAAA"/>
+              <w:insideV w:val="single" w:sz="4" w:space="0" w:color="AAAAAA"/>
+            </w:tcBorders>
+          </w:tcPr>
+          <w:p>
+            <w:r>
+              <w:rPr>
+                <w:sz w:val="18"/>
+              </w:rPr>
+              <w:t>strings</w:t>
+            </w:r>
+          </w:p>
+        </w:tc>
+        <w:tc>
+          <w:tcPr>
+            <w:tcW w:type="dxa" w:w="2422"/>
+            <w:tcBorders>
+              <w:top w:val="single" w:sz="4" w:space="0" w:color="AAAAAA"/>
+              <w:left w:val="single" w:sz="4" w:space="0" w:color="AAAAAA"/>
+              <w:bottom w:val="single" w:sz="4" w:space="0" w:color="AAAAAA"/>
+              <w:right w:val="single" w:sz="4" w:space="0" w:color="AAAAAA"/>
+              <w:insideH w:val="single" w:sz="4" w:space="0" w:color="AAAAAA"/>
+              <w:insideV w:val="single" w:sz="4" w:space="0" w:color="AAAAAA"/>
+            </w:tcBorders>
+          </w:tcPr>
+          <w:p>
+            <w:r>
+              <w:rPr>
+                <w:sz w:val="18"/>
+              </w:rPr>
+              <w:t>FAIL automatique + recherche IOC dans strings</w:t>
+            </w:r>
+          </w:p>
+        </w:tc>
+      </w:tr>
+      <w:tr>
+        <w:tc>
+          <w:tcPr>
+            <w:tcW w:type="dxa" w:w="2422"/>
+            <w:tcBorders>
+              <w:top w:val="single" w:sz="4" w:space="0" w:color="AAAAAA"/>
+              <w:left w:val="single" w:sz="4" w:space="0" w:color="AAAAAA"/>
+              <w:bottom w:val="single" w:sz="4" w:space="0" w:color="AAAAAA"/>
+              <w:right w:val="single" w:sz="4" w:space="0" w:color="AAAAAA"/>
+              <w:insideH w:val="single" w:sz="4" w:space="0" w:color="AAAAAA"/>
+              <w:insideV w:val="single" w:sz="4" w:space="0" w:color="AAAAAA"/>
+            </w:tcBorders>
+          </w:tcPr>
+          <w:p>
+            <w:r>
+              <w:rPr>
+                <w:b/>
+                <w:sz w:val="18"/>
+              </w:rPr>
+              <w:t>.zip .tar .gz .tgz .bz2 .xz</w:t>
+            </w:r>
+          </w:p>
+        </w:tc>
+        <w:tc>
+          <w:tcPr>
+            <w:tcW w:type="dxa" w:w="2422"/>
+            <w:tcBorders>
+              <w:top w:val="single" w:sz="4" w:space="0" w:color="AAAAAA"/>
+              <w:left w:val="single" w:sz="4" w:space="0" w:color="AAAAAA"/>
+              <w:bottom w:val="single" w:sz="4" w:space="0" w:color="AAAAAA"/>
+              <w:right w:val="single" w:sz="4" w:space="0" w:color="AAAAAA"/>
+              <w:insideH w:val="single" w:sz="4" w:space="0" w:color="AAAAAA"/>
+              <w:insideV w:val="single" w:sz="4" w:space="0" w:color="AAAAAA"/>
+            </w:tcBorders>
+          </w:tcPr>
+          <w:p>
+            <w:r>
+              <w:rPr>
+                <w:sz w:val="18"/>
+              </w:rPr>
+              <w:t>Archive</w:t>
+            </w:r>
+          </w:p>
+        </w:tc>
+        <w:tc>
+          <w:tcPr>
+            <w:tcW w:type="dxa" w:w="2422"/>
+            <w:tcBorders>
+              <w:top w:val="single" w:sz="4" w:space="0" w:color="AAAAAA"/>
+              <w:left w:val="single" w:sz="4" w:space="0" w:color="AAAAAA"/>
+              <w:bottom w:val="single" w:sz="4" w:space="0" w:color="AAAAAA"/>
+              <w:right w:val="single" w:sz="4" w:space="0" w:color="AAAAAA"/>
+              <w:insideH w:val="single" w:sz="4" w:space="0" w:color="AAAAAA"/>
+              <w:insideV w:val="single" w:sz="4" w:space="0" w:color="AAAAAA"/>
+            </w:tcBorders>
+          </w:tcPr>
+          <w:p>
+            <w:r>
+              <w:rPr>
+                <w:sz w:val="18"/>
+              </w:rPr>
+              <w:t>—</w:t>
+            </w:r>
+          </w:p>
+        </w:tc>
+        <w:tc>
+          <w:tcPr>
+            <w:tcW w:type="dxa" w:w="2422"/>
+            <w:tcBorders>
+              <w:top w:val="single" w:sz="4" w:space="0" w:color="AAAAAA"/>
+              <w:left w:val="single" w:sz="4" w:space="0" w:color="AAAAAA"/>
+              <w:bottom w:val="single" w:sz="4" w:space="0" w:color="AAAAAA"/>
+              <w:right w:val="single" w:sz="4" w:space="0" w:color="AAAAAA"/>
+              <w:insideH w:val="single" w:sz="4" w:space="0" w:color="AAAAAA"/>
+              <w:insideV w:val="single" w:sz="4" w:space="0" w:color="AAAAAA"/>
+            </w:tcBorders>
+          </w:tcPr>
+          <w:p>
+            <w:r>
+              <w:rPr>
+                <w:sz w:val="18"/>
+              </w:rPr>
+              <w:t>FAIL automatique, extraction + re-scan requis</w:t>
+            </w:r>
+          </w:p>
+        </w:tc>
+      </w:tr>
+      <w:tr>
+        <w:tc>
+          <w:tcPr>
+            <w:tcW w:type="dxa" w:w="2422"/>
+            <w:tcBorders>
+              <w:top w:val="single" w:sz="4" w:space="0" w:color="AAAAAA"/>
+              <w:left w:val="single" w:sz="4" w:space="0" w:color="AAAAAA"/>
+              <w:bottom w:val="single" w:sz="4" w:space="0" w:color="AAAAAA"/>
+              <w:right w:val="single" w:sz="4" w:space="0" w:color="AAAAAA"/>
+              <w:insideH w:val="single" w:sz="4" w:space="0" w:color="AAAAAA"/>
+              <w:insideV w:val="single" w:sz="4" w:space="0" w:color="AAAAAA"/>
+            </w:tcBorders>
+          </w:tcPr>
+          <w:p>
+            <w:r>
+              <w:rPr>
+                <w:b/>
+                <w:sz w:val="18"/>
+              </w:rPr>
+              <w:t>.sql</w:t>
+            </w:r>
+          </w:p>
+        </w:tc>
+        <w:tc>
+          <w:tcPr>
+            <w:tcW w:type="dxa" w:w="2422"/>
+            <w:tcBorders>
+              <w:top w:val="single" w:sz="4" w:space="0" w:color="AAAAAA"/>
+              <w:left w:val="single" w:sz="4" w:space="0" w:color="AAAAAA"/>
+              <w:bottom w:val="single" w:sz="4" w:space="0" w:color="AAAAAA"/>
+              <w:right w:val="single" w:sz="4" w:space="0" w:color="AAAAAA"/>
+              <w:insideH w:val="single" w:sz="4" w:space="0" w:color="AAAAAA"/>
+              <w:insideV w:val="single" w:sz="4" w:space="0" w:color="AAAAAA"/>
+            </w:tcBorders>
+          </w:tcPr>
+          <w:p>
+            <w:r>
+              <w:rPr>
+                <w:sz w:val="18"/>
+              </w:rPr>
+              <w:t>SQL</w:t>
+            </w:r>
+          </w:p>
+        </w:tc>
+        <w:tc>
+          <w:tcPr>
+            <w:tcW w:type="dxa" w:w="2422"/>
+            <w:tcBorders>
+              <w:top w:val="single" w:sz="4" w:space="0" w:color="AAAAAA"/>
+              <w:left w:val="single" w:sz="4" w:space="0" w:color="AAAAAA"/>
+              <w:bottom w:val="single" w:sz="4" w:space="0" w:color="AAAAAA"/>
+              <w:right w:val="single" w:sz="4" w:space="0" w:color="AAAAAA"/>
+              <w:insideH w:val="single" w:sz="4" w:space="0" w:color="AAAAAA"/>
+              <w:insideV w:val="single" w:sz="4" w:space="0" w:color="AAAAAA"/>
+            </w:tcBorders>
+          </w:tcPr>
+          <w:p>
+            <w:r>
+              <w:rPr>
+                <w:sz w:val="18"/>
+              </w:rPr>
+              <w:t>—</w:t>
+            </w:r>
+          </w:p>
+        </w:tc>
+        <w:tc>
+          <w:tcPr>
+            <w:tcW w:type="dxa" w:w="2422"/>
+            <w:tcBorders>
+              <w:top w:val="single" w:sz="4" w:space="0" w:color="AAAAAA"/>
+              <w:left w:val="single" w:sz="4" w:space="0" w:color="AAAAAA"/>
+              <w:bottom w:val="single" w:sz="4" w:space="0" w:color="AAAAAA"/>
+              <w:right w:val="single" w:sz="4" w:space="0" w:color="AAAAAA"/>
+              <w:insideH w:val="single" w:sz="4" w:space="0" w:color="AAAAAA"/>
+              <w:insideV w:val="single" w:sz="4" w:space="0" w:color="AAAAAA"/>
+            </w:tcBorders>
+          </w:tcPr>
+          <w:p>
+            <w:r>
+              <w:rPr>
+                <w:sz w:val="18"/>
+              </w:rPr>
+              <w:t>xp_cmdshell, DROP TABLE/DATABASE, injections</w:t>
+            </w:r>
+          </w:p>
+        </w:tc>
+      </w:tr>
+      <w:tr>
+        <w:tc>
+          <w:tcPr>
+            <w:tcW w:type="dxa" w:w="2422"/>
+            <w:tcBorders>
+              <w:top w:val="single" w:sz="4" w:space="0" w:color="AAAAAA"/>
+              <w:left w:val="single" w:sz="4" w:space="0" w:color="AAAAAA"/>
+              <w:bottom w:val="single" w:sz="4" w:space="0" w:color="AAAAAA"/>
+              <w:right w:val="single" w:sz="4" w:space="0" w:color="AAAAAA"/>
+              <w:insideH w:val="single" w:sz="4" w:space="0" w:color="AAAAAA"/>
+              <w:insideV w:val="single" w:sz="4" w:space="0" w:color="AAAAAA"/>
+            </w:tcBorders>
+          </w:tcPr>
+          <w:p>
+            <w:r>
+              <w:rPr>
+                <w:b/>
+                <w:sz w:val="18"/>
+              </w:rPr>
+              <w:t>.json .md .txt .rst</w:t>
             </w:r>
           </w:p>
         </w:tc>
@@ -3901,7 +5231,7 @@
         <w:rPr>
           <w:color w:val="2E75B6"/>
         </w:rPr>
-        <w:t>5.4 Shell / PowerShell (.sh .bash .zsh .ps1 .psm1)</w:t>
+        <w:t>5.4 Shell (.sh .bash .zsh .ksh)</w:t>
       </w:r>
     </w:p>
     <w:p>
@@ -3912,7 +5242,7 @@
           <w:color w:val="606060"/>
           <w:sz w:val="20"/>
         </w:rPr>
-        <w:t>Extensions concernées : .sh, .bash, .zsh, .ps1, .psm1</w:t>
+        <w:t>Extensions concernées : .sh, .bash, .zsh, .ksh</w:t>
       </w:r>
     </w:p>
     <w:p>
@@ -3922,7 +5252,7 @@
           <w:i w:val="0"/>
           <w:sz w:val="20"/>
         </w:rPr>
-        <w:t>Les scripts shell sont des vecteurs d'attaque directs car leur exécution est immédiate et leur syntaxe permet facilement d'obfusquer des commandes.</w:t>
+        <w:t>Les scripts shell sont des vecteurs d'attaque directs car leur exécution est immédiate et leur syntaxe permet facilement d'obfusquer des commandes. PowerShell a son propre jeu de règles (5.15) et les fichiers batch Windows le leur (5.16).</w:t>
       </w:r>
     </w:p>
     <w:tbl>
@@ -5459,7 +6789,7 @@
           <w:i w:val="0"/>
           <w:sz w:val="20"/>
         </w:rPr>
-        <w:t>Les archives nécessitent un traitement spécial car leur contenu n'est pas directement scannable sans extraction préalable.</w:t>
+        <w:t>Les archives nécessitent un traitement spécial car leur contenu n'est pas directement scannable sans extraction préalable. Les archives Java (.jar .war .ear .aar) font exception : elles sont ouvertes et inspectées sur place (5.25).</w:t>
       </w:r>
     </w:p>
     <w:tbl>
@@ -6153,6 +7483,5938 @@
                 <w:sz w:val="18"/>
               </w:rPr>
               <w:t>FAIL</w:t>
+            </w:r>
+          </w:p>
+        </w:tc>
+      </w:tr>
+    </w:tbl>
+    <w:p/>
+    <w:p>
+      <w:pPr>
+        <w:pStyle w:val="Heading2"/>
+      </w:pPr>
+      <w:r>
+        <w:rPr>
+          <w:color w:val="2E75B6"/>
+        </w:rPr>
+        <w:t>5.12 Rust (.rs)</w:t>
+      </w:r>
+    </w:p>
+    <w:p>
+      <w:r>
+        <w:rPr>
+          <w:b w:val="0"/>
+          <w:i/>
+          <w:color w:val="606060"/>
+          <w:sz w:val="20"/>
+        </w:rPr>
+        <w:t>Extensions concernées : .rs</w:t>
+      </w:r>
+    </w:p>
+    <w:p>
+      <w:r>
+        <w:rPr>
+          <w:b w:val="0"/>
+          <w:i w:val="0"/>
+          <w:sz w:val="20"/>
+        </w:rPr>
+        <w:t>Un jeu de règles volontairement réduit : trois contrôles, tous bloquants. Un script build.rs est aiguillé ici aussi et utilise légitimement std::process::Command : il déclenche donc des faux positifs, c'est une limite connue et non un cas couvert.</w:t>
+      </w:r>
+    </w:p>
+    <w:tbl>
+      <w:tblPr>
+        <w:tblStyle w:val="TableGrid"/>
+        <w:tblW w:type="auto" w:w="0"/>
+        <w:tblLook w:firstColumn="1" w:firstRow="1" w:lastColumn="0" w:lastRow="0" w:noHBand="0" w:noVBand="1" w:val="04A0"/>
+      </w:tblPr>
+      <w:tblGrid>
+        <w:gridCol w:w="3230"/>
+        <w:gridCol w:w="3230"/>
+        <w:gridCol w:w="3230"/>
+      </w:tblGrid>
+      <w:tr>
+        <w:tc>
+          <w:tcPr>
+            <w:tcW w:type="dxa" w:w="2268"/>
+            <w:shd w:val="clear" w:color="auto" w:fill="1F3864"/>
+            <w:tcBorders>
+              <w:top w:val="single" w:sz="4" w:space="0" w:color="AAAAAA"/>
+              <w:left w:val="single" w:sz="4" w:space="0" w:color="AAAAAA"/>
+              <w:bottom w:val="single" w:sz="4" w:space="0" w:color="AAAAAA"/>
+              <w:right w:val="single" w:sz="4" w:space="0" w:color="AAAAAA"/>
+              <w:insideH w:val="single" w:sz="4" w:space="0" w:color="AAAAAA"/>
+              <w:insideV w:val="single" w:sz="4" w:space="0" w:color="AAAAAA"/>
+            </w:tcBorders>
+          </w:tcPr>
+          <w:p>
+            <w:pPr>
+              <w:jc w:val="center"/>
+            </w:pPr>
+            <w:r>
+              <w:rPr>
+                <w:b/>
+                <w:color w:val="FFFFFF"/>
+                <w:sz w:val="18"/>
+              </w:rPr>
+              <w:t>Vérification</w:t>
+            </w:r>
+          </w:p>
+        </w:tc>
+        <w:tc>
+          <w:tcPr>
+            <w:tcW w:type="dxa" w:w="6520"/>
+            <w:shd w:val="clear" w:color="auto" w:fill="1F3864"/>
+            <w:tcBorders>
+              <w:top w:val="single" w:sz="4" w:space="0" w:color="AAAAAA"/>
+              <w:left w:val="single" w:sz="4" w:space="0" w:color="AAAAAA"/>
+              <w:bottom w:val="single" w:sz="4" w:space="0" w:color="AAAAAA"/>
+              <w:right w:val="single" w:sz="4" w:space="0" w:color="AAAAAA"/>
+              <w:insideH w:val="single" w:sz="4" w:space="0" w:color="AAAAAA"/>
+              <w:insideV w:val="single" w:sz="4" w:space="0" w:color="AAAAAA"/>
+            </w:tcBorders>
+          </w:tcPr>
+          <w:p>
+            <w:pPr>
+              <w:jc w:val="center"/>
+            </w:pPr>
+            <w:r>
+              <w:rPr>
+                <w:b/>
+                <w:color w:val="FFFFFF"/>
+                <w:sz w:val="18"/>
+              </w:rPr>
+              <w:t>Explication détaillée</w:t>
+            </w:r>
+          </w:p>
+        </w:tc>
+        <w:tc>
+          <w:tcPr>
+            <w:tcW w:type="dxa" w:w="1134"/>
+            <w:shd w:val="clear" w:color="auto" w:fill="1F3864"/>
+            <w:tcBorders>
+              <w:top w:val="single" w:sz="4" w:space="0" w:color="AAAAAA"/>
+              <w:left w:val="single" w:sz="4" w:space="0" w:color="AAAAAA"/>
+              <w:bottom w:val="single" w:sz="4" w:space="0" w:color="AAAAAA"/>
+              <w:right w:val="single" w:sz="4" w:space="0" w:color="AAAAAA"/>
+              <w:insideH w:val="single" w:sz="4" w:space="0" w:color="AAAAAA"/>
+              <w:insideV w:val="single" w:sz="4" w:space="0" w:color="AAAAAA"/>
+            </w:tcBorders>
+          </w:tcPr>
+          <w:p>
+            <w:pPr>
+              <w:jc w:val="center"/>
+            </w:pPr>
+            <w:r>
+              <w:rPr>
+                <w:b/>
+                <w:color w:val="FFFFFF"/>
+                <w:sz w:val="18"/>
+              </w:rPr>
+              <w:t>Verdict</w:t>
+            </w:r>
+          </w:p>
+        </w:tc>
+      </w:tr>
+      <w:tr>
+        <w:tc>
+          <w:tcPr>
+            <w:tcW w:type="dxa" w:w="3230"/>
+            <w:tcBorders>
+              <w:top w:val="single" w:sz="4" w:space="0" w:color="AAAAAA"/>
+              <w:left w:val="single" w:sz="4" w:space="0" w:color="AAAAAA"/>
+              <w:bottom w:val="single" w:sz="4" w:space="0" w:color="AAAAAA"/>
+              <w:right w:val="single" w:sz="4" w:space="0" w:color="AAAAAA"/>
+              <w:insideH w:val="single" w:sz="4" w:space="0" w:color="AAAAAA"/>
+              <w:insideV w:val="single" w:sz="4" w:space="0" w:color="AAAAAA"/>
+            </w:tcBorders>
+          </w:tcPr>
+          <w:p>
+            <w:r>
+              <w:rPr>
+                <w:b/>
+                <w:sz w:val="18"/>
+              </w:rPr>
+              <w:t>CWE-119 — bloc unsafe</w:t>
+            </w:r>
+          </w:p>
+        </w:tc>
+        <w:tc>
+          <w:tcPr>
+            <w:tcW w:type="dxa" w:w="3230"/>
+            <w:tcBorders>
+              <w:top w:val="single" w:sz="4" w:space="0" w:color="AAAAAA"/>
+              <w:left w:val="single" w:sz="4" w:space="0" w:color="AAAAAA"/>
+              <w:bottom w:val="single" w:sz="4" w:space="0" w:color="AAAAAA"/>
+              <w:right w:val="single" w:sz="4" w:space="0" w:color="AAAAAA"/>
+              <w:insideH w:val="single" w:sz="4" w:space="0" w:color="AAAAAA"/>
+              <w:insideV w:val="single" w:sz="4" w:space="0" w:color="AAAAAA"/>
+            </w:tcBorders>
+          </w:tcPr>
+          <w:p>
+            <w:r>
+              <w:rPr>
+                <w:sz w:val="18"/>
+              </w:rPr>
+              <w:t>Tout bloc unsafe { } désactive les garanties de sûreté mémoire du compilateur et exige une relecture humaine avant l'import du code.</w:t>
+            </w:r>
+          </w:p>
+        </w:tc>
+        <w:tc>
+          <w:tcPr>
+            <w:tcW w:type="dxa" w:w="3230"/>
+            <w:shd w:val="clear" w:color="auto" w:fill="FFC7CE"/>
+            <w:tcBorders>
+              <w:top w:val="single" w:sz="4" w:space="0" w:color="AAAAAA"/>
+              <w:left w:val="single" w:sz="4" w:space="0" w:color="AAAAAA"/>
+              <w:bottom w:val="single" w:sz="4" w:space="0" w:color="AAAAAA"/>
+              <w:right w:val="single" w:sz="4" w:space="0" w:color="AAAAAA"/>
+              <w:insideH w:val="single" w:sz="4" w:space="0" w:color="AAAAAA"/>
+              <w:insideV w:val="single" w:sz="4" w:space="0" w:color="AAAAAA"/>
+            </w:tcBorders>
+          </w:tcPr>
+          <w:p>
+            <w:r>
+              <w:rPr>
+                <w:b/>
+                <w:color w:val="C00000"/>
+                <w:sz w:val="18"/>
+              </w:rPr>
+              <w:t>FAIL</w:t>
+            </w:r>
+          </w:p>
+        </w:tc>
+      </w:tr>
+      <w:tr>
+        <w:tc>
+          <w:tcPr>
+            <w:tcW w:type="dxa" w:w="3230"/>
+            <w:tcBorders>
+              <w:top w:val="single" w:sz="4" w:space="0" w:color="AAAAAA"/>
+              <w:left w:val="single" w:sz="4" w:space="0" w:color="AAAAAA"/>
+              <w:bottom w:val="single" w:sz="4" w:space="0" w:color="AAAAAA"/>
+              <w:right w:val="single" w:sz="4" w:space="0" w:color="AAAAAA"/>
+              <w:insideH w:val="single" w:sz="4" w:space="0" w:color="AAAAAA"/>
+              <w:insideV w:val="single" w:sz="4" w:space="0" w:color="AAAAAA"/>
+            </w:tcBorders>
+          </w:tcPr>
+          <w:p>
+            <w:r>
+              <w:rPr>
+                <w:b/>
+                <w:sz w:val="18"/>
+              </w:rPr>
+              <w:t>CWE-78 — std::process::Command</w:t>
+            </w:r>
+          </w:p>
+        </w:tc>
+        <w:tc>
+          <w:tcPr>
+            <w:tcW w:type="dxa" w:w="3230"/>
+            <w:tcBorders>
+              <w:top w:val="single" w:sz="4" w:space="0" w:color="AAAAAA"/>
+              <w:left w:val="single" w:sz="4" w:space="0" w:color="AAAAAA"/>
+              <w:bottom w:val="single" w:sz="4" w:space="0" w:color="AAAAAA"/>
+              <w:right w:val="single" w:sz="4" w:space="0" w:color="AAAAAA"/>
+              <w:insideH w:val="single" w:sz="4" w:space="0" w:color="AAAAAA"/>
+              <w:insideV w:val="single" w:sz="4" w:space="0" w:color="AAAAAA"/>
+            </w:tcBorders>
+          </w:tcPr>
+          <w:p>
+            <w:r>
+              <w:rPr>
+                <w:sz w:val="18"/>
+              </w:rPr>
+              <w:t>Lancement d'un processus externe depuis Rust ; si un argument est influençable par un attaquant, c'est une injection de commandes.</w:t>
+            </w:r>
+          </w:p>
+        </w:tc>
+        <w:tc>
+          <w:tcPr>
+            <w:tcW w:type="dxa" w:w="3230"/>
+            <w:shd w:val="clear" w:color="auto" w:fill="FFC7CE"/>
+            <w:tcBorders>
+              <w:top w:val="single" w:sz="4" w:space="0" w:color="AAAAAA"/>
+              <w:left w:val="single" w:sz="4" w:space="0" w:color="AAAAAA"/>
+              <w:bottom w:val="single" w:sz="4" w:space="0" w:color="AAAAAA"/>
+              <w:right w:val="single" w:sz="4" w:space="0" w:color="AAAAAA"/>
+              <w:insideH w:val="single" w:sz="4" w:space="0" w:color="AAAAAA"/>
+              <w:insideV w:val="single" w:sz="4" w:space="0" w:color="AAAAAA"/>
+            </w:tcBorders>
+          </w:tcPr>
+          <w:p>
+            <w:r>
+              <w:rPr>
+                <w:b/>
+                <w:color w:val="C00000"/>
+                <w:sz w:val="18"/>
+              </w:rPr>
+              <w:t>FAIL</w:t>
+            </w:r>
+          </w:p>
+        </w:tc>
+      </w:tr>
+      <w:tr>
+        <w:tc>
+          <w:tcPr>
+            <w:tcW w:type="dxa" w:w="3230"/>
+            <w:tcBorders>
+              <w:top w:val="single" w:sz="4" w:space="0" w:color="AAAAAA"/>
+              <w:left w:val="single" w:sz="4" w:space="0" w:color="AAAAAA"/>
+              <w:bottom w:val="single" w:sz="4" w:space="0" w:color="AAAAAA"/>
+              <w:right w:val="single" w:sz="4" w:space="0" w:color="AAAAAA"/>
+              <w:insideH w:val="single" w:sz="4" w:space="0" w:color="AAAAAA"/>
+              <w:insideV w:val="single" w:sz="4" w:space="0" w:color="AAAAAA"/>
+            </w:tcBorders>
+          </w:tcPr>
+          <w:p>
+            <w:r>
+              <w:rPr>
+                <w:b/>
+                <w:sz w:val="18"/>
+              </w:rPr>
+              <w:t>CWE-798 — secret en dur</w:t>
+            </w:r>
+          </w:p>
+        </w:tc>
+        <w:tc>
+          <w:tcPr>
+            <w:tcW w:type="dxa" w:w="3230"/>
+            <w:tcBorders>
+              <w:top w:val="single" w:sz="4" w:space="0" w:color="AAAAAA"/>
+              <w:left w:val="single" w:sz="4" w:space="0" w:color="AAAAAA"/>
+              <w:bottom w:val="single" w:sz="4" w:space="0" w:color="AAAAAA"/>
+              <w:right w:val="single" w:sz="4" w:space="0" w:color="AAAAAA"/>
+              <w:insideH w:val="single" w:sz="4" w:space="0" w:color="AAAAAA"/>
+              <w:insideV w:val="single" w:sz="4" w:space="0" w:color="AAAAAA"/>
+            </w:tcBorders>
+          </w:tcPr>
+          <w:p>
+            <w:r>
+              <w:rPr>
+                <w:sz w:val="18"/>
+              </w:rPr>
+              <w:t>password, secret, api_key ou token affecté d'une chaîne littérale de quatre caractères ou plus.</w:t>
+            </w:r>
+          </w:p>
+        </w:tc>
+        <w:tc>
+          <w:tcPr>
+            <w:tcW w:type="dxa" w:w="3230"/>
+            <w:shd w:val="clear" w:color="auto" w:fill="FFC7CE"/>
+            <w:tcBorders>
+              <w:top w:val="single" w:sz="4" w:space="0" w:color="AAAAAA"/>
+              <w:left w:val="single" w:sz="4" w:space="0" w:color="AAAAAA"/>
+              <w:bottom w:val="single" w:sz="4" w:space="0" w:color="AAAAAA"/>
+              <w:right w:val="single" w:sz="4" w:space="0" w:color="AAAAAA"/>
+              <w:insideH w:val="single" w:sz="4" w:space="0" w:color="AAAAAA"/>
+              <w:insideV w:val="single" w:sz="4" w:space="0" w:color="AAAAAA"/>
+            </w:tcBorders>
+          </w:tcPr>
+          <w:p>
+            <w:r>
+              <w:rPr>
+                <w:b/>
+                <w:color w:val="C00000"/>
+                <w:sz w:val="18"/>
+              </w:rPr>
+              <w:t>FAIL</w:t>
+            </w:r>
+          </w:p>
+        </w:tc>
+      </w:tr>
+    </w:tbl>
+    <w:p/>
+    <w:p>
+      <w:pPr>
+        <w:pStyle w:val="Heading2"/>
+      </w:pPr>
+      <w:r>
+        <w:rPr>
+          <w:color w:val="2E75B6"/>
+        </w:rPr>
+        <w:t>5.13 Kotlin (.kt, et .kts hors *.gradle.kts)</w:t>
+      </w:r>
+    </w:p>
+    <w:p>
+      <w:r>
+        <w:rPr>
+          <w:b w:val="0"/>
+          <w:i/>
+          <w:color w:val="606060"/>
+          <w:sz w:val="20"/>
+        </w:rPr>
+        <w:t>Extensions concernées : .kt, .kts</w:t>
+      </w:r>
+    </w:p>
+    <w:p>
+      <w:r>
+        <w:rPr>
+          <w:b w:val="0"/>
+          <w:i w:val="0"/>
+          <w:sz w:val="20"/>
+        </w:rPr>
+        <w:t>Règles sur le code source Kotlin. Un fichier *.gradle.kts est un script de build Gradle et non du code source : il est aiguillé vers le scanner Gradle (5.22).</w:t>
+      </w:r>
+    </w:p>
+    <w:tbl>
+      <w:tblPr>
+        <w:tblStyle w:val="TableGrid"/>
+        <w:tblW w:type="auto" w:w="0"/>
+        <w:tblLook w:firstColumn="1" w:firstRow="1" w:lastColumn="0" w:lastRow="0" w:noHBand="0" w:noVBand="1" w:val="04A0"/>
+      </w:tblPr>
+      <w:tblGrid>
+        <w:gridCol w:w="3230"/>
+        <w:gridCol w:w="3230"/>
+        <w:gridCol w:w="3230"/>
+      </w:tblGrid>
+      <w:tr>
+        <w:tc>
+          <w:tcPr>
+            <w:tcW w:type="dxa" w:w="2268"/>
+            <w:shd w:val="clear" w:color="auto" w:fill="1F3864"/>
+            <w:tcBorders>
+              <w:top w:val="single" w:sz="4" w:space="0" w:color="AAAAAA"/>
+              <w:left w:val="single" w:sz="4" w:space="0" w:color="AAAAAA"/>
+              <w:bottom w:val="single" w:sz="4" w:space="0" w:color="AAAAAA"/>
+              <w:right w:val="single" w:sz="4" w:space="0" w:color="AAAAAA"/>
+              <w:insideH w:val="single" w:sz="4" w:space="0" w:color="AAAAAA"/>
+              <w:insideV w:val="single" w:sz="4" w:space="0" w:color="AAAAAA"/>
+            </w:tcBorders>
+          </w:tcPr>
+          <w:p>
+            <w:pPr>
+              <w:jc w:val="center"/>
+            </w:pPr>
+            <w:r>
+              <w:rPr>
+                <w:b/>
+                <w:color w:val="FFFFFF"/>
+                <w:sz w:val="18"/>
+              </w:rPr>
+              <w:t>Vérification</w:t>
+            </w:r>
+          </w:p>
+        </w:tc>
+        <w:tc>
+          <w:tcPr>
+            <w:tcW w:type="dxa" w:w="6520"/>
+            <w:shd w:val="clear" w:color="auto" w:fill="1F3864"/>
+            <w:tcBorders>
+              <w:top w:val="single" w:sz="4" w:space="0" w:color="AAAAAA"/>
+              <w:left w:val="single" w:sz="4" w:space="0" w:color="AAAAAA"/>
+              <w:bottom w:val="single" w:sz="4" w:space="0" w:color="AAAAAA"/>
+              <w:right w:val="single" w:sz="4" w:space="0" w:color="AAAAAA"/>
+              <w:insideH w:val="single" w:sz="4" w:space="0" w:color="AAAAAA"/>
+              <w:insideV w:val="single" w:sz="4" w:space="0" w:color="AAAAAA"/>
+            </w:tcBorders>
+          </w:tcPr>
+          <w:p>
+            <w:pPr>
+              <w:jc w:val="center"/>
+            </w:pPr>
+            <w:r>
+              <w:rPr>
+                <w:b/>
+                <w:color w:val="FFFFFF"/>
+                <w:sz w:val="18"/>
+              </w:rPr>
+              <w:t>Explication détaillée</w:t>
+            </w:r>
+          </w:p>
+        </w:tc>
+        <w:tc>
+          <w:tcPr>
+            <w:tcW w:type="dxa" w:w="1134"/>
+            <w:shd w:val="clear" w:color="auto" w:fill="1F3864"/>
+            <w:tcBorders>
+              <w:top w:val="single" w:sz="4" w:space="0" w:color="AAAAAA"/>
+              <w:left w:val="single" w:sz="4" w:space="0" w:color="AAAAAA"/>
+              <w:bottom w:val="single" w:sz="4" w:space="0" w:color="AAAAAA"/>
+              <w:right w:val="single" w:sz="4" w:space="0" w:color="AAAAAA"/>
+              <w:insideH w:val="single" w:sz="4" w:space="0" w:color="AAAAAA"/>
+              <w:insideV w:val="single" w:sz="4" w:space="0" w:color="AAAAAA"/>
+            </w:tcBorders>
+          </w:tcPr>
+          <w:p>
+            <w:pPr>
+              <w:jc w:val="center"/>
+            </w:pPr>
+            <w:r>
+              <w:rPr>
+                <w:b/>
+                <w:color w:val="FFFFFF"/>
+                <w:sz w:val="18"/>
+              </w:rPr>
+              <w:t>Verdict</w:t>
+            </w:r>
+          </w:p>
+        </w:tc>
+      </w:tr>
+      <w:tr>
+        <w:tc>
+          <w:tcPr>
+            <w:tcW w:type="dxa" w:w="3230"/>
+            <w:tcBorders>
+              <w:top w:val="single" w:sz="4" w:space="0" w:color="AAAAAA"/>
+              <w:left w:val="single" w:sz="4" w:space="0" w:color="AAAAAA"/>
+              <w:bottom w:val="single" w:sz="4" w:space="0" w:color="AAAAAA"/>
+              <w:right w:val="single" w:sz="4" w:space="0" w:color="AAAAAA"/>
+              <w:insideH w:val="single" w:sz="4" w:space="0" w:color="AAAAAA"/>
+              <w:insideV w:val="single" w:sz="4" w:space="0" w:color="AAAAAA"/>
+            </w:tcBorders>
+          </w:tcPr>
+          <w:p>
+            <w:r>
+              <w:rPr>
+                <w:b/>
+                <w:sz w:val="18"/>
+              </w:rPr>
+              <w:t>CWE-78 — Runtime.exec</w:t>
+            </w:r>
+          </w:p>
+        </w:tc>
+        <w:tc>
+          <w:tcPr>
+            <w:tcW w:type="dxa" w:w="3230"/>
+            <w:tcBorders>
+              <w:top w:val="single" w:sz="4" w:space="0" w:color="AAAAAA"/>
+              <w:left w:val="single" w:sz="4" w:space="0" w:color="AAAAAA"/>
+              <w:bottom w:val="single" w:sz="4" w:space="0" w:color="AAAAAA"/>
+              <w:right w:val="single" w:sz="4" w:space="0" w:color="AAAAAA"/>
+              <w:insideH w:val="single" w:sz="4" w:space="0" w:color="AAAAAA"/>
+              <w:insideV w:val="single" w:sz="4" w:space="0" w:color="AAAAAA"/>
+            </w:tcBorders>
+          </w:tcPr>
+          <w:p>
+            <w:r>
+              <w:rPr>
+                <w:sz w:val="18"/>
+              </w:rPr>
+              <w:t>Runtime.getRuntime().exec() lance une commande système.</w:t>
+            </w:r>
+          </w:p>
+        </w:tc>
+        <w:tc>
+          <w:tcPr>
+            <w:tcW w:type="dxa" w:w="3230"/>
+            <w:shd w:val="clear" w:color="auto" w:fill="FFC7CE"/>
+            <w:tcBorders>
+              <w:top w:val="single" w:sz="4" w:space="0" w:color="AAAAAA"/>
+              <w:left w:val="single" w:sz="4" w:space="0" w:color="AAAAAA"/>
+              <w:bottom w:val="single" w:sz="4" w:space="0" w:color="AAAAAA"/>
+              <w:right w:val="single" w:sz="4" w:space="0" w:color="AAAAAA"/>
+              <w:insideH w:val="single" w:sz="4" w:space="0" w:color="AAAAAA"/>
+              <w:insideV w:val="single" w:sz="4" w:space="0" w:color="AAAAAA"/>
+            </w:tcBorders>
+          </w:tcPr>
+          <w:p>
+            <w:r>
+              <w:rPr>
+                <w:b/>
+                <w:color w:val="C00000"/>
+                <w:sz w:val="18"/>
+              </w:rPr>
+              <w:t>FAIL</w:t>
+            </w:r>
+          </w:p>
+        </w:tc>
+      </w:tr>
+      <w:tr>
+        <w:tc>
+          <w:tcPr>
+            <w:tcW w:type="dxa" w:w="3230"/>
+            <w:tcBorders>
+              <w:top w:val="single" w:sz="4" w:space="0" w:color="AAAAAA"/>
+              <w:left w:val="single" w:sz="4" w:space="0" w:color="AAAAAA"/>
+              <w:bottom w:val="single" w:sz="4" w:space="0" w:color="AAAAAA"/>
+              <w:right w:val="single" w:sz="4" w:space="0" w:color="AAAAAA"/>
+              <w:insideH w:val="single" w:sz="4" w:space="0" w:color="AAAAAA"/>
+              <w:insideV w:val="single" w:sz="4" w:space="0" w:color="AAAAAA"/>
+            </w:tcBorders>
+          </w:tcPr>
+          <w:p>
+            <w:r>
+              <w:rPr>
+                <w:b/>
+                <w:sz w:val="18"/>
+              </w:rPr>
+              <w:t>CWE-798 — secret en dur</w:t>
+            </w:r>
+          </w:p>
+        </w:tc>
+        <w:tc>
+          <w:tcPr>
+            <w:tcW w:type="dxa" w:w="3230"/>
+            <w:tcBorders>
+              <w:top w:val="single" w:sz="4" w:space="0" w:color="AAAAAA"/>
+              <w:left w:val="single" w:sz="4" w:space="0" w:color="AAAAAA"/>
+              <w:bottom w:val="single" w:sz="4" w:space="0" w:color="AAAAAA"/>
+              <w:right w:val="single" w:sz="4" w:space="0" w:color="AAAAAA"/>
+              <w:insideH w:val="single" w:sz="4" w:space="0" w:color="AAAAAA"/>
+              <w:insideV w:val="single" w:sz="4" w:space="0" w:color="AAAAAA"/>
+            </w:tcBorders>
+          </w:tcPr>
+          <w:p>
+            <w:r>
+              <w:rPr>
+                <w:sz w:val="18"/>
+              </w:rPr>
+              <w:t>Un mot de passe, secret ou clé d'API affecté d'une chaîne littérale.</w:t>
+            </w:r>
+          </w:p>
+        </w:tc>
+        <w:tc>
+          <w:tcPr>
+            <w:tcW w:type="dxa" w:w="3230"/>
+            <w:shd w:val="clear" w:color="auto" w:fill="FFC7CE"/>
+            <w:tcBorders>
+              <w:top w:val="single" w:sz="4" w:space="0" w:color="AAAAAA"/>
+              <w:left w:val="single" w:sz="4" w:space="0" w:color="AAAAAA"/>
+              <w:bottom w:val="single" w:sz="4" w:space="0" w:color="AAAAAA"/>
+              <w:right w:val="single" w:sz="4" w:space="0" w:color="AAAAAA"/>
+              <w:insideH w:val="single" w:sz="4" w:space="0" w:color="AAAAAA"/>
+              <w:insideV w:val="single" w:sz="4" w:space="0" w:color="AAAAAA"/>
+            </w:tcBorders>
+          </w:tcPr>
+          <w:p>
+            <w:r>
+              <w:rPr>
+                <w:b/>
+                <w:color w:val="C00000"/>
+                <w:sz w:val="18"/>
+              </w:rPr>
+              <w:t>FAIL</w:t>
+            </w:r>
+          </w:p>
+        </w:tc>
+      </w:tr>
+      <w:tr>
+        <w:tc>
+          <w:tcPr>
+            <w:tcW w:type="dxa" w:w="3230"/>
+            <w:tcBorders>
+              <w:top w:val="single" w:sz="4" w:space="0" w:color="AAAAAA"/>
+              <w:left w:val="single" w:sz="4" w:space="0" w:color="AAAAAA"/>
+              <w:bottom w:val="single" w:sz="4" w:space="0" w:color="AAAAAA"/>
+              <w:right w:val="single" w:sz="4" w:space="0" w:color="AAAAAA"/>
+              <w:insideH w:val="single" w:sz="4" w:space="0" w:color="AAAAAA"/>
+              <w:insideV w:val="single" w:sz="4" w:space="0" w:color="AAAAAA"/>
+            </w:tcBorders>
+          </w:tcPr>
+          <w:p>
+            <w:r>
+              <w:rPr>
+                <w:b/>
+                <w:sz w:val="18"/>
+              </w:rPr>
+              <w:t>CWE-327 — hachage faible MD5 / SHA-1</w:t>
+            </w:r>
+          </w:p>
+        </w:tc>
+        <w:tc>
+          <w:tcPr>
+            <w:tcW w:type="dxa" w:w="3230"/>
+            <w:tcBorders>
+              <w:top w:val="single" w:sz="4" w:space="0" w:color="AAAAAA"/>
+              <w:left w:val="single" w:sz="4" w:space="0" w:color="AAAAAA"/>
+              <w:bottom w:val="single" w:sz="4" w:space="0" w:color="AAAAAA"/>
+              <w:right w:val="single" w:sz="4" w:space="0" w:color="AAAAAA"/>
+              <w:insideH w:val="single" w:sz="4" w:space="0" w:color="AAAAAA"/>
+              <w:insideV w:val="single" w:sz="4" w:space="0" w:color="AAAAAA"/>
+            </w:tcBorders>
+          </w:tcPr>
+          <w:p>
+            <w:r>
+              <w:rPr>
+                <w:sz w:val="18"/>
+              </w:rPr>
+              <w:t>MessageDigest.getInstance("MD5") ou "SHA-1".</w:t>
+            </w:r>
+          </w:p>
+        </w:tc>
+        <w:tc>
+          <w:tcPr>
+            <w:tcW w:type="dxa" w:w="3230"/>
+            <w:shd w:val="clear" w:color="auto" w:fill="FFC7CE"/>
+            <w:tcBorders>
+              <w:top w:val="single" w:sz="4" w:space="0" w:color="AAAAAA"/>
+              <w:left w:val="single" w:sz="4" w:space="0" w:color="AAAAAA"/>
+              <w:bottom w:val="single" w:sz="4" w:space="0" w:color="AAAAAA"/>
+              <w:right w:val="single" w:sz="4" w:space="0" w:color="AAAAAA"/>
+              <w:insideH w:val="single" w:sz="4" w:space="0" w:color="AAAAAA"/>
+              <w:insideV w:val="single" w:sz="4" w:space="0" w:color="AAAAAA"/>
+            </w:tcBorders>
+          </w:tcPr>
+          <w:p>
+            <w:r>
+              <w:rPr>
+                <w:b/>
+                <w:color w:val="C00000"/>
+                <w:sz w:val="18"/>
+              </w:rPr>
+              <w:t>FAIL</w:t>
+            </w:r>
+          </w:p>
+        </w:tc>
+      </w:tr>
+    </w:tbl>
+    <w:p/>
+    <w:p>
+      <w:pPr>
+        <w:pStyle w:val="Heading2"/>
+      </w:pPr>
+      <w:r>
+        <w:rPr>
+          <w:color w:val="2E75B6"/>
+        </w:rPr>
+        <w:t>5.14 C# (.cs)</w:t>
+      </w:r>
+    </w:p>
+    <w:p>
+      <w:r>
+        <w:rPr>
+          <w:b w:val="0"/>
+          <w:i/>
+          <w:color w:val="606060"/>
+          <w:sz w:val="20"/>
+        </w:rPr>
+        <w:t>Extensions concernées : .cs</w:t>
+      </w:r>
+    </w:p>
+    <w:p>
+      <w:r>
+        <w:rPr>
+          <w:b w:val="0"/>
+          <w:i w:val="0"/>
+          <w:sz w:val="20"/>
+        </w:rPr>
+        <w:t>Règles sur le code source C# : exécution de commandes, secrets, hachage faible et SQL construit par concaténation.</w:t>
+      </w:r>
+    </w:p>
+    <w:tbl>
+      <w:tblPr>
+        <w:tblStyle w:val="TableGrid"/>
+        <w:tblW w:type="auto" w:w="0"/>
+        <w:tblLook w:firstColumn="1" w:firstRow="1" w:lastColumn="0" w:lastRow="0" w:noHBand="0" w:noVBand="1" w:val="04A0"/>
+      </w:tblPr>
+      <w:tblGrid>
+        <w:gridCol w:w="3230"/>
+        <w:gridCol w:w="3230"/>
+        <w:gridCol w:w="3230"/>
+      </w:tblGrid>
+      <w:tr>
+        <w:tc>
+          <w:tcPr>
+            <w:tcW w:type="dxa" w:w="2268"/>
+            <w:shd w:val="clear" w:color="auto" w:fill="1F3864"/>
+            <w:tcBorders>
+              <w:top w:val="single" w:sz="4" w:space="0" w:color="AAAAAA"/>
+              <w:left w:val="single" w:sz="4" w:space="0" w:color="AAAAAA"/>
+              <w:bottom w:val="single" w:sz="4" w:space="0" w:color="AAAAAA"/>
+              <w:right w:val="single" w:sz="4" w:space="0" w:color="AAAAAA"/>
+              <w:insideH w:val="single" w:sz="4" w:space="0" w:color="AAAAAA"/>
+              <w:insideV w:val="single" w:sz="4" w:space="0" w:color="AAAAAA"/>
+            </w:tcBorders>
+          </w:tcPr>
+          <w:p>
+            <w:pPr>
+              <w:jc w:val="center"/>
+            </w:pPr>
+            <w:r>
+              <w:rPr>
+                <w:b/>
+                <w:color w:val="FFFFFF"/>
+                <w:sz w:val="18"/>
+              </w:rPr>
+              <w:t>Vérification</w:t>
+            </w:r>
+          </w:p>
+        </w:tc>
+        <w:tc>
+          <w:tcPr>
+            <w:tcW w:type="dxa" w:w="6520"/>
+            <w:shd w:val="clear" w:color="auto" w:fill="1F3864"/>
+            <w:tcBorders>
+              <w:top w:val="single" w:sz="4" w:space="0" w:color="AAAAAA"/>
+              <w:left w:val="single" w:sz="4" w:space="0" w:color="AAAAAA"/>
+              <w:bottom w:val="single" w:sz="4" w:space="0" w:color="AAAAAA"/>
+              <w:right w:val="single" w:sz="4" w:space="0" w:color="AAAAAA"/>
+              <w:insideH w:val="single" w:sz="4" w:space="0" w:color="AAAAAA"/>
+              <w:insideV w:val="single" w:sz="4" w:space="0" w:color="AAAAAA"/>
+            </w:tcBorders>
+          </w:tcPr>
+          <w:p>
+            <w:pPr>
+              <w:jc w:val="center"/>
+            </w:pPr>
+            <w:r>
+              <w:rPr>
+                <w:b/>
+                <w:color w:val="FFFFFF"/>
+                <w:sz w:val="18"/>
+              </w:rPr>
+              <w:t>Explication détaillée</w:t>
+            </w:r>
+          </w:p>
+        </w:tc>
+        <w:tc>
+          <w:tcPr>
+            <w:tcW w:type="dxa" w:w="1134"/>
+            <w:shd w:val="clear" w:color="auto" w:fill="1F3864"/>
+            <w:tcBorders>
+              <w:top w:val="single" w:sz="4" w:space="0" w:color="AAAAAA"/>
+              <w:left w:val="single" w:sz="4" w:space="0" w:color="AAAAAA"/>
+              <w:bottom w:val="single" w:sz="4" w:space="0" w:color="AAAAAA"/>
+              <w:right w:val="single" w:sz="4" w:space="0" w:color="AAAAAA"/>
+              <w:insideH w:val="single" w:sz="4" w:space="0" w:color="AAAAAA"/>
+              <w:insideV w:val="single" w:sz="4" w:space="0" w:color="AAAAAA"/>
+            </w:tcBorders>
+          </w:tcPr>
+          <w:p>
+            <w:pPr>
+              <w:jc w:val="center"/>
+            </w:pPr>
+            <w:r>
+              <w:rPr>
+                <w:b/>
+                <w:color w:val="FFFFFF"/>
+                <w:sz w:val="18"/>
+              </w:rPr>
+              <w:t>Verdict</w:t>
+            </w:r>
+          </w:p>
+        </w:tc>
+      </w:tr>
+      <w:tr>
+        <w:tc>
+          <w:tcPr>
+            <w:tcW w:type="dxa" w:w="3230"/>
+            <w:tcBorders>
+              <w:top w:val="single" w:sz="4" w:space="0" w:color="AAAAAA"/>
+              <w:left w:val="single" w:sz="4" w:space="0" w:color="AAAAAA"/>
+              <w:bottom w:val="single" w:sz="4" w:space="0" w:color="AAAAAA"/>
+              <w:right w:val="single" w:sz="4" w:space="0" w:color="AAAAAA"/>
+              <w:insideH w:val="single" w:sz="4" w:space="0" w:color="AAAAAA"/>
+              <w:insideV w:val="single" w:sz="4" w:space="0" w:color="AAAAAA"/>
+            </w:tcBorders>
+          </w:tcPr>
+          <w:p>
+            <w:r>
+              <w:rPr>
+                <w:b/>
+                <w:sz w:val="18"/>
+              </w:rPr>
+              <w:t>CWE-78 — Process.Start</w:t>
+            </w:r>
+          </w:p>
+        </w:tc>
+        <w:tc>
+          <w:tcPr>
+            <w:tcW w:type="dxa" w:w="3230"/>
+            <w:tcBorders>
+              <w:top w:val="single" w:sz="4" w:space="0" w:color="AAAAAA"/>
+              <w:left w:val="single" w:sz="4" w:space="0" w:color="AAAAAA"/>
+              <w:bottom w:val="single" w:sz="4" w:space="0" w:color="AAAAAA"/>
+              <w:right w:val="single" w:sz="4" w:space="0" w:color="AAAAAA"/>
+              <w:insideH w:val="single" w:sz="4" w:space="0" w:color="AAAAAA"/>
+              <w:insideV w:val="single" w:sz="4" w:space="0" w:color="AAAAAA"/>
+            </w:tcBorders>
+          </w:tcPr>
+          <w:p>
+            <w:r>
+              <w:rPr>
+                <w:sz w:val="18"/>
+              </w:rPr>
+              <w:t>Process.Start() lance une commande du système d'exploitation.</w:t>
+            </w:r>
+          </w:p>
+        </w:tc>
+        <w:tc>
+          <w:tcPr>
+            <w:tcW w:type="dxa" w:w="3230"/>
+            <w:shd w:val="clear" w:color="auto" w:fill="FFC7CE"/>
+            <w:tcBorders>
+              <w:top w:val="single" w:sz="4" w:space="0" w:color="AAAAAA"/>
+              <w:left w:val="single" w:sz="4" w:space="0" w:color="AAAAAA"/>
+              <w:bottom w:val="single" w:sz="4" w:space="0" w:color="AAAAAA"/>
+              <w:right w:val="single" w:sz="4" w:space="0" w:color="AAAAAA"/>
+              <w:insideH w:val="single" w:sz="4" w:space="0" w:color="AAAAAA"/>
+              <w:insideV w:val="single" w:sz="4" w:space="0" w:color="AAAAAA"/>
+            </w:tcBorders>
+          </w:tcPr>
+          <w:p>
+            <w:r>
+              <w:rPr>
+                <w:b/>
+                <w:color w:val="C00000"/>
+                <w:sz w:val="18"/>
+              </w:rPr>
+              <w:t>FAIL</w:t>
+            </w:r>
+          </w:p>
+        </w:tc>
+      </w:tr>
+      <w:tr>
+        <w:tc>
+          <w:tcPr>
+            <w:tcW w:type="dxa" w:w="3230"/>
+            <w:tcBorders>
+              <w:top w:val="single" w:sz="4" w:space="0" w:color="AAAAAA"/>
+              <w:left w:val="single" w:sz="4" w:space="0" w:color="AAAAAA"/>
+              <w:bottom w:val="single" w:sz="4" w:space="0" w:color="AAAAAA"/>
+              <w:right w:val="single" w:sz="4" w:space="0" w:color="AAAAAA"/>
+              <w:insideH w:val="single" w:sz="4" w:space="0" w:color="AAAAAA"/>
+              <w:insideV w:val="single" w:sz="4" w:space="0" w:color="AAAAAA"/>
+            </w:tcBorders>
+          </w:tcPr>
+          <w:p>
+            <w:r>
+              <w:rPr>
+                <w:b/>
+                <w:sz w:val="18"/>
+              </w:rPr>
+              <w:t>CWE-798 — secret en dur</w:t>
+            </w:r>
+          </w:p>
+        </w:tc>
+        <w:tc>
+          <w:tcPr>
+            <w:tcW w:type="dxa" w:w="3230"/>
+            <w:tcBorders>
+              <w:top w:val="single" w:sz="4" w:space="0" w:color="AAAAAA"/>
+              <w:left w:val="single" w:sz="4" w:space="0" w:color="AAAAAA"/>
+              <w:bottom w:val="single" w:sz="4" w:space="0" w:color="AAAAAA"/>
+              <w:right w:val="single" w:sz="4" w:space="0" w:color="AAAAAA"/>
+              <w:insideH w:val="single" w:sz="4" w:space="0" w:color="AAAAAA"/>
+              <w:insideV w:val="single" w:sz="4" w:space="0" w:color="AAAAAA"/>
+            </w:tcBorders>
+          </w:tcPr>
+          <w:p>
+            <w:r>
+              <w:rPr>
+                <w:sz w:val="18"/>
+              </w:rPr>
+              <w:t>Un mot de passe, secret ou clé d'API affecté d'une chaîne littérale.</w:t>
+            </w:r>
+          </w:p>
+        </w:tc>
+        <w:tc>
+          <w:tcPr>
+            <w:tcW w:type="dxa" w:w="3230"/>
+            <w:shd w:val="clear" w:color="auto" w:fill="FFC7CE"/>
+            <w:tcBorders>
+              <w:top w:val="single" w:sz="4" w:space="0" w:color="AAAAAA"/>
+              <w:left w:val="single" w:sz="4" w:space="0" w:color="AAAAAA"/>
+              <w:bottom w:val="single" w:sz="4" w:space="0" w:color="AAAAAA"/>
+              <w:right w:val="single" w:sz="4" w:space="0" w:color="AAAAAA"/>
+              <w:insideH w:val="single" w:sz="4" w:space="0" w:color="AAAAAA"/>
+              <w:insideV w:val="single" w:sz="4" w:space="0" w:color="AAAAAA"/>
+            </w:tcBorders>
+          </w:tcPr>
+          <w:p>
+            <w:r>
+              <w:rPr>
+                <w:b/>
+                <w:color w:val="C00000"/>
+                <w:sz w:val="18"/>
+              </w:rPr>
+              <w:t>FAIL</w:t>
+            </w:r>
+          </w:p>
+        </w:tc>
+      </w:tr>
+      <w:tr>
+        <w:tc>
+          <w:tcPr>
+            <w:tcW w:type="dxa" w:w="3230"/>
+            <w:tcBorders>
+              <w:top w:val="single" w:sz="4" w:space="0" w:color="AAAAAA"/>
+              <w:left w:val="single" w:sz="4" w:space="0" w:color="AAAAAA"/>
+              <w:bottom w:val="single" w:sz="4" w:space="0" w:color="AAAAAA"/>
+              <w:right w:val="single" w:sz="4" w:space="0" w:color="AAAAAA"/>
+              <w:insideH w:val="single" w:sz="4" w:space="0" w:color="AAAAAA"/>
+              <w:insideV w:val="single" w:sz="4" w:space="0" w:color="AAAAAA"/>
+            </w:tcBorders>
+          </w:tcPr>
+          <w:p>
+            <w:r>
+              <w:rPr>
+                <w:b/>
+                <w:sz w:val="18"/>
+              </w:rPr>
+              <w:t>CWE-327 — MD5</w:t>
+            </w:r>
+          </w:p>
+        </w:tc>
+        <w:tc>
+          <w:tcPr>
+            <w:tcW w:type="dxa" w:w="3230"/>
+            <w:tcBorders>
+              <w:top w:val="single" w:sz="4" w:space="0" w:color="AAAAAA"/>
+              <w:left w:val="single" w:sz="4" w:space="0" w:color="AAAAAA"/>
+              <w:bottom w:val="single" w:sz="4" w:space="0" w:color="AAAAAA"/>
+              <w:right w:val="single" w:sz="4" w:space="0" w:color="AAAAAA"/>
+              <w:insideH w:val="single" w:sz="4" w:space="0" w:color="AAAAAA"/>
+              <w:insideV w:val="single" w:sz="4" w:space="0" w:color="AAAAAA"/>
+            </w:tcBorders>
+          </w:tcPr>
+          <w:p>
+            <w:r>
+              <w:rPr>
+                <w:sz w:val="18"/>
+              </w:rPr>
+              <w:t>new MD5CryptoServiceProvider() : un hachage cassé.</w:t>
+            </w:r>
+          </w:p>
+        </w:tc>
+        <w:tc>
+          <w:tcPr>
+            <w:tcW w:type="dxa" w:w="3230"/>
+            <w:shd w:val="clear" w:color="auto" w:fill="FFC7CE"/>
+            <w:tcBorders>
+              <w:top w:val="single" w:sz="4" w:space="0" w:color="AAAAAA"/>
+              <w:left w:val="single" w:sz="4" w:space="0" w:color="AAAAAA"/>
+              <w:bottom w:val="single" w:sz="4" w:space="0" w:color="AAAAAA"/>
+              <w:right w:val="single" w:sz="4" w:space="0" w:color="AAAAAA"/>
+              <w:insideH w:val="single" w:sz="4" w:space="0" w:color="AAAAAA"/>
+              <w:insideV w:val="single" w:sz="4" w:space="0" w:color="AAAAAA"/>
+            </w:tcBorders>
+          </w:tcPr>
+          <w:p>
+            <w:r>
+              <w:rPr>
+                <w:b/>
+                <w:color w:val="C00000"/>
+                <w:sz w:val="18"/>
+              </w:rPr>
+              <w:t>FAIL</w:t>
+            </w:r>
+          </w:p>
+        </w:tc>
+      </w:tr>
+      <w:tr>
+        <w:tc>
+          <w:tcPr>
+            <w:tcW w:type="dxa" w:w="3230"/>
+            <w:tcBorders>
+              <w:top w:val="single" w:sz="4" w:space="0" w:color="AAAAAA"/>
+              <w:left w:val="single" w:sz="4" w:space="0" w:color="AAAAAA"/>
+              <w:bottom w:val="single" w:sz="4" w:space="0" w:color="AAAAAA"/>
+              <w:right w:val="single" w:sz="4" w:space="0" w:color="AAAAAA"/>
+              <w:insideH w:val="single" w:sz="4" w:space="0" w:color="AAAAAA"/>
+              <w:insideV w:val="single" w:sz="4" w:space="0" w:color="AAAAAA"/>
+            </w:tcBorders>
+          </w:tcPr>
+          <w:p>
+            <w:r>
+              <w:rPr>
+                <w:b/>
+                <w:sz w:val="18"/>
+              </w:rPr>
+              <w:t>CWE-89 — SQL par concaténation</w:t>
+            </w:r>
+          </w:p>
+        </w:tc>
+        <w:tc>
+          <w:tcPr>
+            <w:tcW w:type="dxa" w:w="3230"/>
+            <w:tcBorders>
+              <w:top w:val="single" w:sz="4" w:space="0" w:color="AAAAAA"/>
+              <w:left w:val="single" w:sz="4" w:space="0" w:color="AAAAAA"/>
+              <w:bottom w:val="single" w:sz="4" w:space="0" w:color="AAAAAA"/>
+              <w:right w:val="single" w:sz="4" w:space="0" w:color="AAAAAA"/>
+              <w:insideH w:val="single" w:sz="4" w:space="0" w:color="AAAAAA"/>
+              <w:insideV w:val="single" w:sz="4" w:space="0" w:color="AAAAAA"/>
+            </w:tcBorders>
+          </w:tcPr>
+          <w:p>
+            <w:r>
+              <w:rPr>
+                <w:sz w:val="18"/>
+              </w:rPr>
+              <w:t>Un littéral "SELECT ..." suivi de + (concaténation) au lieu de paramètres de requête.</w:t>
+            </w:r>
+          </w:p>
+        </w:tc>
+        <w:tc>
+          <w:tcPr>
+            <w:tcW w:type="dxa" w:w="3230"/>
+            <w:shd w:val="clear" w:color="auto" w:fill="FFC7CE"/>
+            <w:tcBorders>
+              <w:top w:val="single" w:sz="4" w:space="0" w:color="AAAAAA"/>
+              <w:left w:val="single" w:sz="4" w:space="0" w:color="AAAAAA"/>
+              <w:bottom w:val="single" w:sz="4" w:space="0" w:color="AAAAAA"/>
+              <w:right w:val="single" w:sz="4" w:space="0" w:color="AAAAAA"/>
+              <w:insideH w:val="single" w:sz="4" w:space="0" w:color="AAAAAA"/>
+              <w:insideV w:val="single" w:sz="4" w:space="0" w:color="AAAAAA"/>
+            </w:tcBorders>
+          </w:tcPr>
+          <w:p>
+            <w:r>
+              <w:rPr>
+                <w:b/>
+                <w:color w:val="C00000"/>
+                <w:sz w:val="18"/>
+              </w:rPr>
+              <w:t>FAIL</w:t>
+            </w:r>
+          </w:p>
+        </w:tc>
+      </w:tr>
+    </w:tbl>
+    <w:p/>
+    <w:p>
+      <w:pPr>
+        <w:pStyle w:val="Heading2"/>
+      </w:pPr>
+      <w:r>
+        <w:rPr>
+          <w:color w:val="2E75B6"/>
+        </w:rPr>
+        <w:t>5.15 PowerShell (.ps1 .psm1 .psd1 .pssc .psrc .ps1xml .psc1 .cdxml)</w:t>
+      </w:r>
+    </w:p>
+    <w:p>
+      <w:r>
+        <w:rPr>
+          <w:b w:val="0"/>
+          <w:i/>
+          <w:color w:val="606060"/>
+          <w:sz w:val="20"/>
+        </w:rPr>
+        <w:t>Extensions concernées : .ps1, .psm1, .psd1, .pssc, .psrc, .ps1xml, .psc1, .cdxml</w:t>
+      </w:r>
+    </w:p>
+    <w:p>
+      <w:r>
+        <w:rPr>
+          <w:b w:val="0"/>
+          <w:i w:val="0"/>
+          <w:sz w:val="20"/>
+        </w:rPr>
+        <w:t>Tous les types de fichiers PowerShell partagent un même jeu de règles. Une construction ordinaire en soi (Invoke-Expression, Start-Process, un téléchargement) est un WARN ; elle ne devient un FAIL que dans une composition sans lecture innocente. La comparaison est insensible à la casse, comme PowerShell, et l'extension aussi (UPPER.PS1 contournait le scanner et passait). Les extensions Monad historiques (.msh…) ne sont pas aiguillées. Calibrage : 32 scripts réels distincts, 8 FAIL (tous des faux positifs) devenus 0 ; aucun des types module, manifeste ou XML n'existe sur l'hôte de référence, ces routes reposent donc sur des fixtures.</w:t>
+      </w:r>
+    </w:p>
+    <w:tbl>
+      <w:tblPr>
+        <w:tblStyle w:val="TableGrid"/>
+        <w:tblW w:type="auto" w:w="0"/>
+        <w:tblLook w:firstColumn="1" w:firstRow="1" w:lastColumn="0" w:lastRow="0" w:noHBand="0" w:noVBand="1" w:val="04A0"/>
+      </w:tblPr>
+      <w:tblGrid>
+        <w:gridCol w:w="3230"/>
+        <w:gridCol w:w="3230"/>
+        <w:gridCol w:w="3230"/>
+      </w:tblGrid>
+      <w:tr>
+        <w:tc>
+          <w:tcPr>
+            <w:tcW w:type="dxa" w:w="2268"/>
+            <w:shd w:val="clear" w:color="auto" w:fill="1F3864"/>
+            <w:tcBorders>
+              <w:top w:val="single" w:sz="4" w:space="0" w:color="AAAAAA"/>
+              <w:left w:val="single" w:sz="4" w:space="0" w:color="AAAAAA"/>
+              <w:bottom w:val="single" w:sz="4" w:space="0" w:color="AAAAAA"/>
+              <w:right w:val="single" w:sz="4" w:space="0" w:color="AAAAAA"/>
+              <w:insideH w:val="single" w:sz="4" w:space="0" w:color="AAAAAA"/>
+              <w:insideV w:val="single" w:sz="4" w:space="0" w:color="AAAAAA"/>
+            </w:tcBorders>
+          </w:tcPr>
+          <w:p>
+            <w:pPr>
+              <w:jc w:val="center"/>
+            </w:pPr>
+            <w:r>
+              <w:rPr>
+                <w:b/>
+                <w:color w:val="FFFFFF"/>
+                <w:sz w:val="18"/>
+              </w:rPr>
+              <w:t>Vérification</w:t>
+            </w:r>
+          </w:p>
+        </w:tc>
+        <w:tc>
+          <w:tcPr>
+            <w:tcW w:type="dxa" w:w="6520"/>
+            <w:shd w:val="clear" w:color="auto" w:fill="1F3864"/>
+            <w:tcBorders>
+              <w:top w:val="single" w:sz="4" w:space="0" w:color="AAAAAA"/>
+              <w:left w:val="single" w:sz="4" w:space="0" w:color="AAAAAA"/>
+              <w:bottom w:val="single" w:sz="4" w:space="0" w:color="AAAAAA"/>
+              <w:right w:val="single" w:sz="4" w:space="0" w:color="AAAAAA"/>
+              <w:insideH w:val="single" w:sz="4" w:space="0" w:color="AAAAAA"/>
+              <w:insideV w:val="single" w:sz="4" w:space="0" w:color="AAAAAA"/>
+            </w:tcBorders>
+          </w:tcPr>
+          <w:p>
+            <w:pPr>
+              <w:jc w:val="center"/>
+            </w:pPr>
+            <w:r>
+              <w:rPr>
+                <w:b/>
+                <w:color w:val="FFFFFF"/>
+                <w:sz w:val="18"/>
+              </w:rPr>
+              <w:t>Explication détaillée</w:t>
+            </w:r>
+          </w:p>
+        </w:tc>
+        <w:tc>
+          <w:tcPr>
+            <w:tcW w:type="dxa" w:w="1134"/>
+            <w:shd w:val="clear" w:color="auto" w:fill="1F3864"/>
+            <w:tcBorders>
+              <w:top w:val="single" w:sz="4" w:space="0" w:color="AAAAAA"/>
+              <w:left w:val="single" w:sz="4" w:space="0" w:color="AAAAAA"/>
+              <w:bottom w:val="single" w:sz="4" w:space="0" w:color="AAAAAA"/>
+              <w:right w:val="single" w:sz="4" w:space="0" w:color="AAAAAA"/>
+              <w:insideH w:val="single" w:sz="4" w:space="0" w:color="AAAAAA"/>
+              <w:insideV w:val="single" w:sz="4" w:space="0" w:color="AAAAAA"/>
+            </w:tcBorders>
+          </w:tcPr>
+          <w:p>
+            <w:pPr>
+              <w:jc w:val="center"/>
+            </w:pPr>
+            <w:r>
+              <w:rPr>
+                <w:b/>
+                <w:color w:val="FFFFFF"/>
+                <w:sz w:val="18"/>
+              </w:rPr>
+              <w:t>Verdict</w:t>
+            </w:r>
+          </w:p>
+        </w:tc>
+      </w:tr>
+      <w:tr>
+        <w:tc>
+          <w:tcPr>
+            <w:tcW w:type="dxa" w:w="3230"/>
+            <w:tcBorders>
+              <w:top w:val="single" w:sz="4" w:space="0" w:color="AAAAAA"/>
+              <w:left w:val="single" w:sz="4" w:space="0" w:color="AAAAAA"/>
+              <w:bottom w:val="single" w:sz="4" w:space="0" w:color="AAAAAA"/>
+              <w:right w:val="single" w:sz="4" w:space="0" w:color="AAAAAA"/>
+              <w:insideH w:val="single" w:sz="4" w:space="0" w:color="AAAAAA"/>
+              <w:insideV w:val="single" w:sz="4" w:space="0" w:color="AAAAAA"/>
+            </w:tcBorders>
+          </w:tcPr>
+          <w:p>
+            <w:r>
+              <w:rPr>
+                <w:b/>
+                <w:sz w:val="18"/>
+              </w:rPr>
+              <w:t>Téléchargement puis exécution</w:t>
+            </w:r>
+          </w:p>
+        </w:tc>
+        <w:tc>
+          <w:tcPr>
+            <w:tcW w:type="dxa" w:w="3230"/>
+            <w:tcBorders>
+              <w:top w:val="single" w:sz="4" w:space="0" w:color="AAAAAA"/>
+              <w:left w:val="single" w:sz="4" w:space="0" w:color="AAAAAA"/>
+              <w:bottom w:val="single" w:sz="4" w:space="0" w:color="AAAAAA"/>
+              <w:right w:val="single" w:sz="4" w:space="0" w:color="AAAAAA"/>
+              <w:insideH w:val="single" w:sz="4" w:space="0" w:color="AAAAAA"/>
+              <w:insideV w:val="single" w:sz="4" w:space="0" w:color="AAAAAA"/>
+            </w:tcBorders>
+          </w:tcPr>
+          <w:p>
+            <w:r>
+              <w:rPr>
+                <w:sz w:val="18"/>
+              </w:rPr>
+              <w:t>irm ... | iex, DownloadString plus iex, ou un téléchargement redirigé vers un shell.</w:t>
+            </w:r>
+          </w:p>
+        </w:tc>
+        <w:tc>
+          <w:tcPr>
+            <w:tcW w:type="dxa" w:w="3230"/>
+            <w:shd w:val="clear" w:color="auto" w:fill="FFC7CE"/>
+            <w:tcBorders>
+              <w:top w:val="single" w:sz="4" w:space="0" w:color="AAAAAA"/>
+              <w:left w:val="single" w:sz="4" w:space="0" w:color="AAAAAA"/>
+              <w:bottom w:val="single" w:sz="4" w:space="0" w:color="AAAAAA"/>
+              <w:right w:val="single" w:sz="4" w:space="0" w:color="AAAAAA"/>
+              <w:insideH w:val="single" w:sz="4" w:space="0" w:color="AAAAAA"/>
+              <w:insideV w:val="single" w:sz="4" w:space="0" w:color="AAAAAA"/>
+            </w:tcBorders>
+          </w:tcPr>
+          <w:p>
+            <w:r>
+              <w:rPr>
+                <w:b/>
+                <w:color w:val="C00000"/>
+                <w:sz w:val="18"/>
+              </w:rPr>
+              <w:t>FAIL</w:t>
+            </w:r>
+          </w:p>
+        </w:tc>
+      </w:tr>
+      <w:tr>
+        <w:tc>
+          <w:tcPr>
+            <w:tcW w:type="dxa" w:w="3230"/>
+            <w:tcBorders>
+              <w:top w:val="single" w:sz="4" w:space="0" w:color="AAAAAA"/>
+              <w:left w:val="single" w:sz="4" w:space="0" w:color="AAAAAA"/>
+              <w:bottom w:val="single" w:sz="4" w:space="0" w:color="AAAAAA"/>
+              <w:right w:val="single" w:sz="4" w:space="0" w:color="AAAAAA"/>
+              <w:insideH w:val="single" w:sz="4" w:space="0" w:color="AAAAAA"/>
+              <w:insideV w:val="single" w:sz="4" w:space="0" w:color="AAAAAA"/>
+            </w:tcBorders>
+          </w:tcPr>
+          <w:p>
+            <w:r>
+              <w:rPr>
+                <w:b/>
+                <w:sz w:val="18"/>
+              </w:rPr>
+              <w:t>Commande encodée</w:t>
+            </w:r>
+          </w:p>
+        </w:tc>
+        <w:tc>
+          <w:tcPr>
+            <w:tcW w:type="dxa" w:w="3230"/>
+            <w:tcBorders>
+              <w:top w:val="single" w:sz="4" w:space="0" w:color="AAAAAA"/>
+              <w:left w:val="single" w:sz="4" w:space="0" w:color="AAAAAA"/>
+              <w:bottom w:val="single" w:sz="4" w:space="0" w:color="AAAAAA"/>
+              <w:right w:val="single" w:sz="4" w:space="0" w:color="AAAAAA"/>
+              <w:insideH w:val="single" w:sz="4" w:space="0" w:color="AAAAAA"/>
+              <w:insideV w:val="single" w:sz="4" w:space="0" w:color="AAAAAA"/>
+            </w:tcBorders>
+          </w:tcPr>
+          <w:p>
+            <w:r>
+              <w:rPr>
+                <w:sz w:val="18"/>
+              </w:rPr>
+              <w:t>-EncodedCommand et ses abréviations (-enc, -e) suivis d'un blob base64.</w:t>
+            </w:r>
+          </w:p>
+        </w:tc>
+        <w:tc>
+          <w:tcPr>
+            <w:tcW w:type="dxa" w:w="3230"/>
+            <w:shd w:val="clear" w:color="auto" w:fill="FFC7CE"/>
+            <w:tcBorders>
+              <w:top w:val="single" w:sz="4" w:space="0" w:color="AAAAAA"/>
+              <w:left w:val="single" w:sz="4" w:space="0" w:color="AAAAAA"/>
+              <w:bottom w:val="single" w:sz="4" w:space="0" w:color="AAAAAA"/>
+              <w:right w:val="single" w:sz="4" w:space="0" w:color="AAAAAA"/>
+              <w:insideH w:val="single" w:sz="4" w:space="0" w:color="AAAAAA"/>
+              <w:insideV w:val="single" w:sz="4" w:space="0" w:color="AAAAAA"/>
+            </w:tcBorders>
+          </w:tcPr>
+          <w:p>
+            <w:r>
+              <w:rPr>
+                <w:b/>
+                <w:color w:val="C00000"/>
+                <w:sz w:val="18"/>
+              </w:rPr>
+              <w:t>FAIL</w:t>
+            </w:r>
+          </w:p>
+        </w:tc>
+      </w:tr>
+      <w:tr>
+        <w:tc>
+          <w:tcPr>
+            <w:tcW w:type="dxa" w:w="3230"/>
+            <w:tcBorders>
+              <w:top w:val="single" w:sz="4" w:space="0" w:color="AAAAAA"/>
+              <w:left w:val="single" w:sz="4" w:space="0" w:color="AAAAAA"/>
+              <w:bottom w:val="single" w:sz="4" w:space="0" w:color="AAAAAA"/>
+              <w:right w:val="single" w:sz="4" w:space="0" w:color="AAAAAA"/>
+              <w:insideH w:val="single" w:sz="4" w:space="0" w:color="AAAAAA"/>
+              <w:insideV w:val="single" w:sz="4" w:space="0" w:color="AAAAAA"/>
+            </w:tcBorders>
+          </w:tcPr>
+          <w:p>
+            <w:r>
+              <w:rPr>
+                <w:b/>
+                <w:sz w:val="18"/>
+              </w:rPr>
+              <w:t>Décodage puis exécution</w:t>
+            </w:r>
+          </w:p>
+        </w:tc>
+        <w:tc>
+          <w:tcPr>
+            <w:tcW w:type="dxa" w:w="3230"/>
+            <w:tcBorders>
+              <w:top w:val="single" w:sz="4" w:space="0" w:color="AAAAAA"/>
+              <w:left w:val="single" w:sz="4" w:space="0" w:color="AAAAAA"/>
+              <w:bottom w:val="single" w:sz="4" w:space="0" w:color="AAAAAA"/>
+              <w:right w:val="single" w:sz="4" w:space="0" w:color="AAAAAA"/>
+              <w:insideH w:val="single" w:sz="4" w:space="0" w:color="AAAAAA"/>
+              <w:insideV w:val="single" w:sz="4" w:space="0" w:color="AAAAAA"/>
+            </w:tcBorders>
+          </w:tcPr>
+          <w:p>
+            <w:r>
+              <w:rPr>
+                <w:sz w:val="18"/>
+              </w:rPr>
+              <w:t>FromBase64String combiné à iex, ScriptBlock::Create, Assembly::Load ou VirtualAlloc, testé sur le fichier entier car les deux moitiés sont sur des lignes différentes.</w:t>
+            </w:r>
+          </w:p>
+        </w:tc>
+        <w:tc>
+          <w:tcPr>
+            <w:tcW w:type="dxa" w:w="3230"/>
+            <w:shd w:val="clear" w:color="auto" w:fill="FFC7CE"/>
+            <w:tcBorders>
+              <w:top w:val="single" w:sz="4" w:space="0" w:color="AAAAAA"/>
+              <w:left w:val="single" w:sz="4" w:space="0" w:color="AAAAAA"/>
+              <w:bottom w:val="single" w:sz="4" w:space="0" w:color="AAAAAA"/>
+              <w:right w:val="single" w:sz="4" w:space="0" w:color="AAAAAA"/>
+              <w:insideH w:val="single" w:sz="4" w:space="0" w:color="AAAAAA"/>
+              <w:insideV w:val="single" w:sz="4" w:space="0" w:color="AAAAAA"/>
+            </w:tcBorders>
+          </w:tcPr>
+          <w:p>
+            <w:r>
+              <w:rPr>
+                <w:b/>
+                <w:color w:val="C00000"/>
+                <w:sz w:val="18"/>
+              </w:rPr>
+              <w:t>FAIL</w:t>
+            </w:r>
+          </w:p>
+        </w:tc>
+      </w:tr>
+      <w:tr>
+        <w:tc>
+          <w:tcPr>
+            <w:tcW w:type="dxa" w:w="3230"/>
+            <w:tcBorders>
+              <w:top w:val="single" w:sz="4" w:space="0" w:color="AAAAAA"/>
+              <w:left w:val="single" w:sz="4" w:space="0" w:color="AAAAAA"/>
+              <w:bottom w:val="single" w:sz="4" w:space="0" w:color="AAAAAA"/>
+              <w:right w:val="single" w:sz="4" w:space="0" w:color="AAAAAA"/>
+              <w:insideH w:val="single" w:sz="4" w:space="0" w:color="AAAAAA"/>
+              <w:insideV w:val="single" w:sz="4" w:space="0" w:color="AAAAAA"/>
+            </w:tcBorders>
+          </w:tcPr>
+          <w:p>
+            <w:r>
+              <w:rPr>
+                <w:b/>
+                <w:sz w:val="18"/>
+              </w:rPr>
+              <w:t>Évasion et neutralisation des défenses</w:t>
+            </w:r>
+          </w:p>
+        </w:tc>
+        <w:tc>
+          <w:tcPr>
+            <w:tcW w:type="dxa" w:w="3230"/>
+            <w:tcBorders>
+              <w:top w:val="single" w:sz="4" w:space="0" w:color="AAAAAA"/>
+              <w:left w:val="single" w:sz="4" w:space="0" w:color="AAAAAA"/>
+              <w:bottom w:val="single" w:sz="4" w:space="0" w:color="AAAAAA"/>
+              <w:right w:val="single" w:sz="4" w:space="0" w:color="AAAAAA"/>
+              <w:insideH w:val="single" w:sz="4" w:space="0" w:color="AAAAAA"/>
+              <w:insideV w:val="single" w:sz="4" w:space="0" w:color="AAAAAA"/>
+            </w:tcBorders>
+          </w:tcPr>
+          <w:p>
+            <w:r>
+              <w:rPr>
+                <w:sz w:val="18"/>
+              </w:rPr>
+              <w:t>Un accent grave dans le nom de la commande, un contournement d'AMSI, Defender désactivé.</w:t>
+            </w:r>
+          </w:p>
+        </w:tc>
+        <w:tc>
+          <w:tcPr>
+            <w:tcW w:type="dxa" w:w="3230"/>
+            <w:shd w:val="clear" w:color="auto" w:fill="FFC7CE"/>
+            <w:tcBorders>
+              <w:top w:val="single" w:sz="4" w:space="0" w:color="AAAAAA"/>
+              <w:left w:val="single" w:sz="4" w:space="0" w:color="AAAAAA"/>
+              <w:bottom w:val="single" w:sz="4" w:space="0" w:color="AAAAAA"/>
+              <w:right w:val="single" w:sz="4" w:space="0" w:color="AAAAAA"/>
+              <w:insideH w:val="single" w:sz="4" w:space="0" w:color="AAAAAA"/>
+              <w:insideV w:val="single" w:sz="4" w:space="0" w:color="AAAAAA"/>
+            </w:tcBorders>
+          </w:tcPr>
+          <w:p>
+            <w:r>
+              <w:rPr>
+                <w:b/>
+                <w:color w:val="C00000"/>
+                <w:sz w:val="18"/>
+              </w:rPr>
+              <w:t>FAIL</w:t>
+            </w:r>
+          </w:p>
+        </w:tc>
+      </w:tr>
+      <w:tr>
+        <w:tc>
+          <w:tcPr>
+            <w:tcW w:type="dxa" w:w="3230"/>
+            <w:tcBorders>
+              <w:top w:val="single" w:sz="4" w:space="0" w:color="AAAAAA"/>
+              <w:left w:val="single" w:sz="4" w:space="0" w:color="AAAAAA"/>
+              <w:bottom w:val="single" w:sz="4" w:space="0" w:color="AAAAAA"/>
+              <w:right w:val="single" w:sz="4" w:space="0" w:color="AAAAAA"/>
+              <w:insideH w:val="single" w:sz="4" w:space="0" w:color="AAAAAA"/>
+              <w:insideV w:val="single" w:sz="4" w:space="0" w:color="AAAAAA"/>
+            </w:tcBorders>
+          </w:tcPr>
+          <w:p>
+            <w:r>
+              <w:rPr>
+                <w:b/>
+                <w:sz w:val="18"/>
+              </w:rPr>
+              <w:t>Persistance et implants</w:t>
+            </w:r>
+          </w:p>
+        </w:tc>
+        <w:tc>
+          <w:tcPr>
+            <w:tcW w:type="dxa" w:w="3230"/>
+            <w:tcBorders>
+              <w:top w:val="single" w:sz="4" w:space="0" w:color="AAAAAA"/>
+              <w:left w:val="single" w:sz="4" w:space="0" w:color="AAAAAA"/>
+              <w:bottom w:val="single" w:sz="4" w:space="0" w:color="AAAAAA"/>
+              <w:right w:val="single" w:sz="4" w:space="0" w:color="AAAAAA"/>
+              <w:insideH w:val="single" w:sz="4" w:space="0" w:color="AAAAAA"/>
+              <w:insideV w:val="single" w:sz="4" w:space="0" w:color="AAAAAA"/>
+            </w:tcBorders>
+          </w:tcPr>
+          <w:p>
+            <w:r>
+              <w:rPr>
+                <w:sz w:val="18"/>
+              </w:rPr>
+              <w:t>Une clé CurrentVersion\Run, des consommateurs d'événements WMI, le dossier Démarrage, un flux de socket relié à un shell, VirtualAlloc avec CreateThread, un outil offensif nommé dans le code.</w:t>
+            </w:r>
+          </w:p>
+        </w:tc>
+        <w:tc>
+          <w:tcPr>
+            <w:tcW w:type="dxa" w:w="3230"/>
+            <w:shd w:val="clear" w:color="auto" w:fill="FFC7CE"/>
+            <w:tcBorders>
+              <w:top w:val="single" w:sz="4" w:space="0" w:color="AAAAAA"/>
+              <w:left w:val="single" w:sz="4" w:space="0" w:color="AAAAAA"/>
+              <w:bottom w:val="single" w:sz="4" w:space="0" w:color="AAAAAA"/>
+              <w:right w:val="single" w:sz="4" w:space="0" w:color="AAAAAA"/>
+              <w:insideH w:val="single" w:sz="4" w:space="0" w:color="AAAAAA"/>
+              <w:insideV w:val="single" w:sz="4" w:space="0" w:color="AAAAAA"/>
+            </w:tcBorders>
+          </w:tcPr>
+          <w:p>
+            <w:r>
+              <w:rPr>
+                <w:b/>
+                <w:color w:val="C00000"/>
+                <w:sz w:val="18"/>
+              </w:rPr>
+              <w:t>FAIL</w:t>
+            </w:r>
+          </w:p>
+        </w:tc>
+      </w:tr>
+      <w:tr>
+        <w:tc>
+          <w:tcPr>
+            <w:tcW w:type="dxa" w:w="3230"/>
+            <w:tcBorders>
+              <w:top w:val="single" w:sz="4" w:space="0" w:color="AAAAAA"/>
+              <w:left w:val="single" w:sz="4" w:space="0" w:color="AAAAAA"/>
+              <w:bottom w:val="single" w:sz="4" w:space="0" w:color="AAAAAA"/>
+              <w:right w:val="single" w:sz="4" w:space="0" w:color="AAAAAA"/>
+              <w:insideH w:val="single" w:sz="4" w:space="0" w:color="AAAAAA"/>
+              <w:insideV w:val="single" w:sz="4" w:space="0" w:color="AAAAAA"/>
+            </w:tcBorders>
+          </w:tcPr>
+          <w:p>
+            <w:r>
+              <w:rPr>
+                <w:b/>
+                <w:sz w:val="18"/>
+              </w:rPr>
+              <w:t>Secrets et téléchargements en clair</w:t>
+            </w:r>
+          </w:p>
+        </w:tc>
+        <w:tc>
+          <w:tcPr>
+            <w:tcW w:type="dxa" w:w="3230"/>
+            <w:tcBorders>
+              <w:top w:val="single" w:sz="4" w:space="0" w:color="AAAAAA"/>
+              <w:left w:val="single" w:sz="4" w:space="0" w:color="AAAAAA"/>
+              <w:bottom w:val="single" w:sz="4" w:space="0" w:color="AAAAAA"/>
+              <w:right w:val="single" w:sz="4" w:space="0" w:color="AAAAAA"/>
+              <w:insideH w:val="single" w:sz="4" w:space="0" w:color="AAAAAA"/>
+              <w:insideV w:val="single" w:sz="4" w:space="0" w:color="AAAAAA"/>
+            </w:tcBorders>
+          </w:tcPr>
+          <w:p>
+            <w:r>
+              <w:rPr>
+                <w:sz w:val="18"/>
+              </w:rPr>
+              <w:t>Un $Password littéral, ConvertTo-SecureString -AsPlainText avec un littéral, ou un téléchargement http:// ensuite exécuté.</w:t>
+            </w:r>
+          </w:p>
+        </w:tc>
+        <w:tc>
+          <w:tcPr>
+            <w:tcW w:type="dxa" w:w="3230"/>
+            <w:shd w:val="clear" w:color="auto" w:fill="FFC7CE"/>
+            <w:tcBorders>
+              <w:top w:val="single" w:sz="4" w:space="0" w:color="AAAAAA"/>
+              <w:left w:val="single" w:sz="4" w:space="0" w:color="AAAAAA"/>
+              <w:bottom w:val="single" w:sz="4" w:space="0" w:color="AAAAAA"/>
+              <w:right w:val="single" w:sz="4" w:space="0" w:color="AAAAAA"/>
+              <w:insideH w:val="single" w:sz="4" w:space="0" w:color="AAAAAA"/>
+              <w:insideV w:val="single" w:sz="4" w:space="0" w:color="AAAAAA"/>
+            </w:tcBorders>
+          </w:tcPr>
+          <w:p>
+            <w:r>
+              <w:rPr>
+                <w:b/>
+                <w:color w:val="C00000"/>
+                <w:sz w:val="18"/>
+              </w:rPr>
+              <w:t>FAIL</w:t>
+            </w:r>
+          </w:p>
+        </w:tc>
+      </w:tr>
+      <w:tr>
+        <w:tc>
+          <w:tcPr>
+            <w:tcW w:type="dxa" w:w="3230"/>
+            <w:tcBorders>
+              <w:top w:val="single" w:sz="4" w:space="0" w:color="AAAAAA"/>
+              <w:left w:val="single" w:sz="4" w:space="0" w:color="AAAAAA"/>
+              <w:bottom w:val="single" w:sz="4" w:space="0" w:color="AAAAAA"/>
+              <w:right w:val="single" w:sz="4" w:space="0" w:color="AAAAAA"/>
+              <w:insideH w:val="single" w:sz="4" w:space="0" w:color="AAAAAA"/>
+              <w:insideV w:val="single" w:sz="4" w:space="0" w:color="AAAAAA"/>
+            </w:tcBorders>
+          </w:tcPr>
+          <w:p>
+            <w:r>
+              <w:rPr>
+                <w:b/>
+                <w:sz w:val="18"/>
+              </w:rPr>
+              <w:t>Ordinaire mais à relire</w:t>
+            </w:r>
+          </w:p>
+        </w:tc>
+        <w:tc>
+          <w:tcPr>
+            <w:tcW w:type="dxa" w:w="3230"/>
+            <w:tcBorders>
+              <w:top w:val="single" w:sz="4" w:space="0" w:color="AAAAAA"/>
+              <w:left w:val="single" w:sz="4" w:space="0" w:color="AAAAAA"/>
+              <w:bottom w:val="single" w:sz="4" w:space="0" w:color="AAAAAA"/>
+              <w:right w:val="single" w:sz="4" w:space="0" w:color="AAAAAA"/>
+              <w:insideH w:val="single" w:sz="4" w:space="0" w:color="AAAAAA"/>
+              <w:insideV w:val="single" w:sz="4" w:space="0" w:color="AAAAAA"/>
+            </w:tcBorders>
+          </w:tcPr>
+          <w:p>
+            <w:r>
+              <w:rPr>
+                <w:sz w:val="18"/>
+              </w:rPr>
+              <w:t>Invoke-Expression seul (assouplissement délibéré : bénin dans tous les cas réels mesurés), Start-Process, cmd /c, un téléchargement https ensuite exécuté, contournement de la politique d'exécution, fenêtre masquée, exclusion Defender, tâche planifiée, validation de certificat désactivée, création de compte local, nom de commande construit à partir de chaînes, ScriptsToProcess dans un manifeste, VisibleCmdlets avec joker dans une capacité de rôle.</w:t>
+            </w:r>
+          </w:p>
+        </w:tc>
+        <w:tc>
+          <w:tcPr>
+            <w:tcW w:type="dxa" w:w="3230"/>
+            <w:shd w:val="clear" w:color="auto" w:fill="FFEB9C"/>
+            <w:tcBorders>
+              <w:top w:val="single" w:sz="4" w:space="0" w:color="AAAAAA"/>
+              <w:left w:val="single" w:sz="4" w:space="0" w:color="AAAAAA"/>
+              <w:bottom w:val="single" w:sz="4" w:space="0" w:color="AAAAAA"/>
+              <w:right w:val="single" w:sz="4" w:space="0" w:color="AAAAAA"/>
+              <w:insideH w:val="single" w:sz="4" w:space="0" w:color="AAAAAA"/>
+              <w:insideV w:val="single" w:sz="4" w:space="0" w:color="AAAAAA"/>
+            </w:tcBorders>
+          </w:tcPr>
+          <w:p>
+            <w:r>
+              <w:rPr>
+                <w:b/>
+                <w:color w:val="ED7D31"/>
+                <w:sz w:val="18"/>
+              </w:rPr>
+              <w:t>WARN</w:t>
+            </w:r>
+          </w:p>
+        </w:tc>
+      </w:tr>
+    </w:tbl>
+    <w:p/>
+    <w:p>
+      <w:pPr>
+        <w:pStyle w:val="Heading2"/>
+      </w:pPr>
+      <w:r>
+        <w:rPr>
+          <w:color w:val="2E75B6"/>
+        </w:rPr>
+        <w:t>5.16 Batch Windows (.bat .cmd)</w:t>
+      </w:r>
+    </w:p>
+    <w:p>
+      <w:r>
+        <w:rPr>
+          <w:b w:val="0"/>
+          <w:i/>
+          <w:color w:val="606060"/>
+          <w:sz w:val="20"/>
+        </w:rPr>
+        <w:t>Extensions concernées : .bat, .cmd</w:t>
+      </w:r>
+    </w:p>
+    <w:p>
+      <w:r>
+        <w:rPr>
+          <w:b w:val="0"/>
+          <w:i w:val="0"/>
+          <w:sz w:val="20"/>
+        </w:rPr>
+        <w:t>Avant ce scanner, les 116 fichiers batch réels de l'hôte de référence étaient tous enregistrés PASS. Trois propriétés du langage le façonnent : fins de ligne CRLF (104 sur 116, une vue normalisée retire donc le CR), lignes de commentaire REM et :: (56 sur 116, ignorées : un payload commenté ne s'exécute pas) et continuation de ligne par accent circonflexe (6 sur 116, jointe d'abord, de sorte qu'une commande coupée sur plusieurs lignes est vue entière). La comparaison est insensible à la casse. Le calibrage est plus faible qu'il n'y paraît : les fichiers réels sont des shims npm, des scripts virtualenv et des wrappers Maven, sans automatisation propre à Windows ; 116 fichiers propres disent peu sur la détection.</w:t>
+      </w:r>
+    </w:p>
+    <w:tbl>
+      <w:tblPr>
+        <w:tblStyle w:val="TableGrid"/>
+        <w:tblW w:type="auto" w:w="0"/>
+        <w:tblLook w:firstColumn="1" w:firstRow="1" w:lastColumn="0" w:lastRow="0" w:noHBand="0" w:noVBand="1" w:val="04A0"/>
+      </w:tblPr>
+      <w:tblGrid>
+        <w:gridCol w:w="3230"/>
+        <w:gridCol w:w="3230"/>
+        <w:gridCol w:w="3230"/>
+      </w:tblGrid>
+      <w:tr>
+        <w:tc>
+          <w:tcPr>
+            <w:tcW w:type="dxa" w:w="2268"/>
+            <w:shd w:val="clear" w:color="auto" w:fill="1F3864"/>
+            <w:tcBorders>
+              <w:top w:val="single" w:sz="4" w:space="0" w:color="AAAAAA"/>
+              <w:left w:val="single" w:sz="4" w:space="0" w:color="AAAAAA"/>
+              <w:bottom w:val="single" w:sz="4" w:space="0" w:color="AAAAAA"/>
+              <w:right w:val="single" w:sz="4" w:space="0" w:color="AAAAAA"/>
+              <w:insideH w:val="single" w:sz="4" w:space="0" w:color="AAAAAA"/>
+              <w:insideV w:val="single" w:sz="4" w:space="0" w:color="AAAAAA"/>
+            </w:tcBorders>
+          </w:tcPr>
+          <w:p>
+            <w:pPr>
+              <w:jc w:val="center"/>
+            </w:pPr>
+            <w:r>
+              <w:rPr>
+                <w:b/>
+                <w:color w:val="FFFFFF"/>
+                <w:sz w:val="18"/>
+              </w:rPr>
+              <w:t>Vérification</w:t>
+            </w:r>
+          </w:p>
+        </w:tc>
+        <w:tc>
+          <w:tcPr>
+            <w:tcW w:type="dxa" w:w="6520"/>
+            <w:shd w:val="clear" w:color="auto" w:fill="1F3864"/>
+            <w:tcBorders>
+              <w:top w:val="single" w:sz="4" w:space="0" w:color="AAAAAA"/>
+              <w:left w:val="single" w:sz="4" w:space="0" w:color="AAAAAA"/>
+              <w:bottom w:val="single" w:sz="4" w:space="0" w:color="AAAAAA"/>
+              <w:right w:val="single" w:sz="4" w:space="0" w:color="AAAAAA"/>
+              <w:insideH w:val="single" w:sz="4" w:space="0" w:color="AAAAAA"/>
+              <w:insideV w:val="single" w:sz="4" w:space="0" w:color="AAAAAA"/>
+            </w:tcBorders>
+          </w:tcPr>
+          <w:p>
+            <w:pPr>
+              <w:jc w:val="center"/>
+            </w:pPr>
+            <w:r>
+              <w:rPr>
+                <w:b/>
+                <w:color w:val="FFFFFF"/>
+                <w:sz w:val="18"/>
+              </w:rPr>
+              <w:t>Explication détaillée</w:t>
+            </w:r>
+          </w:p>
+        </w:tc>
+        <w:tc>
+          <w:tcPr>
+            <w:tcW w:type="dxa" w:w="1134"/>
+            <w:shd w:val="clear" w:color="auto" w:fill="1F3864"/>
+            <w:tcBorders>
+              <w:top w:val="single" w:sz="4" w:space="0" w:color="AAAAAA"/>
+              <w:left w:val="single" w:sz="4" w:space="0" w:color="AAAAAA"/>
+              <w:bottom w:val="single" w:sz="4" w:space="0" w:color="AAAAAA"/>
+              <w:right w:val="single" w:sz="4" w:space="0" w:color="AAAAAA"/>
+              <w:insideH w:val="single" w:sz="4" w:space="0" w:color="AAAAAA"/>
+              <w:insideV w:val="single" w:sz="4" w:space="0" w:color="AAAAAA"/>
+            </w:tcBorders>
+          </w:tcPr>
+          <w:p>
+            <w:pPr>
+              <w:jc w:val="center"/>
+            </w:pPr>
+            <w:r>
+              <w:rPr>
+                <w:b/>
+                <w:color w:val="FFFFFF"/>
+                <w:sz w:val="18"/>
+              </w:rPr>
+              <w:t>Verdict</w:t>
+            </w:r>
+          </w:p>
+        </w:tc>
+      </w:tr>
+      <w:tr>
+        <w:tc>
+          <w:tcPr>
+            <w:tcW w:type="dxa" w:w="3230"/>
+            <w:tcBorders>
+              <w:top w:val="single" w:sz="4" w:space="0" w:color="AAAAAA"/>
+              <w:left w:val="single" w:sz="4" w:space="0" w:color="AAAAAA"/>
+              <w:bottom w:val="single" w:sz="4" w:space="0" w:color="AAAAAA"/>
+              <w:right w:val="single" w:sz="4" w:space="0" w:color="AAAAAA"/>
+              <w:insideH w:val="single" w:sz="4" w:space="0" w:color="AAAAAA"/>
+              <w:insideV w:val="single" w:sz="4" w:space="0" w:color="AAAAAA"/>
+            </w:tcBorders>
+          </w:tcPr>
+          <w:p>
+            <w:r>
+              <w:rPr>
+                <w:b/>
+                <w:sz w:val="18"/>
+              </w:rPr>
+              <w:t>Téléchargements</w:t>
+            </w:r>
+          </w:p>
+        </w:tc>
+        <w:tc>
+          <w:tcPr>
+            <w:tcW w:type="dxa" w:w="3230"/>
+            <w:tcBorders>
+              <w:top w:val="single" w:sz="4" w:space="0" w:color="AAAAAA"/>
+              <w:left w:val="single" w:sz="4" w:space="0" w:color="AAAAAA"/>
+              <w:bottom w:val="single" w:sz="4" w:space="0" w:color="AAAAAA"/>
+              <w:right w:val="single" w:sz="4" w:space="0" w:color="AAAAAA"/>
+              <w:insideH w:val="single" w:sz="4" w:space="0" w:color="AAAAAA"/>
+              <w:insideV w:val="single" w:sz="4" w:space="0" w:color="AAAAAA"/>
+            </w:tcBorders>
+          </w:tcPr>
+          <w:p>
+            <w:r>
+              <w:rPr>
+                <w:sz w:val="18"/>
+              </w:rPr>
+              <w:t>certutil -urlcache, bitsadmin /transfer, un cradle PowerShell DownloadString, curl -k, et téléchargement puis exécution sur une même ligne.</w:t>
+            </w:r>
+          </w:p>
+        </w:tc>
+        <w:tc>
+          <w:tcPr>
+            <w:tcW w:type="dxa" w:w="3230"/>
+            <w:shd w:val="clear" w:color="auto" w:fill="FFC7CE"/>
+            <w:tcBorders>
+              <w:top w:val="single" w:sz="4" w:space="0" w:color="AAAAAA"/>
+              <w:left w:val="single" w:sz="4" w:space="0" w:color="AAAAAA"/>
+              <w:bottom w:val="single" w:sz="4" w:space="0" w:color="AAAAAA"/>
+              <w:right w:val="single" w:sz="4" w:space="0" w:color="AAAAAA"/>
+              <w:insideH w:val="single" w:sz="4" w:space="0" w:color="AAAAAA"/>
+              <w:insideV w:val="single" w:sz="4" w:space="0" w:color="AAAAAA"/>
+            </w:tcBorders>
+          </w:tcPr>
+          <w:p>
+            <w:r>
+              <w:rPr>
+                <w:b/>
+                <w:color w:val="C00000"/>
+                <w:sz w:val="18"/>
+              </w:rPr>
+              <w:t>FAIL</w:t>
+            </w:r>
+          </w:p>
+        </w:tc>
+      </w:tr>
+      <w:tr>
+        <w:tc>
+          <w:tcPr>
+            <w:tcW w:type="dxa" w:w="3230"/>
+            <w:tcBorders>
+              <w:top w:val="single" w:sz="4" w:space="0" w:color="AAAAAA"/>
+              <w:left w:val="single" w:sz="4" w:space="0" w:color="AAAAAA"/>
+              <w:bottom w:val="single" w:sz="4" w:space="0" w:color="AAAAAA"/>
+              <w:right w:val="single" w:sz="4" w:space="0" w:color="AAAAAA"/>
+              <w:insideH w:val="single" w:sz="4" w:space="0" w:color="AAAAAA"/>
+              <w:insideV w:val="single" w:sz="4" w:space="0" w:color="AAAAAA"/>
+            </w:tcBorders>
+          </w:tcPr>
+          <w:p>
+            <w:r>
+              <w:rPr>
+                <w:b/>
+                <w:sz w:val="18"/>
+              </w:rPr>
+              <w:t>Commandes encodées ou obfusquées</w:t>
+            </w:r>
+          </w:p>
+        </w:tc>
+        <w:tc>
+          <w:tcPr>
+            <w:tcW w:type="dxa" w:w="3230"/>
+            <w:tcBorders>
+              <w:top w:val="single" w:sz="4" w:space="0" w:color="AAAAAA"/>
+              <w:left w:val="single" w:sz="4" w:space="0" w:color="AAAAAA"/>
+              <w:bottom w:val="single" w:sz="4" w:space="0" w:color="AAAAAA"/>
+              <w:right w:val="single" w:sz="4" w:space="0" w:color="AAAAAA"/>
+              <w:insideH w:val="single" w:sz="4" w:space="0" w:color="AAAAAA"/>
+              <w:insideV w:val="single" w:sz="4" w:space="0" w:color="AAAAAA"/>
+            </w:tcBorders>
+          </w:tcPr>
+          <w:p>
+            <w:r>
+              <w:rPr>
+                <w:sz w:val="18"/>
+              </w:rPr>
+              <w:t>powershell -enc &lt;base64&gt; sous toutes ses abréviations, certutil -decode vers un exécutable, accents circonflexes dans le nom d'une commande (c^e^r^t^u^t^i^l).</w:t>
+            </w:r>
+          </w:p>
+        </w:tc>
+        <w:tc>
+          <w:tcPr>
+            <w:tcW w:type="dxa" w:w="3230"/>
+            <w:shd w:val="clear" w:color="auto" w:fill="FFC7CE"/>
+            <w:tcBorders>
+              <w:top w:val="single" w:sz="4" w:space="0" w:color="AAAAAA"/>
+              <w:left w:val="single" w:sz="4" w:space="0" w:color="AAAAAA"/>
+              <w:bottom w:val="single" w:sz="4" w:space="0" w:color="AAAAAA"/>
+              <w:right w:val="single" w:sz="4" w:space="0" w:color="AAAAAA"/>
+              <w:insideH w:val="single" w:sz="4" w:space="0" w:color="AAAAAA"/>
+              <w:insideV w:val="single" w:sz="4" w:space="0" w:color="AAAAAA"/>
+            </w:tcBorders>
+          </w:tcPr>
+          <w:p>
+            <w:r>
+              <w:rPr>
+                <w:b/>
+                <w:color w:val="C00000"/>
+                <w:sz w:val="18"/>
+              </w:rPr>
+              <w:t>FAIL</w:t>
+            </w:r>
+          </w:p>
+        </w:tc>
+      </w:tr>
+      <w:tr>
+        <w:tc>
+          <w:tcPr>
+            <w:tcW w:type="dxa" w:w="3230"/>
+            <w:tcBorders>
+              <w:top w:val="single" w:sz="4" w:space="0" w:color="AAAAAA"/>
+              <w:left w:val="single" w:sz="4" w:space="0" w:color="AAAAAA"/>
+              <w:bottom w:val="single" w:sz="4" w:space="0" w:color="AAAAAA"/>
+              <w:right w:val="single" w:sz="4" w:space="0" w:color="AAAAAA"/>
+              <w:insideH w:val="single" w:sz="4" w:space="0" w:color="AAAAAA"/>
+              <w:insideV w:val="single" w:sz="4" w:space="0" w:color="AAAAAA"/>
+            </w:tcBorders>
+          </w:tcPr>
+          <w:p>
+            <w:r>
+              <w:rPr>
+                <w:b/>
+                <w:sz w:val="18"/>
+              </w:rPr>
+              <w:t>Persistance et neutralisation des défenses</w:t>
+            </w:r>
+          </w:p>
+        </w:tc>
+        <w:tc>
+          <w:tcPr>
+            <w:tcW w:type="dxa" w:w="3230"/>
+            <w:tcBorders>
+              <w:top w:val="single" w:sz="4" w:space="0" w:color="AAAAAA"/>
+              <w:left w:val="single" w:sz="4" w:space="0" w:color="AAAAAA"/>
+              <w:bottom w:val="single" w:sz="4" w:space="0" w:color="AAAAAA"/>
+              <w:right w:val="single" w:sz="4" w:space="0" w:color="AAAAAA"/>
+              <w:insideH w:val="single" w:sz="4" w:space="0" w:color="AAAAAA"/>
+              <w:insideV w:val="single" w:sz="4" w:space="0" w:color="AAAAAA"/>
+            </w:tcBorders>
+          </w:tcPr>
+          <w:p>
+            <w:r>
+              <w:rPr>
+                <w:sz w:val="18"/>
+              </w:rPr>
+              <w:t>Une clé Run, RunOnce, Winlogon ou IFEO ; un fichier copié dans le dossier Démarrage ; UAC, Defender ou le pare-feu désactivés ; un nouveau membre du groupe local Administrateurs.</w:t>
+            </w:r>
+          </w:p>
+        </w:tc>
+        <w:tc>
+          <w:tcPr>
+            <w:tcW w:type="dxa" w:w="3230"/>
+            <w:shd w:val="clear" w:color="auto" w:fill="FFC7CE"/>
+            <w:tcBorders>
+              <w:top w:val="single" w:sz="4" w:space="0" w:color="AAAAAA"/>
+              <w:left w:val="single" w:sz="4" w:space="0" w:color="AAAAAA"/>
+              <w:bottom w:val="single" w:sz="4" w:space="0" w:color="AAAAAA"/>
+              <w:right w:val="single" w:sz="4" w:space="0" w:color="AAAAAA"/>
+              <w:insideH w:val="single" w:sz="4" w:space="0" w:color="AAAAAA"/>
+              <w:insideV w:val="single" w:sz="4" w:space="0" w:color="AAAAAA"/>
+            </w:tcBorders>
+          </w:tcPr>
+          <w:p>
+            <w:r>
+              <w:rPr>
+                <w:b/>
+                <w:color w:val="C00000"/>
+                <w:sz w:val="18"/>
+              </w:rPr>
+              <w:t>FAIL</w:t>
+            </w:r>
+          </w:p>
+        </w:tc>
+      </w:tr>
+      <w:tr>
+        <w:tc>
+          <w:tcPr>
+            <w:tcW w:type="dxa" w:w="3230"/>
+            <w:tcBorders>
+              <w:top w:val="single" w:sz="4" w:space="0" w:color="AAAAAA"/>
+              <w:left w:val="single" w:sz="4" w:space="0" w:color="AAAAAA"/>
+              <w:bottom w:val="single" w:sz="4" w:space="0" w:color="AAAAAA"/>
+              <w:right w:val="single" w:sz="4" w:space="0" w:color="AAAAAA"/>
+              <w:insideH w:val="single" w:sz="4" w:space="0" w:color="AAAAAA"/>
+              <w:insideV w:val="single" w:sz="4" w:space="0" w:color="AAAAAA"/>
+            </w:tcBorders>
+          </w:tcPr>
+          <w:p>
+            <w:r>
+              <w:rPr>
+                <w:b/>
+                <w:sz w:val="18"/>
+              </w:rPr>
+              <w:t>Destruction et secrets</w:t>
+            </w:r>
+          </w:p>
+        </w:tc>
+        <w:tc>
+          <w:tcPr>
+            <w:tcW w:type="dxa" w:w="3230"/>
+            <w:tcBorders>
+              <w:top w:val="single" w:sz="4" w:space="0" w:color="AAAAAA"/>
+              <w:left w:val="single" w:sz="4" w:space="0" w:color="AAAAAA"/>
+              <w:bottom w:val="single" w:sz="4" w:space="0" w:color="AAAAAA"/>
+              <w:right w:val="single" w:sz="4" w:space="0" w:color="AAAAAA"/>
+              <w:insideH w:val="single" w:sz="4" w:space="0" w:color="AAAAAA"/>
+              <w:insideV w:val="single" w:sz="4" w:space="0" w:color="AAAAAA"/>
+            </w:tcBorders>
+          </w:tcPr>
+          <w:p>
+            <w:r>
+              <w:rPr>
+                <w:sz w:val="18"/>
+              </w:rPr>
+              <w:t>Une suppression visant exactement la racine d'un lecteur ou le profil, une commande format, ou un set ...PASSWORD= littéral.</w:t>
+            </w:r>
+          </w:p>
+        </w:tc>
+        <w:tc>
+          <w:tcPr>
+            <w:tcW w:type="dxa" w:w="3230"/>
+            <w:shd w:val="clear" w:color="auto" w:fill="FFC7CE"/>
+            <w:tcBorders>
+              <w:top w:val="single" w:sz="4" w:space="0" w:color="AAAAAA"/>
+              <w:left w:val="single" w:sz="4" w:space="0" w:color="AAAAAA"/>
+              <w:bottom w:val="single" w:sz="4" w:space="0" w:color="AAAAAA"/>
+              <w:right w:val="single" w:sz="4" w:space="0" w:color="AAAAAA"/>
+              <w:insideH w:val="single" w:sz="4" w:space="0" w:color="AAAAAA"/>
+              <w:insideV w:val="single" w:sz="4" w:space="0" w:color="AAAAAA"/>
+            </w:tcBorders>
+          </w:tcPr>
+          <w:p>
+            <w:r>
+              <w:rPr>
+                <w:b/>
+                <w:color w:val="C00000"/>
+                <w:sz w:val="18"/>
+              </w:rPr>
+              <w:t>FAIL</w:t>
+            </w:r>
+          </w:p>
+        </w:tc>
+      </w:tr>
+      <w:tr>
+        <w:tc>
+          <w:tcPr>
+            <w:tcW w:type="dxa" w:w="3230"/>
+            <w:tcBorders>
+              <w:top w:val="single" w:sz="4" w:space="0" w:color="AAAAAA"/>
+              <w:left w:val="single" w:sz="4" w:space="0" w:color="AAAAAA"/>
+              <w:bottom w:val="single" w:sz="4" w:space="0" w:color="AAAAAA"/>
+              <w:right w:val="single" w:sz="4" w:space="0" w:color="AAAAAA"/>
+              <w:insideH w:val="single" w:sz="4" w:space="0" w:color="AAAAAA"/>
+              <w:insideV w:val="single" w:sz="4" w:space="0" w:color="AAAAAA"/>
+            </w:tcBorders>
+          </w:tcPr>
+          <w:p>
+            <w:r>
+              <w:rPr>
+                <w:b/>
+                <w:sz w:val="18"/>
+              </w:rPr>
+              <w:t>Ordinaire mais à relire</w:t>
+            </w:r>
+          </w:p>
+        </w:tc>
+        <w:tc>
+          <w:tcPr>
+            <w:tcW w:type="dxa" w:w="3230"/>
+            <w:tcBorders>
+              <w:top w:val="single" w:sz="4" w:space="0" w:color="AAAAAA"/>
+              <w:left w:val="single" w:sz="4" w:space="0" w:color="AAAAAA"/>
+              <w:bottom w:val="single" w:sz="4" w:space="0" w:color="AAAAAA"/>
+              <w:right w:val="single" w:sz="4" w:space="0" w:color="AAAAAA"/>
+              <w:insideH w:val="single" w:sz="4" w:space="0" w:color="AAAAAA"/>
+              <w:insideV w:val="single" w:sz="4" w:space="0" w:color="AAAAAA"/>
+            </w:tcBorders>
+          </w:tcPr>
+          <w:p>
+            <w:r>
+              <w:rPr>
+                <w:sz w:val="18"/>
+              </w:rPr>
+              <w:t>net user /add, certutil -decode d'autre chose, schtasks /create, for /f lisant un téléchargement, récupération et exécution dans un même script, téléchargement http:// en clair, -ExecutionPolicy Bypass, fenêtre PowerShell masquée, mshta / wscript / rundll32 / regsvr32, wmic process call create, chemin UNC distant, commande construite à partir d'extractions %v:~n,1% adjacentes.</w:t>
+            </w:r>
+          </w:p>
+        </w:tc>
+        <w:tc>
+          <w:tcPr>
+            <w:tcW w:type="dxa" w:w="3230"/>
+            <w:shd w:val="clear" w:color="auto" w:fill="FFEB9C"/>
+            <w:tcBorders>
+              <w:top w:val="single" w:sz="4" w:space="0" w:color="AAAAAA"/>
+              <w:left w:val="single" w:sz="4" w:space="0" w:color="AAAAAA"/>
+              <w:bottom w:val="single" w:sz="4" w:space="0" w:color="AAAAAA"/>
+              <w:right w:val="single" w:sz="4" w:space="0" w:color="AAAAAA"/>
+              <w:insideH w:val="single" w:sz="4" w:space="0" w:color="AAAAAA"/>
+              <w:insideV w:val="single" w:sz="4" w:space="0" w:color="AAAAAA"/>
+            </w:tcBorders>
+          </w:tcPr>
+          <w:p>
+            <w:r>
+              <w:rPr>
+                <w:b/>
+                <w:color w:val="ED7D31"/>
+                <w:sz w:val="18"/>
+              </w:rPr>
+              <w:t>WARN</w:t>
+            </w:r>
+          </w:p>
+        </w:tc>
+      </w:tr>
+    </w:tbl>
+    <w:p/>
+    <w:p>
+      <w:pPr>
+        <w:pStyle w:val="Heading2"/>
+      </w:pPr>
+      <w:r>
+        <w:rPr>
+          <w:color w:val="2E75B6"/>
+        </w:rPr>
+        <w:t>5.17 PDF (.pdf)</w:t>
+      </w:r>
+    </w:p>
+    <w:p>
+      <w:r>
+        <w:rPr>
+          <w:b w:val="0"/>
+          <w:i/>
+          <w:color w:val="606060"/>
+          <w:sz w:val="20"/>
+        </w:rPr>
+        <w:t>Extensions concernées : .pdf</w:t>
+      </w:r>
+    </w:p>
+    <w:p>
+      <w:r>
+        <w:rPr>
+          <w:b w:val="0"/>
+          <w:i w:val="0"/>
+          <w:sz w:val="20"/>
+        </w:rPr>
+        <w:t>Un PDF est un conteneur et non un document plat : il peut exécuter du JavaScript à l'ouverture, lancer un programme externe et embarquer un exécutable. Depuis PDF 1.5 les dictionnaires d'objets peuvent se trouver dans des flux d'objets compressés : les noms dangereux n'apparaissent donc pas en clair. Le scanner décode la chaîne de filtres déclarée de chaque flux (Flate, LZW, ASCIIHex, ASCII85, RunLength ; bibliothèque standard seule, plafond de décompression de 64 Mo), résout les échappements #xx des noms et utilise deux vues : littéraux de chaîne neutralisés pour les règles de clés, tout le contenu pour les règles de charge utile. Chaque nom court n'est reconnu que si l'octet suivant ne peut pas prolonger un nom PDF, car les étiquettes de sous-ensemble TrueType comme /AAAAAA+DejaVuSans se lisent sinon comme /AA. Les quatre PDF livrés avec le projet servent de test d'acceptation : ils doivent passer sans aucun finding.</w:t>
+      </w:r>
+    </w:p>
+    <w:tbl>
+      <w:tblPr>
+        <w:tblStyle w:val="TableGrid"/>
+        <w:tblW w:type="auto" w:w="0"/>
+        <w:tblLook w:firstColumn="1" w:firstRow="1" w:lastColumn="0" w:lastRow="0" w:noHBand="0" w:noVBand="1" w:val="04A0"/>
+      </w:tblPr>
+      <w:tblGrid>
+        <w:gridCol w:w="3230"/>
+        <w:gridCol w:w="3230"/>
+        <w:gridCol w:w="3230"/>
+      </w:tblGrid>
+      <w:tr>
+        <w:tc>
+          <w:tcPr>
+            <w:tcW w:type="dxa" w:w="2268"/>
+            <w:shd w:val="clear" w:color="auto" w:fill="1F3864"/>
+            <w:tcBorders>
+              <w:top w:val="single" w:sz="4" w:space="0" w:color="AAAAAA"/>
+              <w:left w:val="single" w:sz="4" w:space="0" w:color="AAAAAA"/>
+              <w:bottom w:val="single" w:sz="4" w:space="0" w:color="AAAAAA"/>
+              <w:right w:val="single" w:sz="4" w:space="0" w:color="AAAAAA"/>
+              <w:insideH w:val="single" w:sz="4" w:space="0" w:color="AAAAAA"/>
+              <w:insideV w:val="single" w:sz="4" w:space="0" w:color="AAAAAA"/>
+            </w:tcBorders>
+          </w:tcPr>
+          <w:p>
+            <w:pPr>
+              <w:jc w:val="center"/>
+            </w:pPr>
+            <w:r>
+              <w:rPr>
+                <w:b/>
+                <w:color w:val="FFFFFF"/>
+                <w:sz w:val="18"/>
+              </w:rPr>
+              <w:t>Vérification</w:t>
+            </w:r>
+          </w:p>
+        </w:tc>
+        <w:tc>
+          <w:tcPr>
+            <w:tcW w:type="dxa" w:w="6520"/>
+            <w:shd w:val="clear" w:color="auto" w:fill="1F3864"/>
+            <w:tcBorders>
+              <w:top w:val="single" w:sz="4" w:space="0" w:color="AAAAAA"/>
+              <w:left w:val="single" w:sz="4" w:space="0" w:color="AAAAAA"/>
+              <w:bottom w:val="single" w:sz="4" w:space="0" w:color="AAAAAA"/>
+              <w:right w:val="single" w:sz="4" w:space="0" w:color="AAAAAA"/>
+              <w:insideH w:val="single" w:sz="4" w:space="0" w:color="AAAAAA"/>
+              <w:insideV w:val="single" w:sz="4" w:space="0" w:color="AAAAAA"/>
+            </w:tcBorders>
+          </w:tcPr>
+          <w:p>
+            <w:pPr>
+              <w:jc w:val="center"/>
+            </w:pPr>
+            <w:r>
+              <w:rPr>
+                <w:b/>
+                <w:color w:val="FFFFFF"/>
+                <w:sz w:val="18"/>
+              </w:rPr>
+              <w:t>Explication détaillée</w:t>
+            </w:r>
+          </w:p>
+        </w:tc>
+        <w:tc>
+          <w:tcPr>
+            <w:tcW w:type="dxa" w:w="1134"/>
+            <w:shd w:val="clear" w:color="auto" w:fill="1F3864"/>
+            <w:tcBorders>
+              <w:top w:val="single" w:sz="4" w:space="0" w:color="AAAAAA"/>
+              <w:left w:val="single" w:sz="4" w:space="0" w:color="AAAAAA"/>
+              <w:bottom w:val="single" w:sz="4" w:space="0" w:color="AAAAAA"/>
+              <w:right w:val="single" w:sz="4" w:space="0" w:color="AAAAAA"/>
+              <w:insideH w:val="single" w:sz="4" w:space="0" w:color="AAAAAA"/>
+              <w:insideV w:val="single" w:sz="4" w:space="0" w:color="AAAAAA"/>
+            </w:tcBorders>
+          </w:tcPr>
+          <w:p>
+            <w:pPr>
+              <w:jc w:val="center"/>
+            </w:pPr>
+            <w:r>
+              <w:rPr>
+                <w:b/>
+                <w:color w:val="FFFFFF"/>
+                <w:sz w:val="18"/>
+              </w:rPr>
+              <w:t>Verdict</w:t>
+            </w:r>
+          </w:p>
+        </w:tc>
+      </w:tr>
+      <w:tr>
+        <w:tc>
+          <w:tcPr>
+            <w:tcW w:type="dxa" w:w="3230"/>
+            <w:tcBorders>
+              <w:top w:val="single" w:sz="4" w:space="0" w:color="AAAAAA"/>
+              <w:left w:val="single" w:sz="4" w:space="0" w:color="AAAAAA"/>
+              <w:bottom w:val="single" w:sz="4" w:space="0" w:color="AAAAAA"/>
+              <w:right w:val="single" w:sz="4" w:space="0" w:color="AAAAAA"/>
+              <w:insideH w:val="single" w:sz="4" w:space="0" w:color="AAAAAA"/>
+              <w:insideV w:val="single" w:sz="4" w:space="0" w:color="AAAAAA"/>
+            </w:tcBorders>
+          </w:tcPr>
+          <w:p>
+            <w:r>
+              <w:rPr>
+                <w:b/>
+                <w:sz w:val="18"/>
+              </w:rPr>
+              <w:t>CWE-94 — JavaScript embarqué et actions automatiques</w:t>
+            </w:r>
+          </w:p>
+        </w:tc>
+        <w:tc>
+          <w:tcPr>
+            <w:tcW w:type="dxa" w:w="3230"/>
+            <w:tcBorders>
+              <w:top w:val="single" w:sz="4" w:space="0" w:color="AAAAAA"/>
+              <w:left w:val="single" w:sz="4" w:space="0" w:color="AAAAAA"/>
+              <w:bottom w:val="single" w:sz="4" w:space="0" w:color="AAAAAA"/>
+              <w:right w:val="single" w:sz="4" w:space="0" w:color="AAAAAA"/>
+              <w:insideH w:val="single" w:sz="4" w:space="0" w:color="AAAAAA"/>
+              <w:insideV w:val="single" w:sz="4" w:space="0" w:color="AAAAAA"/>
+            </w:tcBorders>
+          </w:tcPr>
+          <w:p>
+            <w:r>
+              <w:rPr>
+                <w:sz w:val="18"/>
+              </w:rPr>
+              <w:t>/JavaScript ou /JS, /OpenAction et /AA (actions additionnelles), y compris sous forme échappée en hexadécimal (/J#61vaScript) et dans des flux compressés.</w:t>
+            </w:r>
+          </w:p>
+        </w:tc>
+        <w:tc>
+          <w:tcPr>
+            <w:tcW w:type="dxa" w:w="3230"/>
+            <w:shd w:val="clear" w:color="auto" w:fill="FFC7CE"/>
+            <w:tcBorders>
+              <w:top w:val="single" w:sz="4" w:space="0" w:color="AAAAAA"/>
+              <w:left w:val="single" w:sz="4" w:space="0" w:color="AAAAAA"/>
+              <w:bottom w:val="single" w:sz="4" w:space="0" w:color="AAAAAA"/>
+              <w:right w:val="single" w:sz="4" w:space="0" w:color="AAAAAA"/>
+              <w:insideH w:val="single" w:sz="4" w:space="0" w:color="AAAAAA"/>
+              <w:insideV w:val="single" w:sz="4" w:space="0" w:color="AAAAAA"/>
+            </w:tcBorders>
+          </w:tcPr>
+          <w:p>
+            <w:r>
+              <w:rPr>
+                <w:b/>
+                <w:color w:val="C00000"/>
+                <w:sz w:val="18"/>
+              </w:rPr>
+              <w:t>FAIL</w:t>
+            </w:r>
+          </w:p>
+        </w:tc>
+      </w:tr>
+      <w:tr>
+        <w:tc>
+          <w:tcPr>
+            <w:tcW w:type="dxa" w:w="3230"/>
+            <w:tcBorders>
+              <w:top w:val="single" w:sz="4" w:space="0" w:color="AAAAAA"/>
+              <w:left w:val="single" w:sz="4" w:space="0" w:color="AAAAAA"/>
+              <w:bottom w:val="single" w:sz="4" w:space="0" w:color="AAAAAA"/>
+              <w:right w:val="single" w:sz="4" w:space="0" w:color="AAAAAA"/>
+              <w:insideH w:val="single" w:sz="4" w:space="0" w:color="AAAAAA"/>
+              <w:insideV w:val="single" w:sz="4" w:space="0" w:color="AAAAAA"/>
+            </w:tcBorders>
+          </w:tcPr>
+          <w:p>
+            <w:r>
+              <w:rPr>
+                <w:b/>
+                <w:sz w:val="18"/>
+              </w:rPr>
+              <w:t>CWE-78 — /Launch</w:t>
+            </w:r>
+          </w:p>
+        </w:tc>
+        <w:tc>
+          <w:tcPr>
+            <w:tcW w:type="dxa" w:w="3230"/>
+            <w:tcBorders>
+              <w:top w:val="single" w:sz="4" w:space="0" w:color="AAAAAA"/>
+              <w:left w:val="single" w:sz="4" w:space="0" w:color="AAAAAA"/>
+              <w:bottom w:val="single" w:sz="4" w:space="0" w:color="AAAAAA"/>
+              <w:right w:val="single" w:sz="4" w:space="0" w:color="AAAAAA"/>
+              <w:insideH w:val="single" w:sz="4" w:space="0" w:color="AAAAAA"/>
+              <w:insideV w:val="single" w:sz="4" w:space="0" w:color="AAAAAA"/>
+            </w:tcBorders>
+          </w:tcPr>
+          <w:p>
+            <w:r>
+              <w:rPr>
+                <w:sz w:val="18"/>
+              </w:rPr>
+              <w:t>Une action qui lance un programme externe.</w:t>
+            </w:r>
+          </w:p>
+        </w:tc>
+        <w:tc>
+          <w:tcPr>
+            <w:tcW w:type="dxa" w:w="3230"/>
+            <w:shd w:val="clear" w:color="auto" w:fill="FFC7CE"/>
+            <w:tcBorders>
+              <w:top w:val="single" w:sz="4" w:space="0" w:color="AAAAAA"/>
+              <w:left w:val="single" w:sz="4" w:space="0" w:color="AAAAAA"/>
+              <w:bottom w:val="single" w:sz="4" w:space="0" w:color="AAAAAA"/>
+              <w:right w:val="single" w:sz="4" w:space="0" w:color="AAAAAA"/>
+              <w:insideH w:val="single" w:sz="4" w:space="0" w:color="AAAAAA"/>
+              <w:insideV w:val="single" w:sz="4" w:space="0" w:color="AAAAAA"/>
+            </w:tcBorders>
+          </w:tcPr>
+          <w:p>
+            <w:r>
+              <w:rPr>
+                <w:b/>
+                <w:color w:val="C00000"/>
+                <w:sz w:val="18"/>
+              </w:rPr>
+              <w:t>FAIL</w:t>
+            </w:r>
+          </w:p>
+        </w:tc>
+      </w:tr>
+      <w:tr>
+        <w:tc>
+          <w:tcPr>
+            <w:tcW w:type="dxa" w:w="3230"/>
+            <w:tcBorders>
+              <w:top w:val="single" w:sz="4" w:space="0" w:color="AAAAAA"/>
+              <w:left w:val="single" w:sz="4" w:space="0" w:color="AAAAAA"/>
+              <w:bottom w:val="single" w:sz="4" w:space="0" w:color="AAAAAA"/>
+              <w:right w:val="single" w:sz="4" w:space="0" w:color="AAAAAA"/>
+              <w:insideH w:val="single" w:sz="4" w:space="0" w:color="AAAAAA"/>
+              <w:insideV w:val="single" w:sz="4" w:space="0" w:color="AAAAAA"/>
+            </w:tcBorders>
+          </w:tcPr>
+          <w:p>
+            <w:r>
+              <w:rPr>
+                <w:b/>
+                <w:sz w:val="18"/>
+              </w:rPr>
+              <w:t>CWE-506 — charge utile embarquée</w:t>
+            </w:r>
+          </w:p>
+        </w:tc>
+        <w:tc>
+          <w:tcPr>
+            <w:tcW w:type="dxa" w:w="3230"/>
+            <w:tcBorders>
+              <w:top w:val="single" w:sz="4" w:space="0" w:color="AAAAAA"/>
+              <w:left w:val="single" w:sz="4" w:space="0" w:color="AAAAAA"/>
+              <w:bottom w:val="single" w:sz="4" w:space="0" w:color="AAAAAA"/>
+              <w:right w:val="single" w:sz="4" w:space="0" w:color="AAAAAA"/>
+              <w:insideH w:val="single" w:sz="4" w:space="0" w:color="AAAAAA"/>
+              <w:insideV w:val="single" w:sz="4" w:space="0" w:color="AAAAAA"/>
+            </w:tcBorders>
+          </w:tcPr>
+          <w:p>
+            <w:r>
+              <w:rPr>
+                <w:sz w:val="18"/>
+              </w:rPr>
+              <w:t>/EmbeddedFile, ou un exécutable Windows embarqué.</w:t>
+            </w:r>
+          </w:p>
+        </w:tc>
+        <w:tc>
+          <w:tcPr>
+            <w:tcW w:type="dxa" w:w="3230"/>
+            <w:shd w:val="clear" w:color="auto" w:fill="FFC7CE"/>
+            <w:tcBorders>
+              <w:top w:val="single" w:sz="4" w:space="0" w:color="AAAAAA"/>
+              <w:left w:val="single" w:sz="4" w:space="0" w:color="AAAAAA"/>
+              <w:bottom w:val="single" w:sz="4" w:space="0" w:color="AAAAAA"/>
+              <w:right w:val="single" w:sz="4" w:space="0" w:color="AAAAAA"/>
+              <w:insideH w:val="single" w:sz="4" w:space="0" w:color="AAAAAA"/>
+              <w:insideV w:val="single" w:sz="4" w:space="0" w:color="AAAAAA"/>
+            </w:tcBorders>
+          </w:tcPr>
+          <w:p>
+            <w:r>
+              <w:rPr>
+                <w:b/>
+                <w:color w:val="C00000"/>
+                <w:sz w:val="18"/>
+              </w:rPr>
+              <w:t>FAIL</w:t>
+            </w:r>
+          </w:p>
+        </w:tc>
+      </w:tr>
+      <w:tr>
+        <w:tc>
+          <w:tcPr>
+            <w:tcW w:type="dxa" w:w="3230"/>
+            <w:tcBorders>
+              <w:top w:val="single" w:sz="4" w:space="0" w:color="AAAAAA"/>
+              <w:left w:val="single" w:sz="4" w:space="0" w:color="AAAAAA"/>
+              <w:bottom w:val="single" w:sz="4" w:space="0" w:color="AAAAAA"/>
+              <w:right w:val="single" w:sz="4" w:space="0" w:color="AAAAAA"/>
+              <w:insideH w:val="single" w:sz="4" w:space="0" w:color="AAAAAA"/>
+              <w:insideV w:val="single" w:sz="4" w:space="0" w:color="AAAAAA"/>
+            </w:tcBorders>
+          </w:tcPr>
+          <w:p>
+            <w:r>
+              <w:rPr>
+                <w:b/>
+                <w:sz w:val="18"/>
+              </w:rPr>
+              <w:t>Formes d'exploit</w:t>
+            </w:r>
+          </w:p>
+        </w:tc>
+        <w:tc>
+          <w:tcPr>
+            <w:tcW w:type="dxa" w:w="3230"/>
+            <w:tcBorders>
+              <w:top w:val="single" w:sz="4" w:space="0" w:color="AAAAAA"/>
+              <w:left w:val="single" w:sz="4" w:space="0" w:color="AAAAAA"/>
+              <w:bottom w:val="single" w:sz="4" w:space="0" w:color="AAAAAA"/>
+              <w:right w:val="single" w:sz="4" w:space="0" w:color="AAAAAA"/>
+              <w:insideH w:val="single" w:sz="4" w:space="0" w:color="AAAAAA"/>
+              <w:insideV w:val="single" w:sz="4" w:space="0" w:color="AAAAAA"/>
+            </w:tcBorders>
+          </w:tcPr>
+          <w:p>
+            <w:r>
+              <w:rPr>
+                <w:sz w:val="18"/>
+              </w:rPr>
+              <w:t>API Acrobat à l'historique d'exploitation (util.printf, collab.getIcon, media.newPlayer…), formes de heap-spray et de shellcode (unescape d'un blob encodé en pourcentage), médias riches, et formulaires qui envoient ou importent des données.</w:t>
+            </w:r>
+          </w:p>
+        </w:tc>
+        <w:tc>
+          <w:tcPr>
+            <w:tcW w:type="dxa" w:w="3230"/>
+            <w:shd w:val="clear" w:color="auto" w:fill="FFC7CE"/>
+            <w:tcBorders>
+              <w:top w:val="single" w:sz="4" w:space="0" w:color="AAAAAA"/>
+              <w:left w:val="single" w:sz="4" w:space="0" w:color="AAAAAA"/>
+              <w:bottom w:val="single" w:sz="4" w:space="0" w:color="AAAAAA"/>
+              <w:right w:val="single" w:sz="4" w:space="0" w:color="AAAAAA"/>
+              <w:insideH w:val="single" w:sz="4" w:space="0" w:color="AAAAAA"/>
+              <w:insideV w:val="single" w:sz="4" w:space="0" w:color="AAAAAA"/>
+            </w:tcBorders>
+          </w:tcPr>
+          <w:p>
+            <w:r>
+              <w:rPr>
+                <w:b/>
+                <w:color w:val="C00000"/>
+                <w:sz w:val="18"/>
+              </w:rPr>
+              <w:t>FAIL</w:t>
+            </w:r>
+          </w:p>
+        </w:tc>
+      </w:tr>
+      <w:tr>
+        <w:tc>
+          <w:tcPr>
+            <w:tcW w:type="dxa" w:w="3230"/>
+            <w:tcBorders>
+              <w:top w:val="single" w:sz="4" w:space="0" w:color="AAAAAA"/>
+              <w:left w:val="single" w:sz="4" w:space="0" w:color="AAAAAA"/>
+              <w:bottom w:val="single" w:sz="4" w:space="0" w:color="AAAAAA"/>
+              <w:right w:val="single" w:sz="4" w:space="0" w:color="AAAAAA"/>
+              <w:insideH w:val="single" w:sz="4" w:space="0" w:color="AAAAAA"/>
+              <w:insideV w:val="single" w:sz="4" w:space="0" w:color="AAAAAA"/>
+            </w:tcBorders>
+          </w:tcPr>
+          <w:p>
+            <w:r>
+              <w:rPr>
+                <w:b/>
+                <w:sz w:val="18"/>
+              </w:rPr>
+              <w:t>Non inspecté</w:t>
+            </w:r>
+          </w:p>
+        </w:tc>
+        <w:tc>
+          <w:tcPr>
+            <w:tcW w:type="dxa" w:w="3230"/>
+            <w:tcBorders>
+              <w:top w:val="single" w:sz="4" w:space="0" w:color="AAAAAA"/>
+              <w:left w:val="single" w:sz="4" w:space="0" w:color="AAAAAA"/>
+              <w:bottom w:val="single" w:sz="4" w:space="0" w:color="AAAAAA"/>
+              <w:right w:val="single" w:sz="4" w:space="0" w:color="AAAAAA"/>
+              <w:insideH w:val="single" w:sz="4" w:space="0" w:color="AAAAAA"/>
+              <w:insideV w:val="single" w:sz="4" w:space="0" w:color="AAAAAA"/>
+            </w:tcBorders>
+          </w:tcPr>
+          <w:p>
+            <w:r>
+              <w:rPr>
+                <w:sz w:val="18"/>
+              </w:rPr>
+              <w:t>Un PDF chiffré (/Encrypt) est signalé mais non déchiffré ; un flux derrière un filtre impossible à décoder est nommé ; les formulaires XFA, destinations distantes et mises à jour incrémentales sont signalés. Les filtres d'image sont exclus : ils portent des pixels, jamais des dictionnaires.</w:t>
+            </w:r>
+          </w:p>
+        </w:tc>
+        <w:tc>
+          <w:tcPr>
+            <w:tcW w:type="dxa" w:w="3230"/>
+            <w:shd w:val="clear" w:color="auto" w:fill="FFEB9C"/>
+            <w:tcBorders>
+              <w:top w:val="single" w:sz="4" w:space="0" w:color="AAAAAA"/>
+              <w:left w:val="single" w:sz="4" w:space="0" w:color="AAAAAA"/>
+              <w:bottom w:val="single" w:sz="4" w:space="0" w:color="AAAAAA"/>
+              <w:right w:val="single" w:sz="4" w:space="0" w:color="AAAAAA"/>
+              <w:insideH w:val="single" w:sz="4" w:space="0" w:color="AAAAAA"/>
+              <w:insideV w:val="single" w:sz="4" w:space="0" w:color="AAAAAA"/>
+            </w:tcBorders>
+          </w:tcPr>
+          <w:p>
+            <w:r>
+              <w:rPr>
+                <w:b/>
+                <w:color w:val="ED7D31"/>
+                <w:sz w:val="18"/>
+              </w:rPr>
+              <w:t>WARN</w:t>
+            </w:r>
+          </w:p>
+        </w:tc>
+      </w:tr>
+    </w:tbl>
+    <w:p/>
+    <w:p>
+      <w:pPr>
+        <w:pStyle w:val="Heading2"/>
+      </w:pPr>
+      <w:r>
+        <w:rPr>
+          <w:color w:val="2E75B6"/>
+        </w:rPr>
+        <w:t>5.18 Makefile (.mk .mak .make, Makefile*, GNUmakefile*)</w:t>
+      </w:r>
+    </w:p>
+    <w:p>
+      <w:r>
+        <w:rPr>
+          <w:b w:val="0"/>
+          <w:i/>
+          <w:color w:val="606060"/>
+          <w:sz w:val="20"/>
+        </w:rPr>
+        <w:t>Extensions concernées : .mk, .mak, .make, Makefile</w:t>
+      </w:r>
+    </w:p>
+    <w:p>
+      <w:r>
+        <w:rPr>
+          <w:b w:val="0"/>
+          <w:i w:val="0"/>
+          <w:sz w:val="20"/>
+        </w:rPr>
+        <w:t>Les lignes de recette sont du shell, et $(shell ...) s'exécute dès que make lit le fichier, avant toute cible : un Makefile hostile n'a pas besoin d'être construit pour agir. Les affectations ne sont pas entre guillemets (PASSWORD = hunter2) : la règle universelle sur les secrets ne les voit pas. Les commandes dangereuses ressemblent presque à des commandes ordinaires, les règles sont donc étroites : rm -rf ne compte que si la cible est exactement /, ~ ou $HOME ; un téléchargement ne compte que s'il est redirigé vers un shell. 88 Makefiles réels ne produisent aucun finding. Il n'y a volontairement aucune règle pour un $(eval ...) seul : il se déclenchait sur 7 des 88 comme métaprogrammation ordinaire.</w:t>
+      </w:r>
+    </w:p>
+    <w:tbl>
+      <w:tblPr>
+        <w:tblStyle w:val="TableGrid"/>
+        <w:tblW w:type="auto" w:w="0"/>
+        <w:tblLook w:firstColumn="1" w:firstRow="1" w:lastColumn="0" w:lastRow="0" w:noHBand="0" w:noVBand="1" w:val="04A0"/>
+      </w:tblPr>
+      <w:tblGrid>
+        <w:gridCol w:w="3230"/>
+        <w:gridCol w:w="3230"/>
+        <w:gridCol w:w="3230"/>
+      </w:tblGrid>
+      <w:tr>
+        <w:tc>
+          <w:tcPr>
+            <w:tcW w:type="dxa" w:w="2268"/>
+            <w:shd w:val="clear" w:color="auto" w:fill="1F3864"/>
+            <w:tcBorders>
+              <w:top w:val="single" w:sz="4" w:space="0" w:color="AAAAAA"/>
+              <w:left w:val="single" w:sz="4" w:space="0" w:color="AAAAAA"/>
+              <w:bottom w:val="single" w:sz="4" w:space="0" w:color="AAAAAA"/>
+              <w:right w:val="single" w:sz="4" w:space="0" w:color="AAAAAA"/>
+              <w:insideH w:val="single" w:sz="4" w:space="0" w:color="AAAAAA"/>
+              <w:insideV w:val="single" w:sz="4" w:space="0" w:color="AAAAAA"/>
+            </w:tcBorders>
+          </w:tcPr>
+          <w:p>
+            <w:pPr>
+              <w:jc w:val="center"/>
+            </w:pPr>
+            <w:r>
+              <w:rPr>
+                <w:b/>
+                <w:color w:val="FFFFFF"/>
+                <w:sz w:val="18"/>
+              </w:rPr>
+              <w:t>Vérification</w:t>
+            </w:r>
+          </w:p>
+        </w:tc>
+        <w:tc>
+          <w:tcPr>
+            <w:tcW w:type="dxa" w:w="6520"/>
+            <w:shd w:val="clear" w:color="auto" w:fill="1F3864"/>
+            <w:tcBorders>
+              <w:top w:val="single" w:sz="4" w:space="0" w:color="AAAAAA"/>
+              <w:left w:val="single" w:sz="4" w:space="0" w:color="AAAAAA"/>
+              <w:bottom w:val="single" w:sz="4" w:space="0" w:color="AAAAAA"/>
+              <w:right w:val="single" w:sz="4" w:space="0" w:color="AAAAAA"/>
+              <w:insideH w:val="single" w:sz="4" w:space="0" w:color="AAAAAA"/>
+              <w:insideV w:val="single" w:sz="4" w:space="0" w:color="AAAAAA"/>
+            </w:tcBorders>
+          </w:tcPr>
+          <w:p>
+            <w:pPr>
+              <w:jc w:val="center"/>
+            </w:pPr>
+            <w:r>
+              <w:rPr>
+                <w:b/>
+                <w:color w:val="FFFFFF"/>
+                <w:sz w:val="18"/>
+              </w:rPr>
+              <w:t>Explication détaillée</w:t>
+            </w:r>
+          </w:p>
+        </w:tc>
+        <w:tc>
+          <w:tcPr>
+            <w:tcW w:type="dxa" w:w="1134"/>
+            <w:shd w:val="clear" w:color="auto" w:fill="1F3864"/>
+            <w:tcBorders>
+              <w:top w:val="single" w:sz="4" w:space="0" w:color="AAAAAA"/>
+              <w:left w:val="single" w:sz="4" w:space="0" w:color="AAAAAA"/>
+              <w:bottom w:val="single" w:sz="4" w:space="0" w:color="AAAAAA"/>
+              <w:right w:val="single" w:sz="4" w:space="0" w:color="AAAAAA"/>
+              <w:insideH w:val="single" w:sz="4" w:space="0" w:color="AAAAAA"/>
+              <w:insideV w:val="single" w:sz="4" w:space="0" w:color="AAAAAA"/>
+            </w:tcBorders>
+          </w:tcPr>
+          <w:p>
+            <w:pPr>
+              <w:jc w:val="center"/>
+            </w:pPr>
+            <w:r>
+              <w:rPr>
+                <w:b/>
+                <w:color w:val="FFFFFF"/>
+                <w:sz w:val="18"/>
+              </w:rPr>
+              <w:t>Verdict</w:t>
+            </w:r>
+          </w:p>
+        </w:tc>
+      </w:tr>
+      <w:tr>
+        <w:tc>
+          <w:tcPr>
+            <w:tcW w:type="dxa" w:w="3230"/>
+            <w:tcBorders>
+              <w:top w:val="single" w:sz="4" w:space="0" w:color="AAAAAA"/>
+              <w:left w:val="single" w:sz="4" w:space="0" w:color="AAAAAA"/>
+              <w:bottom w:val="single" w:sz="4" w:space="0" w:color="AAAAAA"/>
+              <w:right w:val="single" w:sz="4" w:space="0" w:color="AAAAAA"/>
+              <w:insideH w:val="single" w:sz="4" w:space="0" w:color="AAAAAA"/>
+              <w:insideV w:val="single" w:sz="4" w:space="0" w:color="AAAAAA"/>
+            </w:tcBorders>
+          </w:tcPr>
+          <w:p>
+            <w:r>
+              <w:rPr>
+                <w:b/>
+                <w:sz w:val="18"/>
+              </w:rPr>
+              <w:t>Exécution distante</w:t>
+            </w:r>
+          </w:p>
+        </w:tc>
+        <w:tc>
+          <w:tcPr>
+            <w:tcW w:type="dxa" w:w="3230"/>
+            <w:tcBorders>
+              <w:top w:val="single" w:sz="4" w:space="0" w:color="AAAAAA"/>
+              <w:left w:val="single" w:sz="4" w:space="0" w:color="AAAAAA"/>
+              <w:bottom w:val="single" w:sz="4" w:space="0" w:color="AAAAAA"/>
+              <w:right w:val="single" w:sz="4" w:space="0" w:color="AAAAAA"/>
+              <w:insideH w:val="single" w:sz="4" w:space="0" w:color="AAAAAA"/>
+              <w:insideV w:val="single" w:sz="4" w:space="0" w:color="AAAAAA"/>
+            </w:tcBorders>
+          </w:tcPr>
+          <w:p>
+            <w:r>
+              <w:rPr>
+                <w:sz w:val="18"/>
+              </w:rPr>
+              <w:t>Un téléchargement redirigé vers un shell, une récupération à l'analyse ($(shell curl ...)), un payload décodé en base64 puis exécuté, un reverse shell.</w:t>
+            </w:r>
+          </w:p>
+        </w:tc>
+        <w:tc>
+          <w:tcPr>
+            <w:tcW w:type="dxa" w:w="3230"/>
+            <w:shd w:val="clear" w:color="auto" w:fill="FFC7CE"/>
+            <w:tcBorders>
+              <w:top w:val="single" w:sz="4" w:space="0" w:color="AAAAAA"/>
+              <w:left w:val="single" w:sz="4" w:space="0" w:color="AAAAAA"/>
+              <w:bottom w:val="single" w:sz="4" w:space="0" w:color="AAAAAA"/>
+              <w:right w:val="single" w:sz="4" w:space="0" w:color="AAAAAA"/>
+              <w:insideH w:val="single" w:sz="4" w:space="0" w:color="AAAAAA"/>
+              <w:insideV w:val="single" w:sz="4" w:space="0" w:color="AAAAAA"/>
+            </w:tcBorders>
+          </w:tcPr>
+          <w:p>
+            <w:r>
+              <w:rPr>
+                <w:b/>
+                <w:color w:val="C00000"/>
+                <w:sz w:val="18"/>
+              </w:rPr>
+              <w:t>FAIL</w:t>
+            </w:r>
+          </w:p>
+        </w:tc>
+      </w:tr>
+      <w:tr>
+        <w:tc>
+          <w:tcPr>
+            <w:tcW w:type="dxa" w:w="3230"/>
+            <w:tcBorders>
+              <w:top w:val="single" w:sz="4" w:space="0" w:color="AAAAAA"/>
+              <w:left w:val="single" w:sz="4" w:space="0" w:color="AAAAAA"/>
+              <w:bottom w:val="single" w:sz="4" w:space="0" w:color="AAAAAA"/>
+              <w:right w:val="single" w:sz="4" w:space="0" w:color="AAAAAA"/>
+              <w:insideH w:val="single" w:sz="4" w:space="0" w:color="AAAAAA"/>
+              <w:insideV w:val="single" w:sz="4" w:space="0" w:color="AAAAAA"/>
+            </w:tcBorders>
+          </w:tcPr>
+          <w:p>
+            <w:r>
+              <w:rPr>
+                <w:b/>
+                <w:sz w:val="18"/>
+              </w:rPr>
+              <w:t>Secrets et TLS</w:t>
+            </w:r>
+          </w:p>
+        </w:tc>
+        <w:tc>
+          <w:tcPr>
+            <w:tcW w:type="dxa" w:w="3230"/>
+            <w:tcBorders>
+              <w:top w:val="single" w:sz="4" w:space="0" w:color="AAAAAA"/>
+              <w:left w:val="single" w:sz="4" w:space="0" w:color="AAAAAA"/>
+              <w:bottom w:val="single" w:sz="4" w:space="0" w:color="AAAAAA"/>
+              <w:right w:val="single" w:sz="4" w:space="0" w:color="AAAAAA"/>
+              <w:insideH w:val="single" w:sz="4" w:space="0" w:color="AAAAAA"/>
+              <w:insideV w:val="single" w:sz="4" w:space="0" w:color="AAAAAA"/>
+            </w:tcBorders>
+          </w:tcPr>
+          <w:p>
+            <w:r>
+              <w:rPr>
+                <w:sz w:val="18"/>
+              </w:rPr>
+              <w:t>Une affectation de secret en dur ; une vérification TLS désactivée.</w:t>
+            </w:r>
+          </w:p>
+        </w:tc>
+        <w:tc>
+          <w:tcPr>
+            <w:tcW w:type="dxa" w:w="3230"/>
+            <w:shd w:val="clear" w:color="auto" w:fill="FFC7CE"/>
+            <w:tcBorders>
+              <w:top w:val="single" w:sz="4" w:space="0" w:color="AAAAAA"/>
+              <w:left w:val="single" w:sz="4" w:space="0" w:color="AAAAAA"/>
+              <w:bottom w:val="single" w:sz="4" w:space="0" w:color="AAAAAA"/>
+              <w:right w:val="single" w:sz="4" w:space="0" w:color="AAAAAA"/>
+              <w:insideH w:val="single" w:sz="4" w:space="0" w:color="AAAAAA"/>
+              <w:insideV w:val="single" w:sz="4" w:space="0" w:color="AAAAAA"/>
+            </w:tcBorders>
+          </w:tcPr>
+          <w:p>
+            <w:r>
+              <w:rPr>
+                <w:b/>
+                <w:color w:val="C00000"/>
+                <w:sz w:val="18"/>
+              </w:rPr>
+              <w:t>FAIL</w:t>
+            </w:r>
+          </w:p>
+        </w:tc>
+      </w:tr>
+      <w:tr>
+        <w:tc>
+          <w:tcPr>
+            <w:tcW w:type="dxa" w:w="3230"/>
+            <w:tcBorders>
+              <w:top w:val="single" w:sz="4" w:space="0" w:color="AAAAAA"/>
+              <w:left w:val="single" w:sz="4" w:space="0" w:color="AAAAAA"/>
+              <w:bottom w:val="single" w:sz="4" w:space="0" w:color="AAAAAA"/>
+              <w:right w:val="single" w:sz="4" w:space="0" w:color="AAAAAA"/>
+              <w:insideH w:val="single" w:sz="4" w:space="0" w:color="AAAAAA"/>
+              <w:insideV w:val="single" w:sz="4" w:space="0" w:color="AAAAAA"/>
+            </w:tcBorders>
+          </w:tcPr>
+          <w:p>
+            <w:r>
+              <w:rPr>
+                <w:b/>
+                <w:sz w:val="18"/>
+              </w:rPr>
+              <w:t>Persistance et destruction</w:t>
+            </w:r>
+          </w:p>
+        </w:tc>
+        <w:tc>
+          <w:tcPr>
+            <w:tcW w:type="dxa" w:w="3230"/>
+            <w:tcBorders>
+              <w:top w:val="single" w:sz="4" w:space="0" w:color="AAAAAA"/>
+              <w:left w:val="single" w:sz="4" w:space="0" w:color="AAAAAA"/>
+              <w:bottom w:val="single" w:sz="4" w:space="0" w:color="AAAAAA"/>
+              <w:right w:val="single" w:sz="4" w:space="0" w:color="AAAAAA"/>
+              <w:insideH w:val="single" w:sz="4" w:space="0" w:color="AAAAAA"/>
+              <w:insideV w:val="single" w:sz="4" w:space="0" w:color="AAAAAA"/>
+            </w:tcBorders>
+          </w:tcPr>
+          <w:p>
+            <w:r>
+              <w:rPr>
+                <w:sz w:val="18"/>
+              </w:rPr>
+              <w:t>Un bit setuid/setgid, une persistance cron ou authorized_keys, rm -rf de / ou $HOME.</w:t>
+            </w:r>
+          </w:p>
+        </w:tc>
+        <w:tc>
+          <w:tcPr>
+            <w:tcW w:type="dxa" w:w="3230"/>
+            <w:shd w:val="clear" w:color="auto" w:fill="FFC7CE"/>
+            <w:tcBorders>
+              <w:top w:val="single" w:sz="4" w:space="0" w:color="AAAAAA"/>
+              <w:left w:val="single" w:sz="4" w:space="0" w:color="AAAAAA"/>
+              <w:bottom w:val="single" w:sz="4" w:space="0" w:color="AAAAAA"/>
+              <w:right w:val="single" w:sz="4" w:space="0" w:color="AAAAAA"/>
+              <w:insideH w:val="single" w:sz="4" w:space="0" w:color="AAAAAA"/>
+              <w:insideV w:val="single" w:sz="4" w:space="0" w:color="AAAAAA"/>
+            </w:tcBorders>
+          </w:tcPr>
+          <w:p>
+            <w:r>
+              <w:rPr>
+                <w:b/>
+                <w:color w:val="C00000"/>
+                <w:sz w:val="18"/>
+              </w:rPr>
+              <w:t>FAIL</w:t>
+            </w:r>
+          </w:p>
+        </w:tc>
+      </w:tr>
+      <w:tr>
+        <w:tc>
+          <w:tcPr>
+            <w:tcW w:type="dxa" w:w="3230"/>
+            <w:tcBorders>
+              <w:top w:val="single" w:sz="4" w:space="0" w:color="AAAAAA"/>
+              <w:left w:val="single" w:sz="4" w:space="0" w:color="AAAAAA"/>
+              <w:bottom w:val="single" w:sz="4" w:space="0" w:color="AAAAAA"/>
+              <w:right w:val="single" w:sz="4" w:space="0" w:color="AAAAAA"/>
+              <w:insideH w:val="single" w:sz="4" w:space="0" w:color="AAAAAA"/>
+              <w:insideV w:val="single" w:sz="4" w:space="0" w:color="AAAAAA"/>
+            </w:tcBorders>
+          </w:tcPr>
+          <w:p>
+            <w:r>
+              <w:rPr>
+                <w:b/>
+                <w:sz w:val="18"/>
+              </w:rPr>
+              <w:t>Ordinaire mais à relire</w:t>
+            </w:r>
+          </w:p>
+        </w:tc>
+        <w:tc>
+          <w:tcPr>
+            <w:tcW w:type="dxa" w:w="3230"/>
+            <w:tcBorders>
+              <w:top w:val="single" w:sz="4" w:space="0" w:color="AAAAAA"/>
+              <w:left w:val="single" w:sz="4" w:space="0" w:color="AAAAAA"/>
+              <w:bottom w:val="single" w:sz="4" w:space="0" w:color="AAAAAA"/>
+              <w:right w:val="single" w:sz="4" w:space="0" w:color="AAAAAA"/>
+              <w:insideH w:val="single" w:sz="4" w:space="0" w:color="AAAAAA"/>
+              <w:insideV w:val="single" w:sz="4" w:space="0" w:color="AAAAAA"/>
+            </w:tcBorders>
+          </w:tcPr>
+          <w:p>
+            <w:r>
+              <w:rPr>
+                <w:sz w:val="18"/>
+              </w:rPr>
+              <w:t>sudo dans une recette, chmod 777, un téléchargement http:// en clair, clone-et-construction depuis un dépôt distant.</w:t>
+            </w:r>
+          </w:p>
+        </w:tc>
+        <w:tc>
+          <w:tcPr>
+            <w:tcW w:type="dxa" w:w="3230"/>
+            <w:shd w:val="clear" w:color="auto" w:fill="FFEB9C"/>
+            <w:tcBorders>
+              <w:top w:val="single" w:sz="4" w:space="0" w:color="AAAAAA"/>
+              <w:left w:val="single" w:sz="4" w:space="0" w:color="AAAAAA"/>
+              <w:bottom w:val="single" w:sz="4" w:space="0" w:color="AAAAAA"/>
+              <w:right w:val="single" w:sz="4" w:space="0" w:color="AAAAAA"/>
+              <w:insideH w:val="single" w:sz="4" w:space="0" w:color="AAAAAA"/>
+              <w:insideV w:val="single" w:sz="4" w:space="0" w:color="AAAAAA"/>
+            </w:tcBorders>
+          </w:tcPr>
+          <w:p>
+            <w:r>
+              <w:rPr>
+                <w:b/>
+                <w:color w:val="ED7D31"/>
+                <w:sz w:val="18"/>
+              </w:rPr>
+              <w:t>WARN</w:t>
+            </w:r>
+          </w:p>
+        </w:tc>
+      </w:tr>
+    </w:tbl>
+    <w:p/>
+    <w:p>
+      <w:pPr>
+        <w:pStyle w:val="Heading2"/>
+      </w:pPr>
+      <w:r>
+        <w:rPr>
+          <w:color w:val="2E75B6"/>
+        </w:rPr>
+        <w:t>5.19 HTML (.html .htm .xhtml)</w:t>
+      </w:r>
+    </w:p>
+    <w:p>
+      <w:r>
+        <w:rPr>
+          <w:b w:val="0"/>
+          <w:i/>
+          <w:color w:val="606060"/>
+          <w:sz w:val="20"/>
+        </w:rPr>
+        <w:t>Extensions concernées : .html, .htm, .xhtml</w:t>
+      </w:r>
+    </w:p>
+    <w:p>
+      <w:r>
+        <w:rPr>
+          <w:b w:val="0"/>
+          <w:i w:val="0"/>
+          <w:sz w:val="20"/>
+        </w:rPr>
+        <w:t>Le script en ligne est tout à fait ordinaire : les règles visent donc les constructions sans explication innocente. Chaque règle a été comptée sur 388 fichiers HTML réels ; deux résultats ont changé la conception : un unescape( nu n'apparaissait que sous la forme unescape(encodeURIComponent(x)), la règle exige donc un blob encodé en pourcentage, et innerHTML apparaissait dans 8 fichiers sur 388, il est donc seulement signalé. Après calibrage, 2 fichiers sur 388 échouent, deux vrais appels eval() du visualiseur de traces Go embarqué (l'intégrer demande une entrée .transit-allow.json plutôt qu'une règle affaiblie).</w:t>
+      </w:r>
+    </w:p>
+    <w:tbl>
+      <w:tblPr>
+        <w:tblStyle w:val="TableGrid"/>
+        <w:tblW w:type="auto" w:w="0"/>
+        <w:tblLook w:firstColumn="1" w:firstRow="1" w:lastColumn="0" w:lastRow="0" w:noHBand="0" w:noVBand="1" w:val="04A0"/>
+      </w:tblPr>
+      <w:tblGrid>
+        <w:gridCol w:w="3230"/>
+        <w:gridCol w:w="3230"/>
+        <w:gridCol w:w="3230"/>
+      </w:tblGrid>
+      <w:tr>
+        <w:tc>
+          <w:tcPr>
+            <w:tcW w:type="dxa" w:w="2268"/>
+            <w:shd w:val="clear" w:color="auto" w:fill="1F3864"/>
+            <w:tcBorders>
+              <w:top w:val="single" w:sz="4" w:space="0" w:color="AAAAAA"/>
+              <w:left w:val="single" w:sz="4" w:space="0" w:color="AAAAAA"/>
+              <w:bottom w:val="single" w:sz="4" w:space="0" w:color="AAAAAA"/>
+              <w:right w:val="single" w:sz="4" w:space="0" w:color="AAAAAA"/>
+              <w:insideH w:val="single" w:sz="4" w:space="0" w:color="AAAAAA"/>
+              <w:insideV w:val="single" w:sz="4" w:space="0" w:color="AAAAAA"/>
+            </w:tcBorders>
+          </w:tcPr>
+          <w:p>
+            <w:pPr>
+              <w:jc w:val="center"/>
+            </w:pPr>
+            <w:r>
+              <w:rPr>
+                <w:b/>
+                <w:color w:val="FFFFFF"/>
+                <w:sz w:val="18"/>
+              </w:rPr>
+              <w:t>Vérification</w:t>
+            </w:r>
+          </w:p>
+        </w:tc>
+        <w:tc>
+          <w:tcPr>
+            <w:tcW w:type="dxa" w:w="6520"/>
+            <w:shd w:val="clear" w:color="auto" w:fill="1F3864"/>
+            <w:tcBorders>
+              <w:top w:val="single" w:sz="4" w:space="0" w:color="AAAAAA"/>
+              <w:left w:val="single" w:sz="4" w:space="0" w:color="AAAAAA"/>
+              <w:bottom w:val="single" w:sz="4" w:space="0" w:color="AAAAAA"/>
+              <w:right w:val="single" w:sz="4" w:space="0" w:color="AAAAAA"/>
+              <w:insideH w:val="single" w:sz="4" w:space="0" w:color="AAAAAA"/>
+              <w:insideV w:val="single" w:sz="4" w:space="0" w:color="AAAAAA"/>
+            </w:tcBorders>
+          </w:tcPr>
+          <w:p>
+            <w:pPr>
+              <w:jc w:val="center"/>
+            </w:pPr>
+            <w:r>
+              <w:rPr>
+                <w:b/>
+                <w:color w:val="FFFFFF"/>
+                <w:sz w:val="18"/>
+              </w:rPr>
+              <w:t>Explication détaillée</w:t>
+            </w:r>
+          </w:p>
+        </w:tc>
+        <w:tc>
+          <w:tcPr>
+            <w:tcW w:type="dxa" w:w="1134"/>
+            <w:shd w:val="clear" w:color="auto" w:fill="1F3864"/>
+            <w:tcBorders>
+              <w:top w:val="single" w:sz="4" w:space="0" w:color="AAAAAA"/>
+              <w:left w:val="single" w:sz="4" w:space="0" w:color="AAAAAA"/>
+              <w:bottom w:val="single" w:sz="4" w:space="0" w:color="AAAAAA"/>
+              <w:right w:val="single" w:sz="4" w:space="0" w:color="AAAAAA"/>
+              <w:insideH w:val="single" w:sz="4" w:space="0" w:color="AAAAAA"/>
+              <w:insideV w:val="single" w:sz="4" w:space="0" w:color="AAAAAA"/>
+            </w:tcBorders>
+          </w:tcPr>
+          <w:p>
+            <w:pPr>
+              <w:jc w:val="center"/>
+            </w:pPr>
+            <w:r>
+              <w:rPr>
+                <w:b/>
+                <w:color w:val="FFFFFF"/>
+                <w:sz w:val="18"/>
+              </w:rPr>
+              <w:t>Verdict</w:t>
+            </w:r>
+          </w:p>
+        </w:tc>
+      </w:tr>
+      <w:tr>
+        <w:tc>
+          <w:tcPr>
+            <w:tcW w:type="dxa" w:w="3230"/>
+            <w:tcBorders>
+              <w:top w:val="single" w:sz="4" w:space="0" w:color="AAAAAA"/>
+              <w:left w:val="single" w:sz="4" w:space="0" w:color="AAAAAA"/>
+              <w:bottom w:val="single" w:sz="4" w:space="0" w:color="AAAAAA"/>
+              <w:right w:val="single" w:sz="4" w:space="0" w:color="AAAAAA"/>
+              <w:insideH w:val="single" w:sz="4" w:space="0" w:color="AAAAAA"/>
+              <w:insideV w:val="single" w:sz="4" w:space="0" w:color="AAAAAA"/>
+            </w:tcBorders>
+          </w:tcPr>
+          <w:p>
+            <w:r>
+              <w:rPr>
+                <w:b/>
+                <w:sz w:val="18"/>
+              </w:rPr>
+              <w:t>Exécution de code</w:t>
+            </w:r>
+          </w:p>
+        </w:tc>
+        <w:tc>
+          <w:tcPr>
+            <w:tcW w:type="dxa" w:w="3230"/>
+            <w:tcBorders>
+              <w:top w:val="single" w:sz="4" w:space="0" w:color="AAAAAA"/>
+              <w:left w:val="single" w:sz="4" w:space="0" w:color="AAAAAA"/>
+              <w:bottom w:val="single" w:sz="4" w:space="0" w:color="AAAAAA"/>
+              <w:right w:val="single" w:sz="4" w:space="0" w:color="AAAAAA"/>
+              <w:insideH w:val="single" w:sz="4" w:space="0" w:color="AAAAAA"/>
+              <w:insideV w:val="single" w:sz="4" w:space="0" w:color="AAAAAA"/>
+            </w:tcBorders>
+          </w:tcPr>
+          <w:p>
+            <w:r>
+              <w:rPr>
+                <w:sz w:val="18"/>
+              </w:rPr>
+              <w:t>eval(), un payload encodé en pourcentage passé à unescape(), document.write() alimenté par un décodeur.</w:t>
+            </w:r>
+          </w:p>
+        </w:tc>
+        <w:tc>
+          <w:tcPr>
+            <w:tcW w:type="dxa" w:w="3230"/>
+            <w:shd w:val="clear" w:color="auto" w:fill="FFC7CE"/>
+            <w:tcBorders>
+              <w:top w:val="single" w:sz="4" w:space="0" w:color="AAAAAA"/>
+              <w:left w:val="single" w:sz="4" w:space="0" w:color="AAAAAA"/>
+              <w:bottom w:val="single" w:sz="4" w:space="0" w:color="AAAAAA"/>
+              <w:right w:val="single" w:sz="4" w:space="0" w:color="AAAAAA"/>
+              <w:insideH w:val="single" w:sz="4" w:space="0" w:color="AAAAAA"/>
+              <w:insideV w:val="single" w:sz="4" w:space="0" w:color="AAAAAA"/>
+            </w:tcBorders>
+          </w:tcPr>
+          <w:p>
+            <w:r>
+              <w:rPr>
+                <w:b/>
+                <w:color w:val="C00000"/>
+                <w:sz w:val="18"/>
+              </w:rPr>
+              <w:t>FAIL</w:t>
+            </w:r>
+          </w:p>
+        </w:tc>
+      </w:tr>
+      <w:tr>
+        <w:tc>
+          <w:tcPr>
+            <w:tcW w:type="dxa" w:w="3230"/>
+            <w:tcBorders>
+              <w:top w:val="single" w:sz="4" w:space="0" w:color="AAAAAA"/>
+              <w:left w:val="single" w:sz="4" w:space="0" w:color="AAAAAA"/>
+              <w:bottom w:val="single" w:sz="4" w:space="0" w:color="AAAAAA"/>
+              <w:right w:val="single" w:sz="4" w:space="0" w:color="AAAAAA"/>
+              <w:insideH w:val="single" w:sz="4" w:space="0" w:color="AAAAAA"/>
+              <w:insideV w:val="single" w:sz="4" w:space="0" w:color="AAAAAA"/>
+            </w:tcBorders>
+          </w:tcPr>
+          <w:p>
+            <w:r>
+              <w:rPr>
+                <w:b/>
+                <w:sz w:val="18"/>
+              </w:rPr>
+              <w:t>Contenu distant ou caché</w:t>
+            </w:r>
+          </w:p>
+        </w:tc>
+        <w:tc>
+          <w:tcPr>
+            <w:tcW w:type="dxa" w:w="3230"/>
+            <w:tcBorders>
+              <w:top w:val="single" w:sz="4" w:space="0" w:color="AAAAAA"/>
+              <w:left w:val="single" w:sz="4" w:space="0" w:color="AAAAAA"/>
+              <w:bottom w:val="single" w:sz="4" w:space="0" w:color="AAAAAA"/>
+              <w:right w:val="single" w:sz="4" w:space="0" w:color="AAAAAA"/>
+              <w:insideH w:val="single" w:sz="4" w:space="0" w:color="AAAAAA"/>
+              <w:insideV w:val="single" w:sz="4" w:space="0" w:color="AAAAAA"/>
+            </w:tcBorders>
+          </w:tcPr>
+          <w:p>
+            <w:r>
+              <w:rPr>
+                <w:sz w:val="18"/>
+              </w:rPr>
+              <w:t>&lt;script src="http://..."&gt;, un iframe caché (display:none, visibility:hidden, taille nulle), &lt;base href="http://..."&gt;, &lt;form action="http://..."&gt;.</w:t>
+            </w:r>
+          </w:p>
+        </w:tc>
+        <w:tc>
+          <w:tcPr>
+            <w:tcW w:type="dxa" w:w="3230"/>
+            <w:shd w:val="clear" w:color="auto" w:fill="FFC7CE"/>
+            <w:tcBorders>
+              <w:top w:val="single" w:sz="4" w:space="0" w:color="AAAAAA"/>
+              <w:left w:val="single" w:sz="4" w:space="0" w:color="AAAAAA"/>
+              <w:bottom w:val="single" w:sz="4" w:space="0" w:color="AAAAAA"/>
+              <w:right w:val="single" w:sz="4" w:space="0" w:color="AAAAAA"/>
+              <w:insideH w:val="single" w:sz="4" w:space="0" w:color="AAAAAA"/>
+              <w:insideV w:val="single" w:sz="4" w:space="0" w:color="AAAAAA"/>
+            </w:tcBorders>
+          </w:tcPr>
+          <w:p>
+            <w:r>
+              <w:rPr>
+                <w:b/>
+                <w:color w:val="C00000"/>
+                <w:sz w:val="18"/>
+              </w:rPr>
+              <w:t>FAIL</w:t>
+            </w:r>
+          </w:p>
+        </w:tc>
+      </w:tr>
+      <w:tr>
+        <w:tc>
+          <w:tcPr>
+            <w:tcW w:type="dxa" w:w="3230"/>
+            <w:tcBorders>
+              <w:top w:val="single" w:sz="4" w:space="0" w:color="AAAAAA"/>
+              <w:left w:val="single" w:sz="4" w:space="0" w:color="AAAAAA"/>
+              <w:bottom w:val="single" w:sz="4" w:space="0" w:color="AAAAAA"/>
+              <w:right w:val="single" w:sz="4" w:space="0" w:color="AAAAAA"/>
+              <w:insideH w:val="single" w:sz="4" w:space="0" w:color="AAAAAA"/>
+              <w:insideV w:val="single" w:sz="4" w:space="0" w:color="AAAAAA"/>
+            </w:tcBorders>
+          </w:tcPr>
+          <w:p>
+            <w:r>
+              <w:rPr>
+                <w:b/>
+                <w:sz w:val="18"/>
+              </w:rPr>
+              <w:t>Secrets et exfiltration</w:t>
+            </w:r>
+          </w:p>
+        </w:tc>
+        <w:tc>
+          <w:tcPr>
+            <w:tcW w:type="dxa" w:w="3230"/>
+            <w:tcBorders>
+              <w:top w:val="single" w:sz="4" w:space="0" w:color="AAAAAA"/>
+              <w:left w:val="single" w:sz="4" w:space="0" w:color="AAAAAA"/>
+              <w:bottom w:val="single" w:sz="4" w:space="0" w:color="AAAAAA"/>
+              <w:right w:val="single" w:sz="4" w:space="0" w:color="AAAAAA"/>
+              <w:insideH w:val="single" w:sz="4" w:space="0" w:color="AAAAAA"/>
+              <w:insideV w:val="single" w:sz="4" w:space="0" w:color="AAAAAA"/>
+            </w:tcBorders>
+          </w:tcPr>
+          <w:p>
+            <w:r>
+              <w:rPr>
+                <w:sz w:val="18"/>
+              </w:rPr>
+              <w:t>Un secret dans une paire d'attributs name/value ou un &lt;meta content&gt; ; une lecture de cookie reliée à un puits réseau, reconnue dans les deux ordres et bornée à une instruction.</w:t>
+            </w:r>
+          </w:p>
+        </w:tc>
+        <w:tc>
+          <w:tcPr>
+            <w:tcW w:type="dxa" w:w="3230"/>
+            <w:shd w:val="clear" w:color="auto" w:fill="FFC7CE"/>
+            <w:tcBorders>
+              <w:top w:val="single" w:sz="4" w:space="0" w:color="AAAAAA"/>
+              <w:left w:val="single" w:sz="4" w:space="0" w:color="AAAAAA"/>
+              <w:bottom w:val="single" w:sz="4" w:space="0" w:color="AAAAAA"/>
+              <w:right w:val="single" w:sz="4" w:space="0" w:color="AAAAAA"/>
+              <w:insideH w:val="single" w:sz="4" w:space="0" w:color="AAAAAA"/>
+              <w:insideV w:val="single" w:sz="4" w:space="0" w:color="AAAAAA"/>
+            </w:tcBorders>
+          </w:tcPr>
+          <w:p>
+            <w:r>
+              <w:rPr>
+                <w:b/>
+                <w:color w:val="C00000"/>
+                <w:sz w:val="18"/>
+              </w:rPr>
+              <w:t>FAIL</w:t>
+            </w:r>
+          </w:p>
+        </w:tc>
+      </w:tr>
+      <w:tr>
+        <w:tc>
+          <w:tcPr>
+            <w:tcW w:type="dxa" w:w="3230"/>
+            <w:tcBorders>
+              <w:top w:val="single" w:sz="4" w:space="0" w:color="AAAAAA"/>
+              <w:left w:val="single" w:sz="4" w:space="0" w:color="AAAAAA"/>
+              <w:bottom w:val="single" w:sz="4" w:space="0" w:color="AAAAAA"/>
+              <w:right w:val="single" w:sz="4" w:space="0" w:color="AAAAAA"/>
+              <w:insideH w:val="single" w:sz="4" w:space="0" w:color="AAAAAA"/>
+              <w:insideV w:val="single" w:sz="4" w:space="0" w:color="AAAAAA"/>
+            </w:tcBorders>
+          </w:tcPr>
+          <w:p>
+            <w:r>
+              <w:rPr>
+                <w:b/>
+                <w:sz w:val="18"/>
+              </w:rPr>
+              <w:t>À relire</w:t>
+            </w:r>
+          </w:p>
+        </w:tc>
+        <w:tc>
+          <w:tcPr>
+            <w:tcW w:type="dxa" w:w="3230"/>
+            <w:tcBorders>
+              <w:top w:val="single" w:sz="4" w:space="0" w:color="AAAAAA"/>
+              <w:left w:val="single" w:sz="4" w:space="0" w:color="AAAAAA"/>
+              <w:bottom w:val="single" w:sz="4" w:space="0" w:color="AAAAAA"/>
+              <w:right w:val="single" w:sz="4" w:space="0" w:color="AAAAAA"/>
+              <w:insideH w:val="single" w:sz="4" w:space="0" w:color="AAAAAA"/>
+              <w:insideV w:val="single" w:sz="4" w:space="0" w:color="AAAAAA"/>
+            </w:tcBorders>
+          </w:tcPr>
+          <w:p>
+            <w:r>
+              <w:rPr>
+                <w:sz w:val="18"/>
+              </w:rPr>
+              <w:t>innerHTML / outerHTML / insertAdjacentHTML, new Function(, un atob( nu, un &lt;script src="//..."&gt; relatif au protocole, un meta refresh externe, une URI javascript:.</w:t>
+            </w:r>
+          </w:p>
+        </w:tc>
+        <w:tc>
+          <w:tcPr>
+            <w:tcW w:type="dxa" w:w="3230"/>
+            <w:shd w:val="clear" w:color="auto" w:fill="FFEB9C"/>
+            <w:tcBorders>
+              <w:top w:val="single" w:sz="4" w:space="0" w:color="AAAAAA"/>
+              <w:left w:val="single" w:sz="4" w:space="0" w:color="AAAAAA"/>
+              <w:bottom w:val="single" w:sz="4" w:space="0" w:color="AAAAAA"/>
+              <w:right w:val="single" w:sz="4" w:space="0" w:color="AAAAAA"/>
+              <w:insideH w:val="single" w:sz="4" w:space="0" w:color="AAAAAA"/>
+              <w:insideV w:val="single" w:sz="4" w:space="0" w:color="AAAAAA"/>
+            </w:tcBorders>
+          </w:tcPr>
+          <w:p>
+            <w:r>
+              <w:rPr>
+                <w:b/>
+                <w:color w:val="ED7D31"/>
+                <w:sz w:val="18"/>
+              </w:rPr>
+              <w:t>WARN</w:t>
+            </w:r>
+          </w:p>
+        </w:tc>
+      </w:tr>
+    </w:tbl>
+    <w:p/>
+    <w:p>
+      <w:pPr>
+        <w:pStyle w:val="Heading2"/>
+      </w:pPr>
+      <w:r>
+        <w:rPr>
+          <w:color w:val="2E75B6"/>
+        </w:rPr>
+        <w:t>5.20 CMake (.cmake, CMakeLists.txt)</w:t>
+      </w:r>
+    </w:p>
+    <w:p>
+      <w:r>
+        <w:rPr>
+          <w:b w:val="0"/>
+          <w:i/>
+          <w:color w:val="606060"/>
+          <w:sz w:val="20"/>
+        </w:rPr>
+        <w:t>Extensions concernées : .cmake, CMakeLists.txt</w:t>
+      </w:r>
+    </w:p>
+    <w:p>
+      <w:r>
+        <w:rPr>
+          <w:b w:val="0"/>
+          <w:i w:val="0"/>
+          <w:sz w:val="20"/>
+        </w:rPr>
+        <w:t>file(DOWNLOAD ...) et execute_process(...) s'exécutent à la configuration : cmake . suffit, il n'y a aucune étape de compilation à refuser. set(NOM "valeur") est un appel de fonction et non une affectation : la règle universelle sur les secrets n'y voit rien. CMakeLists.txt se termine par .txt et serait sinon envoyé au scanner de texte brut. Calibrage sur 1116 fichiers CMake réels : execute_process apparaît dans 106 d'entre eux, il ne peut donc pas être un finding à lui seul, et URL est surchargé (page d'accueil d'un projet), la règle de téléchargement exige donc file(DOWNLOAD) ou une extension d'archive. 1 fichier sur 1116 échoue : une URL d'archive en clair dans la documentation ExternalProject de CMake elle-même.</w:t>
+      </w:r>
+    </w:p>
+    <w:tbl>
+      <w:tblPr>
+        <w:tblStyle w:val="TableGrid"/>
+        <w:tblW w:type="auto" w:w="0"/>
+        <w:tblLook w:firstColumn="1" w:firstRow="1" w:lastColumn="0" w:lastRow="0" w:noHBand="0" w:noVBand="1" w:val="04A0"/>
+      </w:tblPr>
+      <w:tblGrid>
+        <w:gridCol w:w="3230"/>
+        <w:gridCol w:w="3230"/>
+        <w:gridCol w:w="3230"/>
+      </w:tblGrid>
+      <w:tr>
+        <w:tc>
+          <w:tcPr>
+            <w:tcW w:type="dxa" w:w="2268"/>
+            <w:shd w:val="clear" w:color="auto" w:fill="1F3864"/>
+            <w:tcBorders>
+              <w:top w:val="single" w:sz="4" w:space="0" w:color="AAAAAA"/>
+              <w:left w:val="single" w:sz="4" w:space="0" w:color="AAAAAA"/>
+              <w:bottom w:val="single" w:sz="4" w:space="0" w:color="AAAAAA"/>
+              <w:right w:val="single" w:sz="4" w:space="0" w:color="AAAAAA"/>
+              <w:insideH w:val="single" w:sz="4" w:space="0" w:color="AAAAAA"/>
+              <w:insideV w:val="single" w:sz="4" w:space="0" w:color="AAAAAA"/>
+            </w:tcBorders>
+          </w:tcPr>
+          <w:p>
+            <w:pPr>
+              <w:jc w:val="center"/>
+            </w:pPr>
+            <w:r>
+              <w:rPr>
+                <w:b/>
+                <w:color w:val="FFFFFF"/>
+                <w:sz w:val="18"/>
+              </w:rPr>
+              <w:t>Vérification</w:t>
+            </w:r>
+          </w:p>
+        </w:tc>
+        <w:tc>
+          <w:tcPr>
+            <w:tcW w:type="dxa" w:w="6520"/>
+            <w:shd w:val="clear" w:color="auto" w:fill="1F3864"/>
+            <w:tcBorders>
+              <w:top w:val="single" w:sz="4" w:space="0" w:color="AAAAAA"/>
+              <w:left w:val="single" w:sz="4" w:space="0" w:color="AAAAAA"/>
+              <w:bottom w:val="single" w:sz="4" w:space="0" w:color="AAAAAA"/>
+              <w:right w:val="single" w:sz="4" w:space="0" w:color="AAAAAA"/>
+              <w:insideH w:val="single" w:sz="4" w:space="0" w:color="AAAAAA"/>
+              <w:insideV w:val="single" w:sz="4" w:space="0" w:color="AAAAAA"/>
+            </w:tcBorders>
+          </w:tcPr>
+          <w:p>
+            <w:pPr>
+              <w:jc w:val="center"/>
+            </w:pPr>
+            <w:r>
+              <w:rPr>
+                <w:b/>
+                <w:color w:val="FFFFFF"/>
+                <w:sz w:val="18"/>
+              </w:rPr>
+              <w:t>Explication détaillée</w:t>
+            </w:r>
+          </w:p>
+        </w:tc>
+        <w:tc>
+          <w:tcPr>
+            <w:tcW w:type="dxa" w:w="1134"/>
+            <w:shd w:val="clear" w:color="auto" w:fill="1F3864"/>
+            <w:tcBorders>
+              <w:top w:val="single" w:sz="4" w:space="0" w:color="AAAAAA"/>
+              <w:left w:val="single" w:sz="4" w:space="0" w:color="AAAAAA"/>
+              <w:bottom w:val="single" w:sz="4" w:space="0" w:color="AAAAAA"/>
+              <w:right w:val="single" w:sz="4" w:space="0" w:color="AAAAAA"/>
+              <w:insideH w:val="single" w:sz="4" w:space="0" w:color="AAAAAA"/>
+              <w:insideV w:val="single" w:sz="4" w:space="0" w:color="AAAAAA"/>
+            </w:tcBorders>
+          </w:tcPr>
+          <w:p>
+            <w:pPr>
+              <w:jc w:val="center"/>
+            </w:pPr>
+            <w:r>
+              <w:rPr>
+                <w:b/>
+                <w:color w:val="FFFFFF"/>
+                <w:sz w:val="18"/>
+              </w:rPr>
+              <w:t>Verdict</w:t>
+            </w:r>
+          </w:p>
+        </w:tc>
+      </w:tr>
+      <w:tr>
+        <w:tc>
+          <w:tcPr>
+            <w:tcW w:type="dxa" w:w="3230"/>
+            <w:tcBorders>
+              <w:top w:val="single" w:sz="4" w:space="0" w:color="AAAAAA"/>
+              <w:left w:val="single" w:sz="4" w:space="0" w:color="AAAAAA"/>
+              <w:bottom w:val="single" w:sz="4" w:space="0" w:color="AAAAAA"/>
+              <w:right w:val="single" w:sz="4" w:space="0" w:color="AAAAAA"/>
+              <w:insideH w:val="single" w:sz="4" w:space="0" w:color="AAAAAA"/>
+              <w:insideV w:val="single" w:sz="4" w:space="0" w:color="AAAAAA"/>
+            </w:tcBorders>
+          </w:tcPr>
+          <w:p>
+            <w:r>
+              <w:rPr>
+                <w:b/>
+                <w:sz w:val="18"/>
+              </w:rPr>
+              <w:t>Secrets</w:t>
+            </w:r>
+          </w:p>
+        </w:tc>
+        <w:tc>
+          <w:tcPr>
+            <w:tcW w:type="dxa" w:w="3230"/>
+            <w:tcBorders>
+              <w:top w:val="single" w:sz="4" w:space="0" w:color="AAAAAA"/>
+              <w:left w:val="single" w:sz="4" w:space="0" w:color="AAAAAA"/>
+              <w:bottom w:val="single" w:sz="4" w:space="0" w:color="AAAAAA"/>
+              <w:right w:val="single" w:sz="4" w:space="0" w:color="AAAAAA"/>
+              <w:insideH w:val="single" w:sz="4" w:space="0" w:color="AAAAAA"/>
+              <w:insideV w:val="single" w:sz="4" w:space="0" w:color="AAAAAA"/>
+            </w:tcBorders>
+          </w:tcPr>
+          <w:p>
+            <w:r>
+              <w:rPr>
+                <w:sz w:val="18"/>
+              </w:rPr>
+              <w:t>Un secret dans set().</w:t>
+            </w:r>
+          </w:p>
+        </w:tc>
+        <w:tc>
+          <w:tcPr>
+            <w:tcW w:type="dxa" w:w="3230"/>
+            <w:shd w:val="clear" w:color="auto" w:fill="FFC7CE"/>
+            <w:tcBorders>
+              <w:top w:val="single" w:sz="4" w:space="0" w:color="AAAAAA"/>
+              <w:left w:val="single" w:sz="4" w:space="0" w:color="AAAAAA"/>
+              <w:bottom w:val="single" w:sz="4" w:space="0" w:color="AAAAAA"/>
+              <w:right w:val="single" w:sz="4" w:space="0" w:color="AAAAAA"/>
+              <w:insideH w:val="single" w:sz="4" w:space="0" w:color="AAAAAA"/>
+              <w:insideV w:val="single" w:sz="4" w:space="0" w:color="AAAAAA"/>
+            </w:tcBorders>
+          </w:tcPr>
+          <w:p>
+            <w:r>
+              <w:rPr>
+                <w:b/>
+                <w:color w:val="C00000"/>
+                <w:sz w:val="18"/>
+              </w:rPr>
+              <w:t>FAIL</w:t>
+            </w:r>
+          </w:p>
+        </w:tc>
+      </w:tr>
+      <w:tr>
+        <w:tc>
+          <w:tcPr>
+            <w:tcW w:type="dxa" w:w="3230"/>
+            <w:tcBorders>
+              <w:top w:val="single" w:sz="4" w:space="0" w:color="AAAAAA"/>
+              <w:left w:val="single" w:sz="4" w:space="0" w:color="AAAAAA"/>
+              <w:bottom w:val="single" w:sz="4" w:space="0" w:color="AAAAAA"/>
+              <w:right w:val="single" w:sz="4" w:space="0" w:color="AAAAAA"/>
+              <w:insideH w:val="single" w:sz="4" w:space="0" w:color="AAAAAA"/>
+              <w:insideV w:val="single" w:sz="4" w:space="0" w:color="AAAAAA"/>
+            </w:tcBorders>
+          </w:tcPr>
+          <w:p>
+            <w:r>
+              <w:rPr>
+                <w:b/>
+                <w:sz w:val="18"/>
+              </w:rPr>
+              <w:t>Téléchargement non sûr</w:t>
+            </w:r>
+          </w:p>
+        </w:tc>
+        <w:tc>
+          <w:tcPr>
+            <w:tcW w:type="dxa" w:w="3230"/>
+            <w:tcBorders>
+              <w:top w:val="single" w:sz="4" w:space="0" w:color="AAAAAA"/>
+              <w:left w:val="single" w:sz="4" w:space="0" w:color="AAAAAA"/>
+              <w:bottom w:val="single" w:sz="4" w:space="0" w:color="AAAAAA"/>
+              <w:right w:val="single" w:sz="4" w:space="0" w:color="AAAAAA"/>
+              <w:insideH w:val="single" w:sz="4" w:space="0" w:color="AAAAAA"/>
+              <w:insideV w:val="single" w:sz="4" w:space="0" w:color="AAAAAA"/>
+            </w:tcBorders>
+          </w:tcPr>
+          <w:p>
+            <w:r>
+              <w:rPr>
+                <w:sz w:val="18"/>
+              </w:rPr>
+              <w:t>Un téléchargement http:// en clair, TLS_VERIFY OFF, ou un téléchargement redirigé vers un shell.</w:t>
+            </w:r>
+          </w:p>
+        </w:tc>
+        <w:tc>
+          <w:tcPr>
+            <w:tcW w:type="dxa" w:w="3230"/>
+            <w:shd w:val="clear" w:color="auto" w:fill="FFC7CE"/>
+            <w:tcBorders>
+              <w:top w:val="single" w:sz="4" w:space="0" w:color="AAAAAA"/>
+              <w:left w:val="single" w:sz="4" w:space="0" w:color="AAAAAA"/>
+              <w:bottom w:val="single" w:sz="4" w:space="0" w:color="AAAAAA"/>
+              <w:right w:val="single" w:sz="4" w:space="0" w:color="AAAAAA"/>
+              <w:insideH w:val="single" w:sz="4" w:space="0" w:color="AAAAAA"/>
+              <w:insideV w:val="single" w:sz="4" w:space="0" w:color="AAAAAA"/>
+            </w:tcBorders>
+          </w:tcPr>
+          <w:p>
+            <w:r>
+              <w:rPr>
+                <w:b/>
+                <w:color w:val="C00000"/>
+                <w:sz w:val="18"/>
+              </w:rPr>
+              <w:t>FAIL</w:t>
+            </w:r>
+          </w:p>
+        </w:tc>
+      </w:tr>
+      <w:tr>
+        <w:tc>
+          <w:tcPr>
+            <w:tcW w:type="dxa" w:w="3230"/>
+            <w:tcBorders>
+              <w:top w:val="single" w:sz="4" w:space="0" w:color="AAAAAA"/>
+              <w:left w:val="single" w:sz="4" w:space="0" w:color="AAAAAA"/>
+              <w:bottom w:val="single" w:sz="4" w:space="0" w:color="AAAAAA"/>
+              <w:right w:val="single" w:sz="4" w:space="0" w:color="AAAAAA"/>
+              <w:insideH w:val="single" w:sz="4" w:space="0" w:color="AAAAAA"/>
+              <w:insideV w:val="single" w:sz="4" w:space="0" w:color="AAAAAA"/>
+            </w:tcBorders>
+          </w:tcPr>
+          <w:p>
+            <w:r>
+              <w:rPr>
+                <w:b/>
+                <w:sz w:val="18"/>
+              </w:rPr>
+              <w:t>Durcissement retiré et implants</w:t>
+            </w:r>
+          </w:p>
+        </w:tc>
+        <w:tc>
+          <w:tcPr>
+            <w:tcW w:type="dxa" w:w="3230"/>
+            <w:tcBorders>
+              <w:top w:val="single" w:sz="4" w:space="0" w:color="AAAAAA"/>
+              <w:left w:val="single" w:sz="4" w:space="0" w:color="AAAAAA"/>
+              <w:bottom w:val="single" w:sz="4" w:space="0" w:color="AAAAAA"/>
+              <w:right w:val="single" w:sz="4" w:space="0" w:color="AAAAAA"/>
+              <w:insideH w:val="single" w:sz="4" w:space="0" w:color="AAAAAA"/>
+              <w:insideV w:val="single" w:sz="4" w:space="0" w:color="AAAAAA"/>
+            </w:tcBorders>
+          </w:tcPr>
+          <w:p>
+            <w:r>
+              <w:rPr>
+                <w:sz w:val="18"/>
+              </w:rPr>
+              <w:t>-fno-stack-protector, _FORTIFY_SOURCE=0, execstack ; file(WRITE ...) dans /etc, ~/.ssh ou cron.</w:t>
+            </w:r>
+          </w:p>
+        </w:tc>
+        <w:tc>
+          <w:tcPr>
+            <w:tcW w:type="dxa" w:w="3230"/>
+            <w:shd w:val="clear" w:color="auto" w:fill="FFC7CE"/>
+            <w:tcBorders>
+              <w:top w:val="single" w:sz="4" w:space="0" w:color="AAAAAA"/>
+              <w:left w:val="single" w:sz="4" w:space="0" w:color="AAAAAA"/>
+              <w:bottom w:val="single" w:sz="4" w:space="0" w:color="AAAAAA"/>
+              <w:right w:val="single" w:sz="4" w:space="0" w:color="AAAAAA"/>
+              <w:insideH w:val="single" w:sz="4" w:space="0" w:color="AAAAAA"/>
+              <w:insideV w:val="single" w:sz="4" w:space="0" w:color="AAAAAA"/>
+            </w:tcBorders>
+          </w:tcPr>
+          <w:p>
+            <w:r>
+              <w:rPr>
+                <w:b/>
+                <w:color w:val="C00000"/>
+                <w:sz w:val="18"/>
+              </w:rPr>
+              <w:t>FAIL</w:t>
+            </w:r>
+          </w:p>
+        </w:tc>
+      </w:tr>
+      <w:tr>
+        <w:tc>
+          <w:tcPr>
+            <w:tcW w:type="dxa" w:w="3230"/>
+            <w:tcBorders>
+              <w:top w:val="single" w:sz="4" w:space="0" w:color="AAAAAA"/>
+              <w:left w:val="single" w:sz="4" w:space="0" w:color="AAAAAA"/>
+              <w:bottom w:val="single" w:sz="4" w:space="0" w:color="AAAAAA"/>
+              <w:right w:val="single" w:sz="4" w:space="0" w:color="AAAAAA"/>
+              <w:insideH w:val="single" w:sz="4" w:space="0" w:color="AAAAAA"/>
+              <w:insideV w:val="single" w:sz="4" w:space="0" w:color="AAAAAA"/>
+            </w:tcBorders>
+          </w:tcPr>
+          <w:p>
+            <w:r>
+              <w:rPr>
+                <w:b/>
+                <w:sz w:val="18"/>
+              </w:rPr>
+              <w:t>À relire</w:t>
+            </w:r>
+          </w:p>
+        </w:tc>
+        <w:tc>
+          <w:tcPr>
+            <w:tcW w:type="dxa" w:w="3230"/>
+            <w:tcBorders>
+              <w:top w:val="single" w:sz="4" w:space="0" w:color="AAAAAA"/>
+              <w:left w:val="single" w:sz="4" w:space="0" w:color="AAAAAA"/>
+              <w:bottom w:val="single" w:sz="4" w:space="0" w:color="AAAAAA"/>
+              <w:right w:val="single" w:sz="4" w:space="0" w:color="AAAAAA"/>
+              <w:insideH w:val="single" w:sz="4" w:space="0" w:color="AAAAAA"/>
+              <w:insideV w:val="single" w:sz="4" w:space="0" w:color="AAAAAA"/>
+            </w:tcBorders>
+          </w:tcPr>
+          <w:p>
+            <w:r>
+              <w:rPr>
+                <w:sz w:val="18"/>
+              </w:rPr>
+              <w:t>Une étape de compilation qui télécharge, COMMAND sh -c, install(CODE|SCRIPT), GIT_TAG sur une branche mobile.</w:t>
+            </w:r>
+          </w:p>
+        </w:tc>
+        <w:tc>
+          <w:tcPr>
+            <w:tcW w:type="dxa" w:w="3230"/>
+            <w:shd w:val="clear" w:color="auto" w:fill="FFEB9C"/>
+            <w:tcBorders>
+              <w:top w:val="single" w:sz="4" w:space="0" w:color="AAAAAA"/>
+              <w:left w:val="single" w:sz="4" w:space="0" w:color="AAAAAA"/>
+              <w:bottom w:val="single" w:sz="4" w:space="0" w:color="AAAAAA"/>
+              <w:right w:val="single" w:sz="4" w:space="0" w:color="AAAAAA"/>
+              <w:insideH w:val="single" w:sz="4" w:space="0" w:color="AAAAAA"/>
+              <w:insideV w:val="single" w:sz="4" w:space="0" w:color="AAAAAA"/>
+            </w:tcBorders>
+          </w:tcPr>
+          <w:p>
+            <w:r>
+              <w:rPr>
+                <w:b/>
+                <w:color w:val="ED7D31"/>
+                <w:sz w:val="18"/>
+              </w:rPr>
+              <w:t>WARN</w:t>
+            </w:r>
+          </w:p>
+        </w:tc>
+      </w:tr>
+    </w:tbl>
+    <w:p/>
+    <w:p>
+      <w:pPr>
+        <w:pStyle w:val="Heading2"/>
+      </w:pPr>
+      <w:r>
+        <w:rPr>
+          <w:color w:val="2E75B6"/>
+        </w:rPr>
+        <w:t>5.21 setup.py et conanfile.py</w:t>
+      </w:r>
+    </w:p>
+    <w:p>
+      <w:r>
+        <w:rPr>
+          <w:b w:val="0"/>
+          <w:i/>
+          <w:color w:val="606060"/>
+          <w:sz w:val="20"/>
+        </w:rPr>
+        <w:t>Extensions concernées : setup.py, conanfile.py (reconnus par leur nom)</w:t>
+      </w:r>
+    </w:p>
+    <w:p>
+      <w:r>
+        <w:rPr>
+          <w:b w:val="0"/>
+          <w:i w:val="0"/>
+          <w:sz w:val="20"/>
+        </w:rPr>
+        <w:t>setup.py s'exécute lors d'un pip install depuis les sources et une recette Conan lors d'un conan install : ce sont deux codes d'installation. Ils sont aiguillés ici et non vers le scanner Python générique, car le modèle de risque diffère : os.system et subprocess sont des outils de build ordinaires dans un script d'installation, alors que télécharger puis exécuter ne l'est pas. Les règles génériques échouaient sur 4 setup.py réels sur 36, dont trois idiomes. Compromis : bandit et les FAIL génériques eval/exec/os.system ne s'exécutent plus sur ces deux noms de fichier.</w:t>
+      </w:r>
+    </w:p>
+    <w:tbl>
+      <w:tblPr>
+        <w:tblStyle w:val="TableGrid"/>
+        <w:tblW w:type="auto" w:w="0"/>
+        <w:tblLook w:firstColumn="1" w:firstRow="1" w:lastColumn="0" w:lastRow="0" w:noHBand="0" w:noVBand="1" w:val="04A0"/>
+      </w:tblPr>
+      <w:tblGrid>
+        <w:gridCol w:w="3230"/>
+        <w:gridCol w:w="3230"/>
+        <w:gridCol w:w="3230"/>
+      </w:tblGrid>
+      <w:tr>
+        <w:tc>
+          <w:tcPr>
+            <w:tcW w:type="dxa" w:w="2268"/>
+            <w:shd w:val="clear" w:color="auto" w:fill="1F3864"/>
+            <w:tcBorders>
+              <w:top w:val="single" w:sz="4" w:space="0" w:color="AAAAAA"/>
+              <w:left w:val="single" w:sz="4" w:space="0" w:color="AAAAAA"/>
+              <w:bottom w:val="single" w:sz="4" w:space="0" w:color="AAAAAA"/>
+              <w:right w:val="single" w:sz="4" w:space="0" w:color="AAAAAA"/>
+              <w:insideH w:val="single" w:sz="4" w:space="0" w:color="AAAAAA"/>
+              <w:insideV w:val="single" w:sz="4" w:space="0" w:color="AAAAAA"/>
+            </w:tcBorders>
+          </w:tcPr>
+          <w:p>
+            <w:pPr>
+              <w:jc w:val="center"/>
+            </w:pPr>
+            <w:r>
+              <w:rPr>
+                <w:b/>
+                <w:color w:val="FFFFFF"/>
+                <w:sz w:val="18"/>
+              </w:rPr>
+              <w:t>Vérification</w:t>
+            </w:r>
+          </w:p>
+        </w:tc>
+        <w:tc>
+          <w:tcPr>
+            <w:tcW w:type="dxa" w:w="6520"/>
+            <w:shd w:val="clear" w:color="auto" w:fill="1F3864"/>
+            <w:tcBorders>
+              <w:top w:val="single" w:sz="4" w:space="0" w:color="AAAAAA"/>
+              <w:left w:val="single" w:sz="4" w:space="0" w:color="AAAAAA"/>
+              <w:bottom w:val="single" w:sz="4" w:space="0" w:color="AAAAAA"/>
+              <w:right w:val="single" w:sz="4" w:space="0" w:color="AAAAAA"/>
+              <w:insideH w:val="single" w:sz="4" w:space="0" w:color="AAAAAA"/>
+              <w:insideV w:val="single" w:sz="4" w:space="0" w:color="AAAAAA"/>
+            </w:tcBorders>
+          </w:tcPr>
+          <w:p>
+            <w:pPr>
+              <w:jc w:val="center"/>
+            </w:pPr>
+            <w:r>
+              <w:rPr>
+                <w:b/>
+                <w:color w:val="FFFFFF"/>
+                <w:sz w:val="18"/>
+              </w:rPr>
+              <w:t>Explication détaillée</w:t>
+            </w:r>
+          </w:p>
+        </w:tc>
+        <w:tc>
+          <w:tcPr>
+            <w:tcW w:type="dxa" w:w="1134"/>
+            <w:shd w:val="clear" w:color="auto" w:fill="1F3864"/>
+            <w:tcBorders>
+              <w:top w:val="single" w:sz="4" w:space="0" w:color="AAAAAA"/>
+              <w:left w:val="single" w:sz="4" w:space="0" w:color="AAAAAA"/>
+              <w:bottom w:val="single" w:sz="4" w:space="0" w:color="AAAAAA"/>
+              <w:right w:val="single" w:sz="4" w:space="0" w:color="AAAAAA"/>
+              <w:insideH w:val="single" w:sz="4" w:space="0" w:color="AAAAAA"/>
+              <w:insideV w:val="single" w:sz="4" w:space="0" w:color="AAAAAA"/>
+            </w:tcBorders>
+          </w:tcPr>
+          <w:p>
+            <w:pPr>
+              <w:jc w:val="center"/>
+            </w:pPr>
+            <w:r>
+              <w:rPr>
+                <w:b/>
+                <w:color w:val="FFFFFF"/>
+                <w:sz w:val="18"/>
+              </w:rPr>
+              <w:t>Verdict</w:t>
+            </w:r>
+          </w:p>
+        </w:tc>
+      </w:tr>
+      <w:tr>
+        <w:tc>
+          <w:tcPr>
+            <w:tcW w:type="dxa" w:w="3230"/>
+            <w:tcBorders>
+              <w:top w:val="single" w:sz="4" w:space="0" w:color="AAAAAA"/>
+              <w:left w:val="single" w:sz="4" w:space="0" w:color="AAAAAA"/>
+              <w:bottom w:val="single" w:sz="4" w:space="0" w:color="AAAAAA"/>
+              <w:right w:val="single" w:sz="4" w:space="0" w:color="AAAAAA"/>
+              <w:insideH w:val="single" w:sz="4" w:space="0" w:color="AAAAAA"/>
+              <w:insideV w:val="single" w:sz="4" w:space="0" w:color="AAAAAA"/>
+            </w:tcBorders>
+          </w:tcPr>
+          <w:p>
+            <w:r>
+              <w:rPr>
+                <w:b/>
+                <w:sz w:val="18"/>
+              </w:rPr>
+              <w:t>Téléchargement puis exécution</w:t>
+            </w:r>
+          </w:p>
+        </w:tc>
+        <w:tc>
+          <w:tcPr>
+            <w:tcW w:type="dxa" w:w="3230"/>
+            <w:tcBorders>
+              <w:top w:val="single" w:sz="4" w:space="0" w:color="AAAAAA"/>
+              <w:left w:val="single" w:sz="4" w:space="0" w:color="AAAAAA"/>
+              <w:bottom w:val="single" w:sz="4" w:space="0" w:color="AAAAAA"/>
+              <w:right w:val="single" w:sz="4" w:space="0" w:color="AAAAAA"/>
+              <w:insideH w:val="single" w:sz="4" w:space="0" w:color="AAAAAA"/>
+              <w:insideV w:val="single" w:sz="4" w:space="0" w:color="AAAAAA"/>
+            </w:tcBorders>
+          </w:tcPr>
+          <w:p>
+            <w:r>
+              <w:rPr>
+                <w:sz w:val="18"/>
+              </w:rPr>
+              <w:t>Un téléchargement redirigé vers un shell, exec/eval d'une réponse réseau, un blob décodé puis exécuté dans le même fichier (test sur le fichier entier).</w:t>
+            </w:r>
+          </w:p>
+        </w:tc>
+        <w:tc>
+          <w:tcPr>
+            <w:tcW w:type="dxa" w:w="3230"/>
+            <w:shd w:val="clear" w:color="auto" w:fill="FFC7CE"/>
+            <w:tcBorders>
+              <w:top w:val="single" w:sz="4" w:space="0" w:color="AAAAAA"/>
+              <w:left w:val="single" w:sz="4" w:space="0" w:color="AAAAAA"/>
+              <w:bottom w:val="single" w:sz="4" w:space="0" w:color="AAAAAA"/>
+              <w:right w:val="single" w:sz="4" w:space="0" w:color="AAAAAA"/>
+              <w:insideH w:val="single" w:sz="4" w:space="0" w:color="AAAAAA"/>
+              <w:insideV w:val="single" w:sz="4" w:space="0" w:color="AAAAAA"/>
+            </w:tcBorders>
+          </w:tcPr>
+          <w:p>
+            <w:r>
+              <w:rPr>
+                <w:b/>
+                <w:color w:val="C00000"/>
+                <w:sz w:val="18"/>
+              </w:rPr>
+              <w:t>FAIL</w:t>
+            </w:r>
+          </w:p>
+        </w:tc>
+      </w:tr>
+      <w:tr>
+        <w:tc>
+          <w:tcPr>
+            <w:tcW w:type="dxa" w:w="3230"/>
+            <w:tcBorders>
+              <w:top w:val="single" w:sz="4" w:space="0" w:color="AAAAAA"/>
+              <w:left w:val="single" w:sz="4" w:space="0" w:color="AAAAAA"/>
+              <w:bottom w:val="single" w:sz="4" w:space="0" w:color="AAAAAA"/>
+              <w:right w:val="single" w:sz="4" w:space="0" w:color="AAAAAA"/>
+              <w:insideH w:val="single" w:sz="4" w:space="0" w:color="AAAAAA"/>
+              <w:insideV w:val="single" w:sz="4" w:space="0" w:color="AAAAAA"/>
+            </w:tcBorders>
+          </w:tcPr>
+          <w:p>
+            <w:r>
+              <w:rPr>
+                <w:b/>
+                <w:sz w:val="18"/>
+              </w:rPr>
+              <w:t>Implants</w:t>
+            </w:r>
+          </w:p>
+        </w:tc>
+        <w:tc>
+          <w:tcPr>
+            <w:tcW w:type="dxa" w:w="3230"/>
+            <w:tcBorders>
+              <w:top w:val="single" w:sz="4" w:space="0" w:color="AAAAAA"/>
+              <w:left w:val="single" w:sz="4" w:space="0" w:color="AAAAAA"/>
+              <w:bottom w:val="single" w:sz="4" w:space="0" w:color="AAAAAA"/>
+              <w:right w:val="single" w:sz="4" w:space="0" w:color="AAAAAA"/>
+              <w:insideH w:val="single" w:sz="4" w:space="0" w:color="AAAAAA"/>
+              <w:insideV w:val="single" w:sz="4" w:space="0" w:color="AAAAAA"/>
+            </w:tcBorders>
+          </w:tcPr>
+          <w:p>
+            <w:r>
+              <w:rPr>
+                <w:sz w:val="18"/>
+              </w:rPr>
+              <w:t>Un socket confié à un shell, ou un pty ; écriture de authorized_keys, d'une crontab ou d'une unité systemd.</w:t>
+            </w:r>
+          </w:p>
+        </w:tc>
+        <w:tc>
+          <w:tcPr>
+            <w:tcW w:type="dxa" w:w="3230"/>
+            <w:shd w:val="clear" w:color="auto" w:fill="FFC7CE"/>
+            <w:tcBorders>
+              <w:top w:val="single" w:sz="4" w:space="0" w:color="AAAAAA"/>
+              <w:left w:val="single" w:sz="4" w:space="0" w:color="AAAAAA"/>
+              <w:bottom w:val="single" w:sz="4" w:space="0" w:color="AAAAAA"/>
+              <w:right w:val="single" w:sz="4" w:space="0" w:color="AAAAAA"/>
+              <w:insideH w:val="single" w:sz="4" w:space="0" w:color="AAAAAA"/>
+              <w:insideV w:val="single" w:sz="4" w:space="0" w:color="AAAAAA"/>
+            </w:tcBorders>
+          </w:tcPr>
+          <w:p>
+            <w:r>
+              <w:rPr>
+                <w:b/>
+                <w:color w:val="C00000"/>
+                <w:sz w:val="18"/>
+              </w:rPr>
+              <w:t>FAIL</w:t>
+            </w:r>
+          </w:p>
+        </w:tc>
+      </w:tr>
+      <w:tr>
+        <w:tc>
+          <w:tcPr>
+            <w:tcW w:type="dxa" w:w="3230"/>
+            <w:tcBorders>
+              <w:top w:val="single" w:sz="4" w:space="0" w:color="AAAAAA"/>
+              <w:left w:val="single" w:sz="4" w:space="0" w:color="AAAAAA"/>
+              <w:bottom w:val="single" w:sz="4" w:space="0" w:color="AAAAAA"/>
+              <w:right w:val="single" w:sz="4" w:space="0" w:color="AAAAAA"/>
+              <w:insideH w:val="single" w:sz="4" w:space="0" w:color="AAAAAA"/>
+              <w:insideV w:val="single" w:sz="4" w:space="0" w:color="AAAAAA"/>
+            </w:tcBorders>
+          </w:tcPr>
+          <w:p>
+            <w:r>
+              <w:rPr>
+                <w:b/>
+                <w:sz w:val="18"/>
+              </w:rPr>
+              <w:t>À relire</w:t>
+            </w:r>
+          </w:p>
+        </w:tc>
+        <w:tc>
+          <w:tcPr>
+            <w:tcW w:type="dxa" w:w="3230"/>
+            <w:tcBorders>
+              <w:top w:val="single" w:sz="4" w:space="0" w:color="AAAAAA"/>
+              <w:left w:val="single" w:sz="4" w:space="0" w:color="AAAAAA"/>
+              <w:bottom w:val="single" w:sz="4" w:space="0" w:color="AAAAAA"/>
+              <w:right w:val="single" w:sz="4" w:space="0" w:color="AAAAAA"/>
+              <w:insideH w:val="single" w:sz="4" w:space="0" w:color="AAAAAA"/>
+              <w:insideV w:val="single" w:sz="4" w:space="0" w:color="AAAAAA"/>
+            </w:tcBorders>
+          </w:tcPr>
+          <w:p>
+            <w:r>
+              <w:rPr>
+                <w:sz w:val="18"/>
+              </w:rPr>
+              <w:t>Redéfinition de install / develop / egg_info, téléchargement à l'installation, lancement d'un programme.</w:t>
+            </w:r>
+          </w:p>
+        </w:tc>
+        <w:tc>
+          <w:tcPr>
+            <w:tcW w:type="dxa" w:w="3230"/>
+            <w:shd w:val="clear" w:color="auto" w:fill="FFEB9C"/>
+            <w:tcBorders>
+              <w:top w:val="single" w:sz="4" w:space="0" w:color="AAAAAA"/>
+              <w:left w:val="single" w:sz="4" w:space="0" w:color="AAAAAA"/>
+              <w:bottom w:val="single" w:sz="4" w:space="0" w:color="AAAAAA"/>
+              <w:right w:val="single" w:sz="4" w:space="0" w:color="AAAAAA"/>
+              <w:insideH w:val="single" w:sz="4" w:space="0" w:color="AAAAAA"/>
+              <w:insideV w:val="single" w:sz="4" w:space="0" w:color="AAAAAA"/>
+            </w:tcBorders>
+          </w:tcPr>
+          <w:p>
+            <w:r>
+              <w:rPr>
+                <w:b/>
+                <w:color w:val="ED7D31"/>
+                <w:sz w:val="18"/>
+              </w:rPr>
+              <w:t>WARN</w:t>
+            </w:r>
+          </w:p>
+        </w:tc>
+      </w:tr>
+    </w:tbl>
+    <w:p/>
+    <w:p>
+      <w:pPr>
+        <w:pStyle w:val="Heading2"/>
+      </w:pPr>
+      <w:r>
+        <w:rPr>
+          <w:color w:val="2E75B6"/>
+        </w:rPr>
+        <w:t>5.22 Gradle (*.gradle, *.gradle.kts, gradle.properties, gradle-wrapper.properties)</w:t>
+      </w:r>
+    </w:p>
+    <w:p>
+      <w:r>
+        <w:rPr>
+          <w:b w:val="0"/>
+          <w:i/>
+          <w:color w:val="606060"/>
+          <w:sz w:val="20"/>
+        </w:rPr>
+        <w:t>Extensions concernées : reconnus par leur nom</w:t>
+      </w:r>
+    </w:p>
+    <w:p>
+      <w:r>
+        <w:rPr>
+          <w:b w:val="0"/>
+          <w:i w:val="0"/>
+          <w:sz w:val="20"/>
+        </w:rPr>
+        <w:t>Un script Gradle est un programme et non un fichier déclaratif : il est évalué en entier à la configuration (gradle tasks, --dry-run, import dans un IDE), sans mode lecture seule. settings.gradle s'exécute en premier. *.gradle.kts est reconnu par son nom car son extension l'enverrait sinon au scanner de code source Kotlin. Aucune règle ne repose sur le schéma d'URL : un http:// nu apparaît dans 341 scripts réels sur 6249, presque tous des URL de licence ou de page d'accueil, et Gradle 7+ refuse un dépôt http:// sauf si allowInsecureProtocol est positionné, ce qui est l'indice fiable. Calibrage : 6413 fichiers, 99,6 % passent ; les 26 FAIL réels sont des secrets littéraux dans la documentation et les tests de Gradle, un extrait de documentation et deux vrais lancements de processus.</w:t>
+      </w:r>
+    </w:p>
+    <w:tbl>
+      <w:tblPr>
+        <w:tblStyle w:val="TableGrid"/>
+        <w:tblW w:type="auto" w:w="0"/>
+        <w:tblLook w:firstColumn="1" w:firstRow="1" w:lastColumn="0" w:lastRow="0" w:noHBand="0" w:noVBand="1" w:val="04A0"/>
+      </w:tblPr>
+      <w:tblGrid>
+        <w:gridCol w:w="3230"/>
+        <w:gridCol w:w="3230"/>
+        <w:gridCol w:w="3230"/>
+      </w:tblGrid>
+      <w:tr>
+        <w:tc>
+          <w:tcPr>
+            <w:tcW w:type="dxa" w:w="2268"/>
+            <w:shd w:val="clear" w:color="auto" w:fill="1F3864"/>
+            <w:tcBorders>
+              <w:top w:val="single" w:sz="4" w:space="0" w:color="AAAAAA"/>
+              <w:left w:val="single" w:sz="4" w:space="0" w:color="AAAAAA"/>
+              <w:bottom w:val="single" w:sz="4" w:space="0" w:color="AAAAAA"/>
+              <w:right w:val="single" w:sz="4" w:space="0" w:color="AAAAAA"/>
+              <w:insideH w:val="single" w:sz="4" w:space="0" w:color="AAAAAA"/>
+              <w:insideV w:val="single" w:sz="4" w:space="0" w:color="AAAAAA"/>
+            </w:tcBorders>
+          </w:tcPr>
+          <w:p>
+            <w:pPr>
+              <w:jc w:val="center"/>
+            </w:pPr>
+            <w:r>
+              <w:rPr>
+                <w:b/>
+                <w:color w:val="FFFFFF"/>
+                <w:sz w:val="18"/>
+              </w:rPr>
+              <w:t>Vérification</w:t>
+            </w:r>
+          </w:p>
+        </w:tc>
+        <w:tc>
+          <w:tcPr>
+            <w:tcW w:type="dxa" w:w="6520"/>
+            <w:shd w:val="clear" w:color="auto" w:fill="1F3864"/>
+            <w:tcBorders>
+              <w:top w:val="single" w:sz="4" w:space="0" w:color="AAAAAA"/>
+              <w:left w:val="single" w:sz="4" w:space="0" w:color="AAAAAA"/>
+              <w:bottom w:val="single" w:sz="4" w:space="0" w:color="AAAAAA"/>
+              <w:right w:val="single" w:sz="4" w:space="0" w:color="AAAAAA"/>
+              <w:insideH w:val="single" w:sz="4" w:space="0" w:color="AAAAAA"/>
+              <w:insideV w:val="single" w:sz="4" w:space="0" w:color="AAAAAA"/>
+            </w:tcBorders>
+          </w:tcPr>
+          <w:p>
+            <w:pPr>
+              <w:jc w:val="center"/>
+            </w:pPr>
+            <w:r>
+              <w:rPr>
+                <w:b/>
+                <w:color w:val="FFFFFF"/>
+                <w:sz w:val="18"/>
+              </w:rPr>
+              <w:t>Explication détaillée</w:t>
+            </w:r>
+          </w:p>
+        </w:tc>
+        <w:tc>
+          <w:tcPr>
+            <w:tcW w:type="dxa" w:w="1134"/>
+            <w:shd w:val="clear" w:color="auto" w:fill="1F3864"/>
+            <w:tcBorders>
+              <w:top w:val="single" w:sz="4" w:space="0" w:color="AAAAAA"/>
+              <w:left w:val="single" w:sz="4" w:space="0" w:color="AAAAAA"/>
+              <w:bottom w:val="single" w:sz="4" w:space="0" w:color="AAAAAA"/>
+              <w:right w:val="single" w:sz="4" w:space="0" w:color="AAAAAA"/>
+              <w:insideH w:val="single" w:sz="4" w:space="0" w:color="AAAAAA"/>
+              <w:insideV w:val="single" w:sz="4" w:space="0" w:color="AAAAAA"/>
+            </w:tcBorders>
+          </w:tcPr>
+          <w:p>
+            <w:pPr>
+              <w:jc w:val="center"/>
+            </w:pPr>
+            <w:r>
+              <w:rPr>
+                <w:b/>
+                <w:color w:val="FFFFFF"/>
+                <w:sz w:val="18"/>
+              </w:rPr>
+              <w:t>Verdict</w:t>
+            </w:r>
+          </w:p>
+        </w:tc>
+      </w:tr>
+      <w:tr>
+        <w:tc>
+          <w:tcPr>
+            <w:tcW w:type="dxa" w:w="3230"/>
+            <w:tcBorders>
+              <w:top w:val="single" w:sz="4" w:space="0" w:color="AAAAAA"/>
+              <w:left w:val="single" w:sz="4" w:space="0" w:color="AAAAAA"/>
+              <w:bottom w:val="single" w:sz="4" w:space="0" w:color="AAAAAA"/>
+              <w:right w:val="single" w:sz="4" w:space="0" w:color="AAAAAA"/>
+              <w:insideH w:val="single" w:sz="4" w:space="0" w:color="AAAAAA"/>
+              <w:insideV w:val="single" w:sz="4" w:space="0" w:color="AAAAAA"/>
+            </w:tcBorders>
+          </w:tcPr>
+          <w:p>
+            <w:r>
+              <w:rPr>
+                <w:b/>
+                <w:sz w:val="18"/>
+              </w:rPr>
+              <w:t>Scripts de build</w:t>
+            </w:r>
+          </w:p>
+        </w:tc>
+        <w:tc>
+          <w:tcPr>
+            <w:tcW w:type="dxa" w:w="3230"/>
+            <w:tcBorders>
+              <w:top w:val="single" w:sz="4" w:space="0" w:color="AAAAAA"/>
+              <w:left w:val="single" w:sz="4" w:space="0" w:color="AAAAAA"/>
+              <w:bottom w:val="single" w:sz="4" w:space="0" w:color="AAAAAA"/>
+              <w:right w:val="single" w:sz="4" w:space="0" w:color="AAAAAA"/>
+              <w:insideH w:val="single" w:sz="4" w:space="0" w:color="AAAAAA"/>
+              <w:insideV w:val="single" w:sz="4" w:space="0" w:color="AAAAAA"/>
+            </w:tcBorders>
+          </w:tcPr>
+          <w:p>
+            <w:r>
+              <w:rPr>
+                <w:sz w:val="18"/>
+              </w:rPr>
+              <w:t>apply from: 'http(s)://...', allowInsecureProtocol = true, un processus lancé depuis un littéral ou une liste, un ProcessBuilder (reconnu sans new, donc Kotlin est couvert), Runtime.exec.</w:t>
+            </w:r>
+          </w:p>
+        </w:tc>
+        <w:tc>
+          <w:tcPr>
+            <w:tcW w:type="dxa" w:w="3230"/>
+            <w:shd w:val="clear" w:color="auto" w:fill="FFC7CE"/>
+            <w:tcBorders>
+              <w:top w:val="single" w:sz="4" w:space="0" w:color="AAAAAA"/>
+              <w:left w:val="single" w:sz="4" w:space="0" w:color="AAAAAA"/>
+              <w:bottom w:val="single" w:sz="4" w:space="0" w:color="AAAAAA"/>
+              <w:right w:val="single" w:sz="4" w:space="0" w:color="AAAAAA"/>
+              <w:insideH w:val="single" w:sz="4" w:space="0" w:color="AAAAAA"/>
+              <w:insideV w:val="single" w:sz="4" w:space="0" w:color="AAAAAA"/>
+            </w:tcBorders>
+          </w:tcPr>
+          <w:p>
+            <w:r>
+              <w:rPr>
+                <w:b/>
+                <w:color w:val="C00000"/>
+                <w:sz w:val="18"/>
+              </w:rPr>
+              <w:t>FAIL</w:t>
+            </w:r>
+          </w:p>
+        </w:tc>
+      </w:tr>
+      <w:tr>
+        <w:tc>
+          <w:tcPr>
+            <w:tcW w:type="dxa" w:w="3230"/>
+            <w:tcBorders>
+              <w:top w:val="single" w:sz="4" w:space="0" w:color="AAAAAA"/>
+              <w:left w:val="single" w:sz="4" w:space="0" w:color="AAAAAA"/>
+              <w:bottom w:val="single" w:sz="4" w:space="0" w:color="AAAAAA"/>
+              <w:right w:val="single" w:sz="4" w:space="0" w:color="AAAAAA"/>
+              <w:insideH w:val="single" w:sz="4" w:space="0" w:color="AAAAAA"/>
+              <w:insideV w:val="single" w:sz="4" w:space="0" w:color="AAAAAA"/>
+            </w:tcBorders>
+          </w:tcPr>
+          <w:p>
+            <w:r>
+              <w:rPr>
+                <w:b/>
+                <w:sz w:val="18"/>
+              </w:rPr>
+              <w:t>gradle.properties</w:t>
+            </w:r>
+          </w:p>
+        </w:tc>
+        <w:tc>
+          <w:tcPr>
+            <w:tcW w:type="dxa" w:w="3230"/>
+            <w:tcBorders>
+              <w:top w:val="single" w:sz="4" w:space="0" w:color="AAAAAA"/>
+              <w:left w:val="single" w:sz="4" w:space="0" w:color="AAAAAA"/>
+              <w:bottom w:val="single" w:sz="4" w:space="0" w:color="AAAAAA"/>
+              <w:right w:val="single" w:sz="4" w:space="0" w:color="AAAAAA"/>
+              <w:insideH w:val="single" w:sz="4" w:space="0" w:color="AAAAAA"/>
+              <w:insideV w:val="single" w:sz="4" w:space="0" w:color="AAAAAA"/>
+            </w:tcBorders>
+          </w:tcPr>
+          <w:p>
+            <w:r>
+              <w:rPr>
+                <w:sz w:val="18"/>
+              </w:rPr>
+              <w:t>Un *.password / *.secret / *.apiKey littéral ; org.gradle.dependency.verification=off ou lenient ; -javaagent / -agentpath dans org.gradle.jvmargs.</w:t>
+            </w:r>
+          </w:p>
+        </w:tc>
+        <w:tc>
+          <w:tcPr>
+            <w:tcW w:type="dxa" w:w="3230"/>
+            <w:shd w:val="clear" w:color="auto" w:fill="FFC7CE"/>
+            <w:tcBorders>
+              <w:top w:val="single" w:sz="4" w:space="0" w:color="AAAAAA"/>
+              <w:left w:val="single" w:sz="4" w:space="0" w:color="AAAAAA"/>
+              <w:bottom w:val="single" w:sz="4" w:space="0" w:color="AAAAAA"/>
+              <w:right w:val="single" w:sz="4" w:space="0" w:color="AAAAAA"/>
+              <w:insideH w:val="single" w:sz="4" w:space="0" w:color="AAAAAA"/>
+              <w:insideV w:val="single" w:sz="4" w:space="0" w:color="AAAAAA"/>
+            </w:tcBorders>
+          </w:tcPr>
+          <w:p>
+            <w:r>
+              <w:rPr>
+                <w:b/>
+                <w:color w:val="C00000"/>
+                <w:sz w:val="18"/>
+              </w:rPr>
+              <w:t>FAIL</w:t>
+            </w:r>
+          </w:p>
+        </w:tc>
+      </w:tr>
+      <w:tr>
+        <w:tc>
+          <w:tcPr>
+            <w:tcW w:type="dxa" w:w="3230"/>
+            <w:tcBorders>
+              <w:top w:val="single" w:sz="4" w:space="0" w:color="AAAAAA"/>
+              <w:left w:val="single" w:sz="4" w:space="0" w:color="AAAAAA"/>
+              <w:bottom w:val="single" w:sz="4" w:space="0" w:color="AAAAAA"/>
+              <w:right w:val="single" w:sz="4" w:space="0" w:color="AAAAAA"/>
+              <w:insideH w:val="single" w:sz="4" w:space="0" w:color="AAAAAA"/>
+              <w:insideV w:val="single" w:sz="4" w:space="0" w:color="AAAAAA"/>
+            </w:tcBorders>
+          </w:tcPr>
+          <w:p>
+            <w:r>
+              <w:rPr>
+                <w:b/>
+                <w:sz w:val="18"/>
+              </w:rPr>
+              <w:t>gradle-wrapper.properties</w:t>
+            </w:r>
+          </w:p>
+        </w:tc>
+        <w:tc>
+          <w:tcPr>
+            <w:tcW w:type="dxa" w:w="3230"/>
+            <w:tcBorders>
+              <w:top w:val="single" w:sz="4" w:space="0" w:color="AAAAAA"/>
+              <w:left w:val="single" w:sz="4" w:space="0" w:color="AAAAAA"/>
+              <w:bottom w:val="single" w:sz="4" w:space="0" w:color="AAAAAA"/>
+              <w:right w:val="single" w:sz="4" w:space="0" w:color="AAAAAA"/>
+              <w:insideH w:val="single" w:sz="4" w:space="0" w:color="AAAAAA"/>
+              <w:insideV w:val="single" w:sz="4" w:space="0" w:color="AAAAAA"/>
+            </w:tcBorders>
+          </w:tcPr>
+          <w:p>
+            <w:r>
+              <w:rPr>
+                <w:sz w:val="18"/>
+              </w:rPr>
+              <w:t>Une distributionUrl en clair.</w:t>
+            </w:r>
+          </w:p>
+        </w:tc>
+        <w:tc>
+          <w:tcPr>
+            <w:tcW w:type="dxa" w:w="3230"/>
+            <w:shd w:val="clear" w:color="auto" w:fill="FFC7CE"/>
+            <w:tcBorders>
+              <w:top w:val="single" w:sz="4" w:space="0" w:color="AAAAAA"/>
+              <w:left w:val="single" w:sz="4" w:space="0" w:color="AAAAAA"/>
+              <w:bottom w:val="single" w:sz="4" w:space="0" w:color="AAAAAA"/>
+              <w:right w:val="single" w:sz="4" w:space="0" w:color="AAAAAA"/>
+              <w:insideH w:val="single" w:sz="4" w:space="0" w:color="AAAAAA"/>
+              <w:insideV w:val="single" w:sz="4" w:space="0" w:color="AAAAAA"/>
+            </w:tcBorders>
+          </w:tcPr>
+          <w:p>
+            <w:r>
+              <w:rPr>
+                <w:b/>
+                <w:color w:val="C00000"/>
+                <w:sz w:val="18"/>
+              </w:rPr>
+              <w:t>FAIL</w:t>
+            </w:r>
+          </w:p>
+        </w:tc>
+      </w:tr>
+      <w:tr>
+        <w:tc>
+          <w:tcPr>
+            <w:tcW w:type="dxa" w:w="3230"/>
+            <w:tcBorders>
+              <w:top w:val="single" w:sz="4" w:space="0" w:color="AAAAAA"/>
+              <w:left w:val="single" w:sz="4" w:space="0" w:color="AAAAAA"/>
+              <w:bottom w:val="single" w:sz="4" w:space="0" w:color="AAAAAA"/>
+              <w:right w:val="single" w:sz="4" w:space="0" w:color="AAAAAA"/>
+              <w:insideH w:val="single" w:sz="4" w:space="0" w:color="AAAAAA"/>
+              <w:insideV w:val="single" w:sz="4" w:space="0" w:color="AAAAAA"/>
+            </w:tcBorders>
+          </w:tcPr>
+          <w:p>
+            <w:r>
+              <w:rPr>
+                <w:b/>
+                <w:sz w:val="18"/>
+              </w:rPr>
+              <w:t>À relire</w:t>
+            </w:r>
+          </w:p>
+        </w:tc>
+        <w:tc>
+          <w:tcPr>
+            <w:tcW w:type="dxa" w:w="3230"/>
+            <w:tcBorders>
+              <w:top w:val="single" w:sz="4" w:space="0" w:color="AAAAAA"/>
+              <w:left w:val="single" w:sz="4" w:space="0" w:color="AAAAAA"/>
+              <w:bottom w:val="single" w:sz="4" w:space="0" w:color="AAAAAA"/>
+              <w:right w:val="single" w:sz="4" w:space="0" w:color="AAAAAA"/>
+              <w:insideH w:val="single" w:sz="4" w:space="0" w:color="AAAAAA"/>
+              <w:insideV w:val="single" w:sz="4" w:space="0" w:color="AAAAAA"/>
+            </w:tcBorders>
+          </w:tcPr>
+          <w:p>
+            <w:r>
+              <w:rPr>
+                <w:sz w:val="18"/>
+              </w:rPr>
+              <w:t>Un téléchargement distant à la configuration, exec / commandLine / javaexec, un trustStore redéfini, validateDistributionUrl=false. L'absence de distributionSha256Sum n'est volontairement pas signalée : 20 wrappers réels sur 26 l'omettent.</w:t>
+            </w:r>
+          </w:p>
+        </w:tc>
+        <w:tc>
+          <w:tcPr>
+            <w:tcW w:type="dxa" w:w="3230"/>
+            <w:shd w:val="clear" w:color="auto" w:fill="FFEB9C"/>
+            <w:tcBorders>
+              <w:top w:val="single" w:sz="4" w:space="0" w:color="AAAAAA"/>
+              <w:left w:val="single" w:sz="4" w:space="0" w:color="AAAAAA"/>
+              <w:bottom w:val="single" w:sz="4" w:space="0" w:color="AAAAAA"/>
+              <w:right w:val="single" w:sz="4" w:space="0" w:color="AAAAAA"/>
+              <w:insideH w:val="single" w:sz="4" w:space="0" w:color="AAAAAA"/>
+              <w:insideV w:val="single" w:sz="4" w:space="0" w:color="AAAAAA"/>
+            </w:tcBorders>
+          </w:tcPr>
+          <w:p>
+            <w:r>
+              <w:rPr>
+                <w:b/>
+                <w:color w:val="ED7D31"/>
+                <w:sz w:val="18"/>
+              </w:rPr>
+              <w:t>WARN</w:t>
+            </w:r>
+          </w:p>
+        </w:tc>
+      </w:tr>
+    </w:tbl>
+    <w:p/>
+    <w:p>
+      <w:pPr>
+        <w:pStyle w:val="Heading2"/>
+      </w:pPr>
+      <w:r>
+        <w:rPr>
+          <w:color w:val="2E75B6"/>
+        </w:rPr>
+        <w:t>5.23 Manifestes de paquets (package.json, composer.json, requirements*.txt, constraints*.txt)</w:t>
+      </w:r>
+    </w:p>
+    <w:p>
+      <w:r>
+        <w:rPr>
+          <w:b w:val="0"/>
+          <w:i/>
+          <w:color w:val="606060"/>
+          <w:sz w:val="20"/>
+        </w:rPr>
+        <w:t>Extensions concernées : reconnus par leur nom</w:t>
+      </w:r>
+    </w:p>
+    <w:p>
+      <w:r>
+        <w:rPr>
+          <w:b w:val="0"/>
+          <w:i w:val="0"/>
+          <w:sz w:val="20"/>
+        </w:rPr>
+        <w:t>Ces fichiers n'avaient qu'un contrôle de secrets (ou, pour requirements, passaient au scanner de documentation) : ce qui compte, le code qui s'exécute à l'installation des dépendances, n'était jamais examiné. Le JSON est analysé et non filtré par motifs : une clé peut s'écrire "post\u0069nstall", que npm lit comme postinstall et qu'un motif ne voit pas. Un JSON invalide bascule sur des motifs avec un WARN. Le calibrage est faible et le dit : 0 package.json réel sur 1193 échoue, mais le corpus est surtout composé de paquets publiés, il dit donc peu sur le manifeste propre d'une application. Les fichiers de verrouillage, go.mod et meson_options.txt ne sont pas couverts.</w:t>
+      </w:r>
+    </w:p>
+    <w:tbl>
+      <w:tblPr>
+        <w:tblStyle w:val="TableGrid"/>
+        <w:tblW w:type="auto" w:w="0"/>
+        <w:tblLook w:firstColumn="1" w:firstRow="1" w:lastColumn="0" w:lastRow="0" w:noHBand="0" w:noVBand="1" w:val="04A0"/>
+      </w:tblPr>
+      <w:tblGrid>
+        <w:gridCol w:w="3230"/>
+        <w:gridCol w:w="3230"/>
+        <w:gridCol w:w="3230"/>
+      </w:tblGrid>
+      <w:tr>
+        <w:tc>
+          <w:tcPr>
+            <w:tcW w:type="dxa" w:w="2268"/>
+            <w:shd w:val="clear" w:color="auto" w:fill="1F3864"/>
+            <w:tcBorders>
+              <w:top w:val="single" w:sz="4" w:space="0" w:color="AAAAAA"/>
+              <w:left w:val="single" w:sz="4" w:space="0" w:color="AAAAAA"/>
+              <w:bottom w:val="single" w:sz="4" w:space="0" w:color="AAAAAA"/>
+              <w:right w:val="single" w:sz="4" w:space="0" w:color="AAAAAA"/>
+              <w:insideH w:val="single" w:sz="4" w:space="0" w:color="AAAAAA"/>
+              <w:insideV w:val="single" w:sz="4" w:space="0" w:color="AAAAAA"/>
+            </w:tcBorders>
+          </w:tcPr>
+          <w:p>
+            <w:pPr>
+              <w:jc w:val="center"/>
+            </w:pPr>
+            <w:r>
+              <w:rPr>
+                <w:b/>
+                <w:color w:val="FFFFFF"/>
+                <w:sz w:val="18"/>
+              </w:rPr>
+              <w:t>Vérification</w:t>
+            </w:r>
+          </w:p>
+        </w:tc>
+        <w:tc>
+          <w:tcPr>
+            <w:tcW w:type="dxa" w:w="6520"/>
+            <w:shd w:val="clear" w:color="auto" w:fill="1F3864"/>
+            <w:tcBorders>
+              <w:top w:val="single" w:sz="4" w:space="0" w:color="AAAAAA"/>
+              <w:left w:val="single" w:sz="4" w:space="0" w:color="AAAAAA"/>
+              <w:bottom w:val="single" w:sz="4" w:space="0" w:color="AAAAAA"/>
+              <w:right w:val="single" w:sz="4" w:space="0" w:color="AAAAAA"/>
+              <w:insideH w:val="single" w:sz="4" w:space="0" w:color="AAAAAA"/>
+              <w:insideV w:val="single" w:sz="4" w:space="0" w:color="AAAAAA"/>
+            </w:tcBorders>
+          </w:tcPr>
+          <w:p>
+            <w:pPr>
+              <w:jc w:val="center"/>
+            </w:pPr>
+            <w:r>
+              <w:rPr>
+                <w:b/>
+                <w:color w:val="FFFFFF"/>
+                <w:sz w:val="18"/>
+              </w:rPr>
+              <w:t>Explication détaillée</w:t>
+            </w:r>
+          </w:p>
+        </w:tc>
+        <w:tc>
+          <w:tcPr>
+            <w:tcW w:type="dxa" w:w="1134"/>
+            <w:shd w:val="clear" w:color="auto" w:fill="1F3864"/>
+            <w:tcBorders>
+              <w:top w:val="single" w:sz="4" w:space="0" w:color="AAAAAA"/>
+              <w:left w:val="single" w:sz="4" w:space="0" w:color="AAAAAA"/>
+              <w:bottom w:val="single" w:sz="4" w:space="0" w:color="AAAAAA"/>
+              <w:right w:val="single" w:sz="4" w:space="0" w:color="AAAAAA"/>
+              <w:insideH w:val="single" w:sz="4" w:space="0" w:color="AAAAAA"/>
+              <w:insideV w:val="single" w:sz="4" w:space="0" w:color="AAAAAA"/>
+            </w:tcBorders>
+          </w:tcPr>
+          <w:p>
+            <w:pPr>
+              <w:jc w:val="center"/>
+            </w:pPr>
+            <w:r>
+              <w:rPr>
+                <w:b/>
+                <w:color w:val="FFFFFF"/>
+                <w:sz w:val="18"/>
+              </w:rPr>
+              <w:t>Verdict</w:t>
+            </w:r>
+          </w:p>
+        </w:tc>
+      </w:tr>
+      <w:tr>
+        <w:tc>
+          <w:tcPr>
+            <w:tcW w:type="dxa" w:w="3230"/>
+            <w:tcBorders>
+              <w:top w:val="single" w:sz="4" w:space="0" w:color="AAAAAA"/>
+              <w:left w:val="single" w:sz="4" w:space="0" w:color="AAAAAA"/>
+              <w:bottom w:val="single" w:sz="4" w:space="0" w:color="AAAAAA"/>
+              <w:right w:val="single" w:sz="4" w:space="0" w:color="AAAAAA"/>
+              <w:insideH w:val="single" w:sz="4" w:space="0" w:color="AAAAAA"/>
+              <w:insideV w:val="single" w:sz="4" w:space="0" w:color="AAAAAA"/>
+            </w:tcBorders>
+          </w:tcPr>
+          <w:p>
+            <w:r>
+              <w:rPr>
+                <w:b/>
+                <w:sz w:val="18"/>
+              </w:rPr>
+              <w:t>Hooks de cycle de vie npm</w:t>
+            </w:r>
+          </w:p>
+        </w:tc>
+        <w:tc>
+          <w:tcPr>
+            <w:tcW w:type="dxa" w:w="3230"/>
+            <w:tcBorders>
+              <w:top w:val="single" w:sz="4" w:space="0" w:color="AAAAAA"/>
+              <w:left w:val="single" w:sz="4" w:space="0" w:color="AAAAAA"/>
+              <w:bottom w:val="single" w:sz="4" w:space="0" w:color="AAAAAA"/>
+              <w:right w:val="single" w:sz="4" w:space="0" w:color="AAAAAA"/>
+              <w:insideH w:val="single" w:sz="4" w:space="0" w:color="AAAAAA"/>
+              <w:insideV w:val="single" w:sz="4" w:space="0" w:color="AAAAAA"/>
+            </w:tcBorders>
+          </w:tcPr>
+          <w:p>
+            <w:r>
+              <w:rPr>
+                <w:sz w:val="18"/>
+              </w:rPr>
+              <w:t>preinstall / install / postinstall (et prepare) qui redirigent un téléchargement vers un shell, décodent du base64, ouvrent un socket /dev/tcp ou utilisent nc -e.</w:t>
+            </w:r>
+          </w:p>
+        </w:tc>
+        <w:tc>
+          <w:tcPr>
+            <w:tcW w:type="dxa" w:w="3230"/>
+            <w:shd w:val="clear" w:color="auto" w:fill="FFC7CE"/>
+            <w:tcBorders>
+              <w:top w:val="single" w:sz="4" w:space="0" w:color="AAAAAA"/>
+              <w:left w:val="single" w:sz="4" w:space="0" w:color="AAAAAA"/>
+              <w:bottom w:val="single" w:sz="4" w:space="0" w:color="AAAAAA"/>
+              <w:right w:val="single" w:sz="4" w:space="0" w:color="AAAAAA"/>
+              <w:insideH w:val="single" w:sz="4" w:space="0" w:color="AAAAAA"/>
+              <w:insideV w:val="single" w:sz="4" w:space="0" w:color="AAAAAA"/>
+            </w:tcBorders>
+          </w:tcPr>
+          <w:p>
+            <w:r>
+              <w:rPr>
+                <w:b/>
+                <w:color w:val="C00000"/>
+                <w:sz w:val="18"/>
+              </w:rPr>
+              <w:t>FAIL</w:t>
+            </w:r>
+          </w:p>
+        </w:tc>
+      </w:tr>
+      <w:tr>
+        <w:tc>
+          <w:tcPr>
+            <w:tcW w:type="dxa" w:w="3230"/>
+            <w:tcBorders>
+              <w:top w:val="single" w:sz="4" w:space="0" w:color="AAAAAA"/>
+              <w:left w:val="single" w:sz="4" w:space="0" w:color="AAAAAA"/>
+              <w:bottom w:val="single" w:sz="4" w:space="0" w:color="AAAAAA"/>
+              <w:right w:val="single" w:sz="4" w:space="0" w:color="AAAAAA"/>
+              <w:insideH w:val="single" w:sz="4" w:space="0" w:color="AAAAAA"/>
+              <w:insideV w:val="single" w:sz="4" w:space="0" w:color="AAAAAA"/>
+            </w:tcBorders>
+          </w:tcPr>
+          <w:p>
+            <w:r>
+              <w:rPr>
+                <w:b/>
+                <w:sz w:val="18"/>
+              </w:rPr>
+              <w:t>Sources non sûres</w:t>
+            </w:r>
+          </w:p>
+        </w:tc>
+        <w:tc>
+          <w:tcPr>
+            <w:tcW w:type="dxa" w:w="3230"/>
+            <w:tcBorders>
+              <w:top w:val="single" w:sz="4" w:space="0" w:color="AAAAAA"/>
+              <w:left w:val="single" w:sz="4" w:space="0" w:color="AAAAAA"/>
+              <w:bottom w:val="single" w:sz="4" w:space="0" w:color="AAAAAA"/>
+              <w:right w:val="single" w:sz="4" w:space="0" w:color="AAAAAA"/>
+              <w:insideH w:val="single" w:sz="4" w:space="0" w:color="AAAAAA"/>
+              <w:insideV w:val="single" w:sz="4" w:space="0" w:color="AAAAAA"/>
+            </w:tcBorders>
+          </w:tcPr>
+          <w:p>
+            <w:r>
+              <w:rPr>
+                <w:sz w:val="18"/>
+              </w:rPr>
+              <w:t>Une dépendance en http://, git:// ou git+http:// ; pour Composer, secure-http à false ou un dépôt http:// ; pour pip, un index, -f ou une exigence en http:// ou git://, ou des identifiants intégrés à une URL.</w:t>
+            </w:r>
+          </w:p>
+        </w:tc>
+        <w:tc>
+          <w:tcPr>
+            <w:tcW w:type="dxa" w:w="3230"/>
+            <w:shd w:val="clear" w:color="auto" w:fill="FFC7CE"/>
+            <w:tcBorders>
+              <w:top w:val="single" w:sz="4" w:space="0" w:color="AAAAAA"/>
+              <w:left w:val="single" w:sz="4" w:space="0" w:color="AAAAAA"/>
+              <w:bottom w:val="single" w:sz="4" w:space="0" w:color="AAAAAA"/>
+              <w:right w:val="single" w:sz="4" w:space="0" w:color="AAAAAA"/>
+              <w:insideH w:val="single" w:sz="4" w:space="0" w:color="AAAAAA"/>
+              <w:insideV w:val="single" w:sz="4" w:space="0" w:color="AAAAAA"/>
+            </w:tcBorders>
+          </w:tcPr>
+          <w:p>
+            <w:r>
+              <w:rPr>
+                <w:b/>
+                <w:color w:val="C00000"/>
+                <w:sz w:val="18"/>
+              </w:rPr>
+              <w:t>FAIL</w:t>
+            </w:r>
+          </w:p>
+        </w:tc>
+      </w:tr>
+      <w:tr>
+        <w:tc>
+          <w:tcPr>
+            <w:tcW w:type="dxa" w:w="3230"/>
+            <w:tcBorders>
+              <w:top w:val="single" w:sz="4" w:space="0" w:color="AAAAAA"/>
+              <w:left w:val="single" w:sz="4" w:space="0" w:color="AAAAAA"/>
+              <w:bottom w:val="single" w:sz="4" w:space="0" w:color="AAAAAA"/>
+              <w:right w:val="single" w:sz="4" w:space="0" w:color="AAAAAA"/>
+              <w:insideH w:val="single" w:sz="4" w:space="0" w:color="AAAAAA"/>
+              <w:insideV w:val="single" w:sz="4" w:space="0" w:color="AAAAAA"/>
+            </w:tcBorders>
+          </w:tcPr>
+          <w:p>
+            <w:r>
+              <w:rPr>
+                <w:b/>
+                <w:sz w:val="18"/>
+              </w:rPr>
+              <w:t>À relire</w:t>
+            </w:r>
+          </w:p>
+        </w:tc>
+        <w:tc>
+          <w:tcPr>
+            <w:tcW w:type="dxa" w:w="3230"/>
+            <w:tcBorders>
+              <w:top w:val="single" w:sz="4" w:space="0" w:color="AAAAAA"/>
+              <w:left w:val="single" w:sz="4" w:space="0" w:color="AAAAAA"/>
+              <w:bottom w:val="single" w:sz="4" w:space="0" w:color="AAAAAA"/>
+              <w:right w:val="single" w:sz="4" w:space="0" w:color="AAAAAA"/>
+              <w:insideH w:val="single" w:sz="4" w:space="0" w:color="AAAAAA"/>
+              <w:insideV w:val="single" w:sz="4" w:space="0" w:color="AAAAAA"/>
+            </w:tcBorders>
+          </w:tcPr>
+          <w:p>
+            <w:r>
+              <w:rPr>
+                <w:sz w:val="18"/>
+              </w:rPr>
+              <w:t>La présence d'un hook à l'installation, un script hors cycle de vie qui redirige ou télécharge, une dépendance git ou tarball, --trusted-host, --extra-index-url (confusion de dépendances), une exigence VCS non épinglée sur un commit.</w:t>
+            </w:r>
+          </w:p>
+        </w:tc>
+        <w:tc>
+          <w:tcPr>
+            <w:tcW w:type="dxa" w:w="3230"/>
+            <w:shd w:val="clear" w:color="auto" w:fill="FFEB9C"/>
+            <w:tcBorders>
+              <w:top w:val="single" w:sz="4" w:space="0" w:color="AAAAAA"/>
+              <w:left w:val="single" w:sz="4" w:space="0" w:color="AAAAAA"/>
+              <w:bottom w:val="single" w:sz="4" w:space="0" w:color="AAAAAA"/>
+              <w:right w:val="single" w:sz="4" w:space="0" w:color="AAAAAA"/>
+              <w:insideH w:val="single" w:sz="4" w:space="0" w:color="AAAAAA"/>
+              <w:insideV w:val="single" w:sz="4" w:space="0" w:color="AAAAAA"/>
+            </w:tcBorders>
+          </w:tcPr>
+          <w:p>
+            <w:r>
+              <w:rPr>
+                <w:b/>
+                <w:color w:val="ED7D31"/>
+                <w:sz w:val="18"/>
+              </w:rPr>
+              <w:t>WARN</w:t>
+            </w:r>
+          </w:p>
+        </w:tc>
+      </w:tr>
+    </w:tbl>
+    <w:p/>
+    <w:p>
+      <w:pPr>
+        <w:pStyle w:val="Heading2"/>
+      </w:pPr>
+      <w:r>
+        <w:rPr>
+          <w:color w:val="2E75B6"/>
+        </w:rPr>
+        <w:t>5.24 XML, Maven et Ant (.xml .pom)</w:t>
+      </w:r>
+    </w:p>
+    <w:p>
+      <w:r>
+        <w:rPr>
+          <w:b w:val="0"/>
+          <w:i/>
+          <w:color w:val="606060"/>
+          <w:sz w:val="20"/>
+        </w:rPr>
+        <w:t>Extensions concernées : .xml, .pom</w:t>
+      </w:r>
+    </w:p>
+    <w:p>
+      <w:r>
+        <w:rPr>
+          <w:b w:val="0"/>
+          <w:i w:val="0"/>
+          <w:sz w:val="20"/>
+        </w:rPr>
+        <w:t>pom.xml et le build.xml d'Ant n'ont pas de scanner propre : ils arrivent ici, ce qui suit est donc ce que reçoit un dépôt Maven ou Ant. Le XXE exige une entité qui pointe vers quelque chose, pas un DOCTYPE : un &lt;!DOCTYPE nu faisait échouer 736 fichiers XML réels sur 3362 (22 %) et un &lt;!ENTITY nu 8 de plus, tous de simples raccourcis de texte comme &amp;nbsp; ou des références à une DTD du W3C. La correspondance se fait avec les retours à la ligne repliés (un &lt;!ENTITY coupé sur plusieurs lignes reste une déclaration) et sur une vue sans commentaires (le settings.xml livré par Maven documente des secrets dans des commentaires). Les secrets se reconnaissent au nom de l'élément (&lt;password&gt;, &lt;token&gt;, &lt;secret&gt;, &lt;apiKey&gt;, &lt;privateKey&gt;…), en excluant les références ${...}, les valeurs chiffrées par Maven {...}, les chemins, les valeurs fictives et les valeurs tronquées par .... Résultat : 0 fichier XML réel sur 3362 échoue.</w:t>
+      </w:r>
+    </w:p>
+    <w:tbl>
+      <w:tblPr>
+        <w:tblStyle w:val="TableGrid"/>
+        <w:tblW w:type="auto" w:w="0"/>
+        <w:tblLook w:firstColumn="1" w:firstRow="1" w:lastColumn="0" w:lastRow="0" w:noHBand="0" w:noVBand="1" w:val="04A0"/>
+      </w:tblPr>
+      <w:tblGrid>
+        <w:gridCol w:w="3230"/>
+        <w:gridCol w:w="3230"/>
+        <w:gridCol w:w="3230"/>
+      </w:tblGrid>
+      <w:tr>
+        <w:tc>
+          <w:tcPr>
+            <w:tcW w:type="dxa" w:w="2268"/>
+            <w:shd w:val="clear" w:color="auto" w:fill="1F3864"/>
+            <w:tcBorders>
+              <w:top w:val="single" w:sz="4" w:space="0" w:color="AAAAAA"/>
+              <w:left w:val="single" w:sz="4" w:space="0" w:color="AAAAAA"/>
+              <w:bottom w:val="single" w:sz="4" w:space="0" w:color="AAAAAA"/>
+              <w:right w:val="single" w:sz="4" w:space="0" w:color="AAAAAA"/>
+              <w:insideH w:val="single" w:sz="4" w:space="0" w:color="AAAAAA"/>
+              <w:insideV w:val="single" w:sz="4" w:space="0" w:color="AAAAAA"/>
+            </w:tcBorders>
+          </w:tcPr>
+          <w:p>
+            <w:pPr>
+              <w:jc w:val="center"/>
+            </w:pPr>
+            <w:r>
+              <w:rPr>
+                <w:b/>
+                <w:color w:val="FFFFFF"/>
+                <w:sz w:val="18"/>
+              </w:rPr>
+              <w:t>Vérification</w:t>
+            </w:r>
+          </w:p>
+        </w:tc>
+        <w:tc>
+          <w:tcPr>
+            <w:tcW w:type="dxa" w:w="6520"/>
+            <w:shd w:val="clear" w:color="auto" w:fill="1F3864"/>
+            <w:tcBorders>
+              <w:top w:val="single" w:sz="4" w:space="0" w:color="AAAAAA"/>
+              <w:left w:val="single" w:sz="4" w:space="0" w:color="AAAAAA"/>
+              <w:bottom w:val="single" w:sz="4" w:space="0" w:color="AAAAAA"/>
+              <w:right w:val="single" w:sz="4" w:space="0" w:color="AAAAAA"/>
+              <w:insideH w:val="single" w:sz="4" w:space="0" w:color="AAAAAA"/>
+              <w:insideV w:val="single" w:sz="4" w:space="0" w:color="AAAAAA"/>
+            </w:tcBorders>
+          </w:tcPr>
+          <w:p>
+            <w:pPr>
+              <w:jc w:val="center"/>
+            </w:pPr>
+            <w:r>
+              <w:rPr>
+                <w:b/>
+                <w:color w:val="FFFFFF"/>
+                <w:sz w:val="18"/>
+              </w:rPr>
+              <w:t>Explication détaillée</w:t>
+            </w:r>
+          </w:p>
+        </w:tc>
+        <w:tc>
+          <w:tcPr>
+            <w:tcW w:type="dxa" w:w="1134"/>
+            <w:shd w:val="clear" w:color="auto" w:fill="1F3864"/>
+            <w:tcBorders>
+              <w:top w:val="single" w:sz="4" w:space="0" w:color="AAAAAA"/>
+              <w:left w:val="single" w:sz="4" w:space="0" w:color="AAAAAA"/>
+              <w:bottom w:val="single" w:sz="4" w:space="0" w:color="AAAAAA"/>
+              <w:right w:val="single" w:sz="4" w:space="0" w:color="AAAAAA"/>
+              <w:insideH w:val="single" w:sz="4" w:space="0" w:color="AAAAAA"/>
+              <w:insideV w:val="single" w:sz="4" w:space="0" w:color="AAAAAA"/>
+            </w:tcBorders>
+          </w:tcPr>
+          <w:p>
+            <w:pPr>
+              <w:jc w:val="center"/>
+            </w:pPr>
+            <w:r>
+              <w:rPr>
+                <w:b/>
+                <w:color w:val="FFFFFF"/>
+                <w:sz w:val="18"/>
+              </w:rPr>
+              <w:t>Verdict</w:t>
+            </w:r>
+          </w:p>
+        </w:tc>
+      </w:tr>
+      <w:tr>
+        <w:tc>
+          <w:tcPr>
+            <w:tcW w:type="dxa" w:w="3230"/>
+            <w:tcBorders>
+              <w:top w:val="single" w:sz="4" w:space="0" w:color="AAAAAA"/>
+              <w:left w:val="single" w:sz="4" w:space="0" w:color="AAAAAA"/>
+              <w:bottom w:val="single" w:sz="4" w:space="0" w:color="AAAAAA"/>
+              <w:right w:val="single" w:sz="4" w:space="0" w:color="AAAAAA"/>
+              <w:insideH w:val="single" w:sz="4" w:space="0" w:color="AAAAAA"/>
+              <w:insideV w:val="single" w:sz="4" w:space="0" w:color="AAAAAA"/>
+            </w:tcBorders>
+          </w:tcPr>
+          <w:p>
+            <w:r>
+              <w:rPr>
+                <w:b/>
+                <w:sz w:val="18"/>
+              </w:rPr>
+              <w:t>CWE-611 — entité externe qui référence une ressource</w:t>
+            </w:r>
+          </w:p>
+        </w:tc>
+        <w:tc>
+          <w:tcPr>
+            <w:tcW w:type="dxa" w:w="3230"/>
+            <w:tcBorders>
+              <w:top w:val="single" w:sz="4" w:space="0" w:color="AAAAAA"/>
+              <w:left w:val="single" w:sz="4" w:space="0" w:color="AAAAAA"/>
+              <w:bottom w:val="single" w:sz="4" w:space="0" w:color="AAAAAA"/>
+              <w:right w:val="single" w:sz="4" w:space="0" w:color="AAAAAA"/>
+              <w:insideH w:val="single" w:sz="4" w:space="0" w:color="AAAAAA"/>
+              <w:insideV w:val="single" w:sz="4" w:space="0" w:color="AAAAAA"/>
+            </w:tcBorders>
+          </w:tcPr>
+          <w:p>
+            <w:r>
+              <w:rPr>
+                <w:sz w:val="18"/>
+              </w:rPr>
+              <w:t>&lt;!ENTITY ... SYSTEM pointant vers file:, expect:, php:, gopher:, jar:, netdoc:, ftp:, http(s): ou un chemin absolu.</w:t>
+            </w:r>
+          </w:p>
+        </w:tc>
+        <w:tc>
+          <w:tcPr>
+            <w:tcW w:type="dxa" w:w="3230"/>
+            <w:shd w:val="clear" w:color="auto" w:fill="FFC7CE"/>
+            <w:tcBorders>
+              <w:top w:val="single" w:sz="4" w:space="0" w:color="AAAAAA"/>
+              <w:left w:val="single" w:sz="4" w:space="0" w:color="AAAAAA"/>
+              <w:bottom w:val="single" w:sz="4" w:space="0" w:color="AAAAAA"/>
+              <w:right w:val="single" w:sz="4" w:space="0" w:color="AAAAAA"/>
+              <w:insideH w:val="single" w:sz="4" w:space="0" w:color="AAAAAA"/>
+              <w:insideV w:val="single" w:sz="4" w:space="0" w:color="AAAAAA"/>
+            </w:tcBorders>
+          </w:tcPr>
+          <w:p>
+            <w:r>
+              <w:rPr>
+                <w:b/>
+                <w:color w:val="C00000"/>
+                <w:sz w:val="18"/>
+              </w:rPr>
+              <w:t>FAIL</w:t>
+            </w:r>
+          </w:p>
+        </w:tc>
+      </w:tr>
+      <w:tr>
+        <w:tc>
+          <w:tcPr>
+            <w:tcW w:type="dxa" w:w="3230"/>
+            <w:tcBorders>
+              <w:top w:val="single" w:sz="4" w:space="0" w:color="AAAAAA"/>
+              <w:left w:val="single" w:sz="4" w:space="0" w:color="AAAAAA"/>
+              <w:bottom w:val="single" w:sz="4" w:space="0" w:color="AAAAAA"/>
+              <w:right w:val="single" w:sz="4" w:space="0" w:color="AAAAAA"/>
+              <w:insideH w:val="single" w:sz="4" w:space="0" w:color="AAAAAA"/>
+              <w:insideV w:val="single" w:sz="4" w:space="0" w:color="AAAAAA"/>
+            </w:tcBorders>
+          </w:tcPr>
+          <w:p>
+            <w:r>
+              <w:rPr>
+                <w:b/>
+                <w:sz w:val="18"/>
+              </w:rPr>
+              <w:t>CWE-776 — bombe d'expansion d'entités</w:t>
+            </w:r>
+          </w:p>
+        </w:tc>
+        <w:tc>
+          <w:tcPr>
+            <w:tcW w:type="dxa" w:w="3230"/>
+            <w:tcBorders>
+              <w:top w:val="single" w:sz="4" w:space="0" w:color="AAAAAA"/>
+              <w:left w:val="single" w:sz="4" w:space="0" w:color="AAAAAA"/>
+              <w:bottom w:val="single" w:sz="4" w:space="0" w:color="AAAAAA"/>
+              <w:right w:val="single" w:sz="4" w:space="0" w:color="AAAAAA"/>
+              <w:insideH w:val="single" w:sz="4" w:space="0" w:color="AAAAAA"/>
+              <w:insideV w:val="single" w:sz="4" w:space="0" w:color="AAAAAA"/>
+            </w:tcBorders>
+          </w:tcPr>
+          <w:p>
+            <w:r>
+              <w:rPr>
+                <w:sz w:val="18"/>
+              </w:rPr>
+              <w:t>Quatre références d'entités nommées ou plus dans une valeur d'entité (&amp;#160; est une référence de caractère et ne compte pas).</w:t>
+            </w:r>
+          </w:p>
+        </w:tc>
+        <w:tc>
+          <w:tcPr>
+            <w:tcW w:type="dxa" w:w="3230"/>
+            <w:shd w:val="clear" w:color="auto" w:fill="FFC7CE"/>
+            <w:tcBorders>
+              <w:top w:val="single" w:sz="4" w:space="0" w:color="AAAAAA"/>
+              <w:left w:val="single" w:sz="4" w:space="0" w:color="AAAAAA"/>
+              <w:bottom w:val="single" w:sz="4" w:space="0" w:color="AAAAAA"/>
+              <w:right w:val="single" w:sz="4" w:space="0" w:color="AAAAAA"/>
+              <w:insideH w:val="single" w:sz="4" w:space="0" w:color="AAAAAA"/>
+              <w:insideV w:val="single" w:sz="4" w:space="0" w:color="AAAAAA"/>
+            </w:tcBorders>
+          </w:tcPr>
+          <w:p>
+            <w:r>
+              <w:rPr>
+                <w:b/>
+                <w:color w:val="C00000"/>
+                <w:sz w:val="18"/>
+              </w:rPr>
+              <w:t>FAIL</w:t>
+            </w:r>
+          </w:p>
+        </w:tc>
+      </w:tr>
+      <w:tr>
+        <w:tc>
+          <w:tcPr>
+            <w:tcW w:type="dxa" w:w="3230"/>
+            <w:tcBorders>
+              <w:top w:val="single" w:sz="4" w:space="0" w:color="AAAAAA"/>
+              <w:left w:val="single" w:sz="4" w:space="0" w:color="AAAAAA"/>
+              <w:bottom w:val="single" w:sz="4" w:space="0" w:color="AAAAAA"/>
+              <w:right w:val="single" w:sz="4" w:space="0" w:color="AAAAAA"/>
+              <w:insideH w:val="single" w:sz="4" w:space="0" w:color="AAAAAA"/>
+              <w:insideV w:val="single" w:sz="4" w:space="0" w:color="AAAAAA"/>
+            </w:tcBorders>
+          </w:tcPr>
+          <w:p>
+            <w:r>
+              <w:rPr>
+                <w:b/>
+                <w:sz w:val="18"/>
+              </w:rPr>
+              <w:t>CWE-798 — secret dans un élément</w:t>
+            </w:r>
+          </w:p>
+        </w:tc>
+        <w:tc>
+          <w:tcPr>
+            <w:tcW w:type="dxa" w:w="3230"/>
+            <w:tcBorders>
+              <w:top w:val="single" w:sz="4" w:space="0" w:color="AAAAAA"/>
+              <w:left w:val="single" w:sz="4" w:space="0" w:color="AAAAAA"/>
+              <w:bottom w:val="single" w:sz="4" w:space="0" w:color="AAAAAA"/>
+              <w:right w:val="single" w:sz="4" w:space="0" w:color="AAAAAA"/>
+              <w:insideH w:val="single" w:sz="4" w:space="0" w:color="AAAAAA"/>
+              <w:insideV w:val="single" w:sz="4" w:space="0" w:color="AAAAAA"/>
+            </w:tcBorders>
+          </w:tcPr>
+          <w:p>
+            <w:r>
+              <w:rPr>
+                <w:sz w:val="18"/>
+              </w:rPr>
+              <w:t>Un élément &lt;password&gt;, &lt;token&gt;, &lt;secret&gt;, &lt;apiKey&gt;… portant un littéral de six caractères ou plus.</w:t>
+            </w:r>
+          </w:p>
+        </w:tc>
+        <w:tc>
+          <w:tcPr>
+            <w:tcW w:type="dxa" w:w="3230"/>
+            <w:shd w:val="clear" w:color="auto" w:fill="FFC7CE"/>
+            <w:tcBorders>
+              <w:top w:val="single" w:sz="4" w:space="0" w:color="AAAAAA"/>
+              <w:left w:val="single" w:sz="4" w:space="0" w:color="AAAAAA"/>
+              <w:bottom w:val="single" w:sz="4" w:space="0" w:color="AAAAAA"/>
+              <w:right w:val="single" w:sz="4" w:space="0" w:color="AAAAAA"/>
+              <w:insideH w:val="single" w:sz="4" w:space="0" w:color="AAAAAA"/>
+              <w:insideV w:val="single" w:sz="4" w:space="0" w:color="AAAAAA"/>
+            </w:tcBorders>
+          </w:tcPr>
+          <w:p>
+            <w:r>
+              <w:rPr>
+                <w:b/>
+                <w:color w:val="C00000"/>
+                <w:sz w:val="18"/>
+              </w:rPr>
+              <w:t>FAIL</w:t>
+            </w:r>
+          </w:p>
+        </w:tc>
+      </w:tr>
+      <w:tr>
+        <w:tc>
+          <w:tcPr>
+            <w:tcW w:type="dxa" w:w="3230"/>
+            <w:tcBorders>
+              <w:top w:val="single" w:sz="4" w:space="0" w:color="AAAAAA"/>
+              <w:left w:val="single" w:sz="4" w:space="0" w:color="AAAAAA"/>
+              <w:bottom w:val="single" w:sz="4" w:space="0" w:color="AAAAAA"/>
+              <w:right w:val="single" w:sz="4" w:space="0" w:color="AAAAAA"/>
+              <w:insideH w:val="single" w:sz="4" w:space="0" w:color="AAAAAA"/>
+              <w:insideV w:val="single" w:sz="4" w:space="0" w:color="AAAAAA"/>
+            </w:tcBorders>
+          </w:tcPr>
+          <w:p>
+            <w:r>
+              <w:rPr>
+                <w:b/>
+                <w:sz w:val="18"/>
+              </w:rPr>
+              <w:t>Maven — dépôt en http://, exécution d'un shell</w:t>
+            </w:r>
+          </w:p>
+        </w:tc>
+        <w:tc>
+          <w:tcPr>
+            <w:tcW w:type="dxa" w:w="3230"/>
+            <w:tcBorders>
+              <w:top w:val="single" w:sz="4" w:space="0" w:color="AAAAAA"/>
+              <w:left w:val="single" w:sz="4" w:space="0" w:color="AAAAAA"/>
+              <w:bottom w:val="single" w:sz="4" w:space="0" w:color="AAAAAA"/>
+              <w:right w:val="single" w:sz="4" w:space="0" w:color="AAAAAA"/>
+              <w:insideH w:val="single" w:sz="4" w:space="0" w:color="AAAAAA"/>
+              <w:insideV w:val="single" w:sz="4" w:space="0" w:color="AAAAAA"/>
+            </w:tcBorders>
+          </w:tcPr>
+          <w:p>
+            <w:r>
+              <w:rPr>
+                <w:sz w:val="18"/>
+              </w:rPr>
+              <w:t>Un &lt;repository&gt; dont l'&lt;url&gt; est en http:// (limité au bloc repository : l'archétype par défaut écrit http://maven.apache.org comme page d'accueil), ou exec-maven-plugin / antrun dont l'&lt;executable&gt; est sh, bash, cmd, powershell, curl ou wget.</w:t>
+            </w:r>
+          </w:p>
+        </w:tc>
+        <w:tc>
+          <w:tcPr>
+            <w:tcW w:type="dxa" w:w="3230"/>
+            <w:shd w:val="clear" w:color="auto" w:fill="FFC7CE"/>
+            <w:tcBorders>
+              <w:top w:val="single" w:sz="4" w:space="0" w:color="AAAAAA"/>
+              <w:left w:val="single" w:sz="4" w:space="0" w:color="AAAAAA"/>
+              <w:bottom w:val="single" w:sz="4" w:space="0" w:color="AAAAAA"/>
+              <w:right w:val="single" w:sz="4" w:space="0" w:color="AAAAAA"/>
+              <w:insideH w:val="single" w:sz="4" w:space="0" w:color="AAAAAA"/>
+              <w:insideV w:val="single" w:sz="4" w:space="0" w:color="AAAAAA"/>
+            </w:tcBorders>
+          </w:tcPr>
+          <w:p>
+            <w:r>
+              <w:rPr>
+                <w:b/>
+                <w:color w:val="C00000"/>
+                <w:sz w:val="18"/>
+              </w:rPr>
+              <w:t>FAIL</w:t>
+            </w:r>
+          </w:p>
+        </w:tc>
+      </w:tr>
+      <w:tr>
+        <w:tc>
+          <w:tcPr>
+            <w:tcW w:type="dxa" w:w="3230"/>
+            <w:tcBorders>
+              <w:top w:val="single" w:sz="4" w:space="0" w:color="AAAAAA"/>
+              <w:left w:val="single" w:sz="4" w:space="0" w:color="AAAAAA"/>
+              <w:bottom w:val="single" w:sz="4" w:space="0" w:color="AAAAAA"/>
+              <w:right w:val="single" w:sz="4" w:space="0" w:color="AAAAAA"/>
+              <w:insideH w:val="single" w:sz="4" w:space="0" w:color="AAAAAA"/>
+              <w:insideV w:val="single" w:sz="4" w:space="0" w:color="AAAAAA"/>
+            </w:tcBorders>
+          </w:tcPr>
+          <w:p>
+            <w:r>
+              <w:rPr>
+                <w:b/>
+                <w:sz w:val="18"/>
+              </w:rPr>
+              <w:t>Ant — tâches non sûres ou exécutant un shell</w:t>
+            </w:r>
+          </w:p>
+        </w:tc>
+        <w:tc>
+          <w:tcPr>
+            <w:tcW w:type="dxa" w:w="3230"/>
+            <w:tcBorders>
+              <w:top w:val="single" w:sz="4" w:space="0" w:color="AAAAAA"/>
+              <w:left w:val="single" w:sz="4" w:space="0" w:color="AAAAAA"/>
+              <w:bottom w:val="single" w:sz="4" w:space="0" w:color="AAAAAA"/>
+              <w:right w:val="single" w:sz="4" w:space="0" w:color="AAAAAA"/>
+              <w:insideH w:val="single" w:sz="4" w:space="0" w:color="AAAAAA"/>
+              <w:insideV w:val="single" w:sz="4" w:space="0" w:color="AAAAAA"/>
+            </w:tcBorders>
+          </w:tcPr>
+          <w:p>
+            <w:r>
+              <w:rPr>
+                <w:sz w:val="18"/>
+              </w:rPr>
+              <w:t>&lt;get&gt; en http://, &lt;exec&gt; d'un shell ou d'un téléchargeur, &lt;sshexec&gt;/&lt;scp&gt; avec un password= littéral. Ne repose que sur 22 fichiers réels.</w:t>
+            </w:r>
+          </w:p>
+        </w:tc>
+        <w:tc>
+          <w:tcPr>
+            <w:tcW w:type="dxa" w:w="3230"/>
+            <w:shd w:val="clear" w:color="auto" w:fill="FFC7CE"/>
+            <w:tcBorders>
+              <w:top w:val="single" w:sz="4" w:space="0" w:color="AAAAAA"/>
+              <w:left w:val="single" w:sz="4" w:space="0" w:color="AAAAAA"/>
+              <w:bottom w:val="single" w:sz="4" w:space="0" w:color="AAAAAA"/>
+              <w:right w:val="single" w:sz="4" w:space="0" w:color="AAAAAA"/>
+              <w:insideH w:val="single" w:sz="4" w:space="0" w:color="AAAAAA"/>
+              <w:insideV w:val="single" w:sz="4" w:space="0" w:color="AAAAAA"/>
+            </w:tcBorders>
+          </w:tcPr>
+          <w:p>
+            <w:r>
+              <w:rPr>
+                <w:b/>
+                <w:color w:val="C00000"/>
+                <w:sz w:val="18"/>
+              </w:rPr>
+              <w:t>FAIL</w:t>
+            </w:r>
+          </w:p>
+        </w:tc>
+      </w:tr>
+      <w:tr>
+        <w:tc>
+          <w:tcPr>
+            <w:tcW w:type="dxa" w:w="3230"/>
+            <w:tcBorders>
+              <w:top w:val="single" w:sz="4" w:space="0" w:color="AAAAAA"/>
+              <w:left w:val="single" w:sz="4" w:space="0" w:color="AAAAAA"/>
+              <w:bottom w:val="single" w:sz="4" w:space="0" w:color="AAAAAA"/>
+              <w:right w:val="single" w:sz="4" w:space="0" w:color="AAAAAA"/>
+              <w:insideH w:val="single" w:sz="4" w:space="0" w:color="AAAAAA"/>
+              <w:insideV w:val="single" w:sz="4" w:space="0" w:color="AAAAAA"/>
+            </w:tcBorders>
+          </w:tcPr>
+          <w:p>
+            <w:r>
+              <w:rPr>
+                <w:b/>
+                <w:sz w:val="18"/>
+              </w:rPr>
+              <w:t>À relire</w:t>
+            </w:r>
+          </w:p>
+        </w:tc>
+        <w:tc>
+          <w:tcPr>
+            <w:tcW w:type="dxa" w:w="3230"/>
+            <w:tcBorders>
+              <w:top w:val="single" w:sz="4" w:space="0" w:color="AAAAAA"/>
+              <w:left w:val="single" w:sz="4" w:space="0" w:color="AAAAAA"/>
+              <w:bottom w:val="single" w:sz="4" w:space="0" w:color="AAAAAA"/>
+              <w:right w:val="single" w:sz="4" w:space="0" w:color="AAAAAA"/>
+              <w:insideH w:val="single" w:sz="4" w:space="0" w:color="AAAAAA"/>
+              <w:insideV w:val="single" w:sz="4" w:space="0" w:color="AAAAAA"/>
+            </w:tcBorders>
+          </w:tcPr>
+          <w:p>
+            <w:r>
+              <w:rPr>
+                <w:sz w:val="18"/>
+              </w:rPr>
+              <w:t>Une inclusion SYSTEM relative (DocBook) ou une référence DTD PUBLIC ; la présence du plugin exec ou antrun ; la portée system. Il n'y a pas de règle sur -SNAPSHOT : 176 poms réels sur 221 en utilisent un.</w:t>
+            </w:r>
+          </w:p>
+        </w:tc>
+        <w:tc>
+          <w:tcPr>
+            <w:tcW w:type="dxa" w:w="3230"/>
+            <w:shd w:val="clear" w:color="auto" w:fill="FFEB9C"/>
+            <w:tcBorders>
+              <w:top w:val="single" w:sz="4" w:space="0" w:color="AAAAAA"/>
+              <w:left w:val="single" w:sz="4" w:space="0" w:color="AAAAAA"/>
+              <w:bottom w:val="single" w:sz="4" w:space="0" w:color="AAAAAA"/>
+              <w:right w:val="single" w:sz="4" w:space="0" w:color="AAAAAA"/>
+              <w:insideH w:val="single" w:sz="4" w:space="0" w:color="AAAAAA"/>
+              <w:insideV w:val="single" w:sz="4" w:space="0" w:color="AAAAAA"/>
+            </w:tcBorders>
+          </w:tcPr>
+          <w:p>
+            <w:r>
+              <w:rPr>
+                <w:b/>
+                <w:color w:val="ED7D31"/>
+                <w:sz w:val="18"/>
+              </w:rPr>
+              <w:t>WARN</w:t>
+            </w:r>
+          </w:p>
+        </w:tc>
+      </w:tr>
+    </w:tbl>
+    <w:p/>
+    <w:p>
+      <w:pPr>
+        <w:pStyle w:val="Heading2"/>
+      </w:pPr>
+      <w:r>
+        <w:rPr>
+          <w:color w:val="2E75B6"/>
+        </w:rPr>
+        <w:t>5.25 Archives Java (.jar .war .ear .aar)</w:t>
+      </w:r>
+    </w:p>
+    <w:p>
+      <w:r>
+        <w:rPr>
+          <w:b w:val="0"/>
+          <w:i/>
+          <w:color w:val="606060"/>
+          <w:sz w:val="20"/>
+        </w:rPr>
+        <w:t>Extensions concernées : .jar, .war, .ear, .aar</w:t>
+      </w:r>
+    </w:p>
+    <w:p>
+      <w:r>
+        <w:rPr>
+          <w:b w:val="0"/>
+          <w:i w:val="0"/>
+          <w:sz w:val="20"/>
+        </w:rPr>
+        <w:t>Un .jar n'avait aucun gestionnaire et était enregistré PASS quel que soit son contenu. Un jar est un ZIP de code compilé : du code exécutable qu'un relecteur ne peut pas lire, un conteneur qui peut mentir et (pour gradle-wrapper.jar) la première chose que ./gradlew exécute. L'archive n'est jamais extraite sur disque : un assistant de la bibliothèque standard lit les entrées par lectures bornées, comme le font la JVM et unzip (un CRC erroné, un nom local divergent ou une taille déclarée trop petite ne cachent pas une entrée). Chaque limite atteinte est signalée (JAR_MAX_ENTRIES 50000, JAR_READ_BUDGET_MB 64, JAR_VIEW_MB 32, JAR_MAX_UNCOMPRESSED_MB 1024, JAR_TIME_BUDGET_S 90, imbrication sur deux niveaux), car une archive non lue en entier ne doit pas passer pour une archive lue en entier. Les fichiers .class sont analysés : les constantes de chaîne sont lues dans le pool de constantes et non recherchées par motif. Calibrage : 365 jars réels et 24 wrappers d'outils de build ; aucune règle structurelle FAIL ne se déclenche ; un jar échoue à raison (google-http-client embarque une vraie clé PEM de test). .war, .ear et .aar sont aiguillés mais non mesurés. Le bytecode n'est pas décompilé : ce que fait le code n'est pas examiné.</w:t>
+      </w:r>
+    </w:p>
+    <w:tbl>
+      <w:tblPr>
+        <w:tblStyle w:val="TableGrid"/>
+        <w:tblW w:type="auto" w:w="0"/>
+        <w:tblLook w:firstColumn="1" w:firstRow="1" w:lastColumn="0" w:lastRow="0" w:noHBand="0" w:noVBand="1" w:val="04A0"/>
+      </w:tblPr>
+      <w:tblGrid>
+        <w:gridCol w:w="3230"/>
+        <w:gridCol w:w="3230"/>
+        <w:gridCol w:w="3230"/>
+      </w:tblGrid>
+      <w:tr>
+        <w:tc>
+          <w:tcPr>
+            <w:tcW w:type="dxa" w:w="2268"/>
+            <w:shd w:val="clear" w:color="auto" w:fill="1F3864"/>
+            <w:tcBorders>
+              <w:top w:val="single" w:sz="4" w:space="0" w:color="AAAAAA"/>
+              <w:left w:val="single" w:sz="4" w:space="0" w:color="AAAAAA"/>
+              <w:bottom w:val="single" w:sz="4" w:space="0" w:color="AAAAAA"/>
+              <w:right w:val="single" w:sz="4" w:space="0" w:color="AAAAAA"/>
+              <w:insideH w:val="single" w:sz="4" w:space="0" w:color="AAAAAA"/>
+              <w:insideV w:val="single" w:sz="4" w:space="0" w:color="AAAAAA"/>
+            </w:tcBorders>
+          </w:tcPr>
+          <w:p>
+            <w:pPr>
+              <w:jc w:val="center"/>
+            </w:pPr>
+            <w:r>
+              <w:rPr>
+                <w:b/>
+                <w:color w:val="FFFFFF"/>
+                <w:sz w:val="18"/>
+              </w:rPr>
+              <w:t>Vérification</w:t>
+            </w:r>
+          </w:p>
+        </w:tc>
+        <w:tc>
+          <w:tcPr>
+            <w:tcW w:type="dxa" w:w="6520"/>
+            <w:shd w:val="clear" w:color="auto" w:fill="1F3864"/>
+            <w:tcBorders>
+              <w:top w:val="single" w:sz="4" w:space="0" w:color="AAAAAA"/>
+              <w:left w:val="single" w:sz="4" w:space="0" w:color="AAAAAA"/>
+              <w:bottom w:val="single" w:sz="4" w:space="0" w:color="AAAAAA"/>
+              <w:right w:val="single" w:sz="4" w:space="0" w:color="AAAAAA"/>
+              <w:insideH w:val="single" w:sz="4" w:space="0" w:color="AAAAAA"/>
+              <w:insideV w:val="single" w:sz="4" w:space="0" w:color="AAAAAA"/>
+            </w:tcBorders>
+          </w:tcPr>
+          <w:p>
+            <w:pPr>
+              <w:jc w:val="center"/>
+            </w:pPr>
+            <w:r>
+              <w:rPr>
+                <w:b/>
+                <w:color w:val="FFFFFF"/>
+                <w:sz w:val="18"/>
+              </w:rPr>
+              <w:t>Explication détaillée</w:t>
+            </w:r>
+          </w:p>
+        </w:tc>
+        <w:tc>
+          <w:tcPr>
+            <w:tcW w:type="dxa" w:w="1134"/>
+            <w:shd w:val="clear" w:color="auto" w:fill="1F3864"/>
+            <w:tcBorders>
+              <w:top w:val="single" w:sz="4" w:space="0" w:color="AAAAAA"/>
+              <w:left w:val="single" w:sz="4" w:space="0" w:color="AAAAAA"/>
+              <w:bottom w:val="single" w:sz="4" w:space="0" w:color="AAAAAA"/>
+              <w:right w:val="single" w:sz="4" w:space="0" w:color="AAAAAA"/>
+              <w:insideH w:val="single" w:sz="4" w:space="0" w:color="AAAAAA"/>
+              <w:insideV w:val="single" w:sz="4" w:space="0" w:color="AAAAAA"/>
+            </w:tcBorders>
+          </w:tcPr>
+          <w:p>
+            <w:pPr>
+              <w:jc w:val="center"/>
+            </w:pPr>
+            <w:r>
+              <w:rPr>
+                <w:b/>
+                <w:color w:val="FFFFFF"/>
+                <w:sz w:val="18"/>
+              </w:rPr>
+              <w:t>Verdict</w:t>
+            </w:r>
+          </w:p>
+        </w:tc>
+      </w:tr>
+      <w:tr>
+        <w:tc>
+          <w:tcPr>
+            <w:tcW w:type="dxa" w:w="3230"/>
+            <w:tcBorders>
+              <w:top w:val="single" w:sz="4" w:space="0" w:color="AAAAAA"/>
+              <w:left w:val="single" w:sz="4" w:space="0" w:color="AAAAAA"/>
+              <w:bottom w:val="single" w:sz="4" w:space="0" w:color="AAAAAA"/>
+              <w:right w:val="single" w:sz="4" w:space="0" w:color="AAAAAA"/>
+              <w:insideH w:val="single" w:sz="4" w:space="0" w:color="AAAAAA"/>
+              <w:insideV w:val="single" w:sz="4" w:space="0" w:color="AAAAAA"/>
+            </w:tcBorders>
+          </w:tcPr>
+          <w:p>
+            <w:r>
+              <w:rPr>
+                <w:b/>
+                <w:sz w:val="18"/>
+              </w:rPr>
+              <w:t>Attaques sur le conteneur</w:t>
+            </w:r>
+          </w:p>
+        </w:tc>
+        <w:tc>
+          <w:tcPr>
+            <w:tcW w:type="dxa" w:w="3230"/>
+            <w:tcBorders>
+              <w:top w:val="single" w:sz="4" w:space="0" w:color="AAAAAA"/>
+              <w:left w:val="single" w:sz="4" w:space="0" w:color="AAAAAA"/>
+              <w:bottom w:val="single" w:sz="4" w:space="0" w:color="AAAAAA"/>
+              <w:right w:val="single" w:sz="4" w:space="0" w:color="AAAAAA"/>
+              <w:insideH w:val="single" w:sz="4" w:space="0" w:color="AAAAAA"/>
+              <w:insideV w:val="single" w:sz="4" w:space="0" w:color="AAAAAA"/>
+            </w:tcBorders>
+          </w:tcPr>
+          <w:p>
+            <w:r>
+              <w:rPr>
+                <w:sz w:val="18"/>
+              </w:rPr>
+              <w:t>Un chemin d'entrée avec .., un / initial ou une lettre de lecteur (zip-slip) ; une entrée lien symbolique pointant hors de l'archive ou dont la cible est illisible ; un enregistrement local que le répertoire central ne liste pas ; un fichier nommé .jar qui n'est pas une archive.</w:t>
+            </w:r>
+          </w:p>
+        </w:tc>
+        <w:tc>
+          <w:tcPr>
+            <w:tcW w:type="dxa" w:w="3230"/>
+            <w:shd w:val="clear" w:color="auto" w:fill="FFC7CE"/>
+            <w:tcBorders>
+              <w:top w:val="single" w:sz="4" w:space="0" w:color="AAAAAA"/>
+              <w:left w:val="single" w:sz="4" w:space="0" w:color="AAAAAA"/>
+              <w:bottom w:val="single" w:sz="4" w:space="0" w:color="AAAAAA"/>
+              <w:right w:val="single" w:sz="4" w:space="0" w:color="AAAAAA"/>
+              <w:insideH w:val="single" w:sz="4" w:space="0" w:color="AAAAAA"/>
+              <w:insideV w:val="single" w:sz="4" w:space="0" w:color="AAAAAA"/>
+            </w:tcBorders>
+          </w:tcPr>
+          <w:p>
+            <w:r>
+              <w:rPr>
+                <w:b/>
+                <w:color w:val="C00000"/>
+                <w:sz w:val="18"/>
+              </w:rPr>
+              <w:t>FAIL</w:t>
+            </w:r>
+          </w:p>
+        </w:tc>
+      </w:tr>
+      <w:tr>
+        <w:tc>
+          <w:tcPr>
+            <w:tcW w:type="dxa" w:w="3230"/>
+            <w:tcBorders>
+              <w:top w:val="single" w:sz="4" w:space="0" w:color="AAAAAA"/>
+              <w:left w:val="single" w:sz="4" w:space="0" w:color="AAAAAA"/>
+              <w:bottom w:val="single" w:sz="4" w:space="0" w:color="AAAAAA"/>
+              <w:right w:val="single" w:sz="4" w:space="0" w:color="AAAAAA"/>
+              <w:insideH w:val="single" w:sz="4" w:space="0" w:color="AAAAAA"/>
+              <w:insideV w:val="single" w:sz="4" w:space="0" w:color="AAAAAA"/>
+            </w:tcBorders>
+          </w:tcPr>
+          <w:p>
+            <w:r>
+              <w:rPr>
+                <w:b/>
+                <w:sz w:val="18"/>
+              </w:rPr>
+              <w:t>Contenu qui n'est pas ce que son nom prétend</w:t>
+            </w:r>
+          </w:p>
+        </w:tc>
+        <w:tc>
+          <w:tcPr>
+            <w:tcW w:type="dxa" w:w="3230"/>
+            <w:tcBorders>
+              <w:top w:val="single" w:sz="4" w:space="0" w:color="AAAAAA"/>
+              <w:left w:val="single" w:sz="4" w:space="0" w:color="AAAAAA"/>
+              <w:bottom w:val="single" w:sz="4" w:space="0" w:color="AAAAAA"/>
+              <w:right w:val="single" w:sz="4" w:space="0" w:color="AAAAAA"/>
+              <w:insideH w:val="single" w:sz="4" w:space="0" w:color="AAAAAA"/>
+              <w:insideV w:val="single" w:sz="4" w:space="0" w:color="AAAAAA"/>
+            </w:tcBorders>
+          </w:tcPr>
+          <w:p>
+            <w:r>
+              <w:rPr>
+                <w:sz w:val="18"/>
+              </w:rPr>
+              <w:t>Une entrée .class qui n'est pas du bytecode ; un PE, ELF ou Mach-O stocké sous un nom non natif (logo.png) ou préfixé à une archive valide ; un Class-Path de manifeste désignant un jar en http(s):// ou ftp://.</w:t>
+            </w:r>
+          </w:p>
+        </w:tc>
+        <w:tc>
+          <w:tcPr>
+            <w:tcW w:type="dxa" w:w="3230"/>
+            <w:shd w:val="clear" w:color="auto" w:fill="FFC7CE"/>
+            <w:tcBorders>
+              <w:top w:val="single" w:sz="4" w:space="0" w:color="AAAAAA"/>
+              <w:left w:val="single" w:sz="4" w:space="0" w:color="AAAAAA"/>
+              <w:bottom w:val="single" w:sz="4" w:space="0" w:color="AAAAAA"/>
+              <w:right w:val="single" w:sz="4" w:space="0" w:color="AAAAAA"/>
+              <w:insideH w:val="single" w:sz="4" w:space="0" w:color="AAAAAA"/>
+              <w:insideV w:val="single" w:sz="4" w:space="0" w:color="AAAAAA"/>
+            </w:tcBorders>
+          </w:tcPr>
+          <w:p>
+            <w:r>
+              <w:rPr>
+                <w:b/>
+                <w:color w:val="C00000"/>
+                <w:sz w:val="18"/>
+              </w:rPr>
+              <w:t>FAIL</w:t>
+            </w:r>
+          </w:p>
+        </w:tc>
+      </w:tr>
+      <w:tr>
+        <w:tc>
+          <w:tcPr>
+            <w:tcW w:type="dxa" w:w="3230"/>
+            <w:tcBorders>
+              <w:top w:val="single" w:sz="4" w:space="0" w:color="AAAAAA"/>
+              <w:left w:val="single" w:sz="4" w:space="0" w:color="AAAAAA"/>
+              <w:bottom w:val="single" w:sz="4" w:space="0" w:color="AAAAAA"/>
+              <w:right w:val="single" w:sz="4" w:space="0" w:color="AAAAAA"/>
+              <w:insideH w:val="single" w:sz="4" w:space="0" w:color="AAAAAA"/>
+              <w:insideV w:val="single" w:sz="4" w:space="0" w:color="AAAAAA"/>
+            </w:tcBorders>
+          </w:tcPr>
+          <w:p>
+            <w:r>
+              <w:rPr>
+                <w:b/>
+                <w:sz w:val="18"/>
+              </w:rPr>
+              <w:t>Chaînes hostiles et secrets</w:t>
+            </w:r>
+          </w:p>
+        </w:tc>
+        <w:tc>
+          <w:tcPr>
+            <w:tcW w:type="dxa" w:w="3230"/>
+            <w:tcBorders>
+              <w:top w:val="single" w:sz="4" w:space="0" w:color="AAAAAA"/>
+              <w:left w:val="single" w:sz="4" w:space="0" w:color="AAAAAA"/>
+              <w:bottom w:val="single" w:sz="4" w:space="0" w:color="AAAAAA"/>
+              <w:right w:val="single" w:sz="4" w:space="0" w:color="AAAAAA"/>
+              <w:insideH w:val="single" w:sz="4" w:space="0" w:color="AAAAAA"/>
+              <w:insideV w:val="single" w:sz="4" w:space="0" w:color="AAAAAA"/>
+            </w:tcBorders>
+          </w:tcPr>
+          <w:p>
+            <w:r>
+              <w:rPr>
+                <w:sz w:val="18"/>
+              </w:rPr>
+              <w:t>curl | sh, un reverse shell, du PowerShell encodé ou certutil -urlcache dans une ressource, une ressource UTF-16, une constante de classe ou un attribut de classe ; une clé privée PEM quelle que soit la largeur de ligne ; l'un des 18 formats d'identifiants connus.</w:t>
+            </w:r>
+          </w:p>
+        </w:tc>
+        <w:tc>
+          <w:tcPr>
+            <w:tcW w:type="dxa" w:w="3230"/>
+            <w:shd w:val="clear" w:color="auto" w:fill="FFC7CE"/>
+            <w:tcBorders>
+              <w:top w:val="single" w:sz="4" w:space="0" w:color="AAAAAA"/>
+              <w:left w:val="single" w:sz="4" w:space="0" w:color="AAAAAA"/>
+              <w:bottom w:val="single" w:sz="4" w:space="0" w:color="AAAAAA"/>
+              <w:right w:val="single" w:sz="4" w:space="0" w:color="AAAAAA"/>
+              <w:insideH w:val="single" w:sz="4" w:space="0" w:color="AAAAAA"/>
+              <w:insideV w:val="single" w:sz="4" w:space="0" w:color="AAAAAA"/>
+            </w:tcBorders>
+          </w:tcPr>
+          <w:p>
+            <w:r>
+              <w:rPr>
+                <w:b/>
+                <w:color w:val="C00000"/>
+                <w:sz w:val="18"/>
+              </w:rPr>
+              <w:t>FAIL</w:t>
+            </w:r>
+          </w:p>
+        </w:tc>
+      </w:tr>
+      <w:tr>
+        <w:tc>
+          <w:tcPr>
+            <w:tcW w:type="dxa" w:w="3230"/>
+            <w:tcBorders>
+              <w:top w:val="single" w:sz="4" w:space="0" w:color="AAAAAA"/>
+              <w:left w:val="single" w:sz="4" w:space="0" w:color="AAAAAA"/>
+              <w:bottom w:val="single" w:sz="4" w:space="0" w:color="AAAAAA"/>
+              <w:right w:val="single" w:sz="4" w:space="0" w:color="AAAAAA"/>
+              <w:insideH w:val="single" w:sz="4" w:space="0" w:color="AAAAAA"/>
+              <w:insideV w:val="single" w:sz="4" w:space="0" w:color="AAAAAA"/>
+            </w:tcBorders>
+          </w:tcPr>
+          <w:p>
+            <w:r>
+              <w:rPr>
+                <w:b/>
+                <w:sz w:val="18"/>
+              </w:rPr>
+              <w:t>Wrappers d'outils de build</w:t>
+            </w:r>
+          </w:p>
+        </w:tc>
+        <w:tc>
+          <w:tcPr>
+            <w:tcW w:type="dxa" w:w="3230"/>
+            <w:tcBorders>
+              <w:top w:val="single" w:sz="4" w:space="0" w:color="AAAAAA"/>
+              <w:left w:val="single" w:sz="4" w:space="0" w:color="AAAAAA"/>
+              <w:bottom w:val="single" w:sz="4" w:space="0" w:color="AAAAAA"/>
+              <w:right w:val="single" w:sz="4" w:space="0" w:color="AAAAAA"/>
+              <w:insideH w:val="single" w:sz="4" w:space="0" w:color="AAAAAA"/>
+              <w:insideV w:val="single" w:sz="4" w:space="0" w:color="AAAAAA"/>
+            </w:tcBorders>
+          </w:tcPr>
+          <w:p>
+            <w:r>
+              <w:rPr>
+                <w:sz w:val="18"/>
+              </w:rPr>
+              <w:t>Un gradle-wrapper.jar ou maven-wrapper.jar contenant autre chose que l'arborescence attendue et les entrées META-INF des vrais wrappers (Multi-Release plus META-INF/versions exécute une classe principale dissimulée), une classe GradleWrapperMain / MavenWrapperMain absente, ou plus de 100 entrées. Chaque wrapper génère aussi un WARN : sa forme est vérifiée, pas son contenu, car les sommes de contrôle officielles ne sont pas embarquées ; comparer son SHA-256 avec gradle.org/release-checksums.</w:t>
+            </w:r>
+          </w:p>
+        </w:tc>
+        <w:tc>
+          <w:tcPr>
+            <w:tcW w:type="dxa" w:w="3230"/>
+            <w:shd w:val="clear" w:color="auto" w:fill="FFC7CE"/>
+            <w:tcBorders>
+              <w:top w:val="single" w:sz="4" w:space="0" w:color="AAAAAA"/>
+              <w:left w:val="single" w:sz="4" w:space="0" w:color="AAAAAA"/>
+              <w:bottom w:val="single" w:sz="4" w:space="0" w:color="AAAAAA"/>
+              <w:right w:val="single" w:sz="4" w:space="0" w:color="AAAAAA"/>
+              <w:insideH w:val="single" w:sz="4" w:space="0" w:color="AAAAAA"/>
+              <w:insideV w:val="single" w:sz="4" w:space="0" w:color="AAAAAA"/>
+            </w:tcBorders>
+          </w:tcPr>
+          <w:p>
+            <w:r>
+              <w:rPr>
+                <w:b/>
+                <w:color w:val="C00000"/>
+                <w:sz w:val="18"/>
+              </w:rPr>
+              <w:t>FAIL</w:t>
+            </w:r>
+          </w:p>
+        </w:tc>
+      </w:tr>
+      <w:tr>
+        <w:tc>
+          <w:tcPr>
+            <w:tcW w:type="dxa" w:w="3230"/>
+            <w:tcBorders>
+              <w:top w:val="single" w:sz="4" w:space="0" w:color="AAAAAA"/>
+              <w:left w:val="single" w:sz="4" w:space="0" w:color="AAAAAA"/>
+              <w:bottom w:val="single" w:sz="4" w:space="0" w:color="AAAAAA"/>
+              <w:right w:val="single" w:sz="4" w:space="0" w:color="AAAAAA"/>
+              <w:insideH w:val="single" w:sz="4" w:space="0" w:color="AAAAAA"/>
+              <w:insideV w:val="single" w:sz="4" w:space="0" w:color="AAAAAA"/>
+            </w:tcBorders>
+          </w:tcPr>
+          <w:p>
+            <w:r>
+              <w:rPr>
+                <w:b/>
+                <w:sz w:val="18"/>
+              </w:rPr>
+              <w:t>À relire</w:t>
+            </w:r>
+          </w:p>
+        </w:tc>
+        <w:tc>
+          <w:tcPr>
+            <w:tcW w:type="dxa" w:w="3230"/>
+            <w:tcBorders>
+              <w:top w:val="single" w:sz="4" w:space="0" w:color="AAAAAA"/>
+              <w:left w:val="single" w:sz="4" w:space="0" w:color="AAAAAA"/>
+              <w:bottom w:val="single" w:sz="4" w:space="0" w:color="AAAAAA"/>
+              <w:right w:val="single" w:sz="4" w:space="0" w:color="AAAAAA"/>
+              <w:insideH w:val="single" w:sz="4" w:space="0" w:color="AAAAAA"/>
+              <w:insideV w:val="single" w:sz="4" w:space="0" w:color="AAAAAA"/>
+            </w:tcBorders>
+          </w:tcPr>
+          <w:p>
+            <w:r>
+              <w:rPr>
+                <w:sz w:val="18"/>
+              </w:rPr>
+              <w:t>Tout jar (le bytecode n'est pas relu), agents Java, bibliothèques natives, scripts, archives imbriquées, liens symboliques, noms d'entrées en double, entrées chiffrées ou illisibles, un script shell de lancement avant l'archive, un Class-Path absolu, et chaque limite atteinte. Remplir un jar au-delà du budget de lecture donne donc un WARN et non un FAIL : traiter jar:inspection_incomplete comme « non inspecté ».</w:t>
+            </w:r>
+          </w:p>
+        </w:tc>
+        <w:tc>
+          <w:tcPr>
+            <w:tcW w:type="dxa" w:w="3230"/>
+            <w:shd w:val="clear" w:color="auto" w:fill="FFEB9C"/>
+            <w:tcBorders>
+              <w:top w:val="single" w:sz="4" w:space="0" w:color="AAAAAA"/>
+              <w:left w:val="single" w:sz="4" w:space="0" w:color="AAAAAA"/>
+              <w:bottom w:val="single" w:sz="4" w:space="0" w:color="AAAAAA"/>
+              <w:right w:val="single" w:sz="4" w:space="0" w:color="AAAAAA"/>
+              <w:insideH w:val="single" w:sz="4" w:space="0" w:color="AAAAAA"/>
+              <w:insideV w:val="single" w:sz="4" w:space="0" w:color="AAAAAA"/>
+            </w:tcBorders>
+          </w:tcPr>
+          <w:p>
+            <w:r>
+              <w:rPr>
+                <w:b/>
+                <w:color w:val="ED7D31"/>
+                <w:sz w:val="18"/>
+              </w:rPr>
+              <w:t>WARN</w:t>
             </w:r>
           </w:p>
         </w:tc>
@@ -7755,7 +15017,7 @@
           <w:i w:val="0"/>
           <w:sz w:val="20"/>
         </w:rPr>
-        <w:t>Un rapport HTML à thème sombre est généré en parallèle du JSON. Il est consultable directement dans un navigateur sur la machine de transit (sans connexion réseau) et présente les findings dans un tableau coloré. Les rapports sont conservés dans ${WORK_DIR}/reports/ avec un horodatage unique pour constituer un historique d'audit.</w:t>
+        <w:t>Un rapport HTML à thème sombre est généré en parallèle du JSON. Il est consultable directement dans un navigateur sur la machine de transit (sans connexion réseau) et présente les findings dans un tableau coloré. Les rapports sont conservés dans ${WORK_DIR}/reports/ avec un horodatage unique pour constituer un historique d'audit. Tout ce que le rapport affiche d'un fichier (son chemin et le texte de chaque finding) provient du dépôt analysé : il est donc échappé en HTML. Un fichier nommé &lt;img src=x onerror=...&gt; ou un nom d'entrée d'archive hostile s'affiche comme du texte et ne peut pas exécuter de script dans le navigateur du relecteur. La sortie console passe de même par printf et jamais par echo -e, et les octets de contrôle d'un nom (y compris un vrai octet ESC) sont remplacés avant l'affichage : un nom de fichier ne peut ni changer le titre du terminal du relecteur ni le piloter.</w:t>
       </w:r>
     </w:p>
     <w:p>
@@ -10070,7 +17332,7 @@
               <w:rPr>
                 <w:sz w:val="18"/>
               </w:rPr>
-              <w:t>Contrôles syntaxiques, shellcheck, et règles de lint pour deux classes de défauts déjà survenues</w:t>
+              <w:t>Contrôles syntaxiques, shellcheck, et règles de lint pour six classes de défauts déjà survenues (chacune étant une règle ou un script qui échouait silencieusement)</w:t>
             </w:r>
           </w:p>
         </w:tc>

--- a/AI_Transit_Pipeline_Documentation.docx
+++ b/AI_Transit_Pipeline_Documentation.docx
@@ -372,6 +372,14 @@
           <w:sz w:val="20"/>
         </w:rPr>
         <w:t xml:space="preserve">    5.25  Archives Java (.jar .war .ear .aar)</w:t>
+      </w:r>
+    </w:p>
+    <w:p>
+      <w:r>
+        <w:rPr>
+          <w:sz w:val="20"/>
+        </w:rPr>
+        <w:t xml:space="preserve">    5.26  Documents bureautiques (OOXML, OpenDocument, OLE2, RTF)</w:t>
       </w:r>
     </w:p>
     <w:p>
@@ -3922,6 +3930,93 @@
                 <w:b/>
                 <w:sz w:val="18"/>
               </w:rPr>
+              <w:t>.docx .xlsx .pptx .doc .xls .ppt .odt .ods .odp .rtf (+ variantes)</w:t>
+            </w:r>
+          </w:p>
+        </w:tc>
+        <w:tc>
+          <w:tcPr>
+            <w:tcW w:type="dxa" w:w="2422"/>
+            <w:tcBorders>
+              <w:top w:val="single" w:sz="4" w:space="0" w:color="AAAAAA"/>
+              <w:left w:val="single" w:sz="4" w:space="0" w:color="AAAAAA"/>
+              <w:bottom w:val="single" w:sz="4" w:space="0" w:color="AAAAAA"/>
+              <w:right w:val="single" w:sz="4" w:space="0" w:color="AAAAAA"/>
+              <w:insideH w:val="single" w:sz="4" w:space="0" w:color="AAAAAA"/>
+              <w:insideV w:val="single" w:sz="4" w:space="0" w:color="AAAAAA"/>
+            </w:tcBorders>
+          </w:tcPr>
+          <w:p>
+            <w:r>
+              <w:rPr>
+                <w:sz w:val="18"/>
+              </w:rPr>
+              <w:t>Document bureautique</w:t>
+            </w:r>
+          </w:p>
+        </w:tc>
+        <w:tc>
+          <w:tcPr>
+            <w:tcW w:type="dxa" w:w="2422"/>
+            <w:tcBorders>
+              <w:top w:val="single" w:sz="4" w:space="0" w:color="AAAAAA"/>
+              <w:left w:val="single" w:sz="4" w:space="0" w:color="AAAAAA"/>
+              <w:bottom w:val="single" w:sz="4" w:space="0" w:color="AAAAAA"/>
+              <w:right w:val="single" w:sz="4" w:space="0" w:color="AAAAAA"/>
+              <w:insideH w:val="single" w:sz="4" w:space="0" w:color="AAAAAA"/>
+              <w:insideV w:val="single" w:sz="4" w:space="0" w:color="AAAAAA"/>
+            </w:tcBorders>
+          </w:tcPr>
+          <w:p>
+            <w:r>
+              <w:rPr>
+                <w:sz w:val="18"/>
+              </w:rPr>
+              <w:t>—</w:t>
+            </w:r>
+          </w:p>
+        </w:tc>
+        <w:tc>
+          <w:tcPr>
+            <w:tcW w:type="dxa" w:w="2422"/>
+            <w:tcBorders>
+              <w:top w:val="single" w:sz="4" w:space="0" w:color="AAAAAA"/>
+              <w:left w:val="single" w:sz="4" w:space="0" w:color="AAAAAA"/>
+              <w:bottom w:val="single" w:sz="4" w:space="0" w:color="AAAAAA"/>
+              <w:right w:val="single" w:sz="4" w:space="0" w:color="AAAAAA"/>
+              <w:insideH w:val="single" w:sz="4" w:space="0" w:color="AAAAAA"/>
+              <w:insideV w:val="single" w:sz="4" w:space="0" w:color="AAAAAA"/>
+            </w:tcBorders>
+          </w:tcPr>
+          <w:p>
+            <w:r>
+              <w:rPr>
+                <w:sz w:val="18"/>
+              </w:rPr>
+              <w:t>macros, DDE, modèle distant, UNC, objet intégré · contenu reconnu</w:t>
+            </w:r>
+          </w:p>
+        </w:tc>
+      </w:tr>
+      <w:tr>
+        <w:tc>
+          <w:tcPr>
+            <w:tcW w:type="dxa" w:w="2422"/>
+            <w:tcBorders>
+              <w:top w:val="single" w:sz="4" w:space="0" w:color="AAAAAA"/>
+              <w:left w:val="single" w:sz="4" w:space="0" w:color="AAAAAA"/>
+              <w:bottom w:val="single" w:sz="4" w:space="0" w:color="AAAAAA"/>
+              <w:right w:val="single" w:sz="4" w:space="0" w:color="AAAAAA"/>
+              <w:insideH w:val="single" w:sz="4" w:space="0" w:color="AAAAAA"/>
+              <w:insideV w:val="single" w:sz="4" w:space="0" w:color="AAAAAA"/>
+            </w:tcBorders>
+          </w:tcPr>
+          <w:p>
+            <w:r>
+              <w:rPr>
+                <w:b/>
+                <w:sz w:val="18"/>
+              </w:rPr>
               <w:t>.so .dll .dylib .exe .elf .bin</w:t>
             </w:r>
           </w:p>
@@ -13391,6 +13486,548 @@
                 <w:sz w:val="18"/>
               </w:rPr>
               <w:t>Tout jar (le bytecode n'est pas relu), agents Java, bibliothèques natives, scripts, archives imbriquées, liens symboliques, noms d'entrées en double, entrées chiffrées ou illisibles, un script shell de lancement avant l'archive, un Class-Path absolu, et chaque limite atteinte. Remplir un jar au-delà du budget de lecture donne donc un WARN et non un FAIL : traiter jar:inspection_incomplete comme « non inspecté ».</w:t>
+            </w:r>
+          </w:p>
+        </w:tc>
+        <w:tc>
+          <w:tcPr>
+            <w:tcW w:type="dxa" w:w="3230"/>
+            <w:shd w:val="clear" w:color="auto" w:fill="FFEB9C"/>
+            <w:tcBorders>
+              <w:top w:val="single" w:sz="4" w:space="0" w:color="AAAAAA"/>
+              <w:left w:val="single" w:sz="4" w:space="0" w:color="AAAAAA"/>
+              <w:bottom w:val="single" w:sz="4" w:space="0" w:color="AAAAAA"/>
+              <w:right w:val="single" w:sz="4" w:space="0" w:color="AAAAAA"/>
+              <w:insideH w:val="single" w:sz="4" w:space="0" w:color="AAAAAA"/>
+              <w:insideV w:val="single" w:sz="4" w:space="0" w:color="AAAAAA"/>
+            </w:tcBorders>
+          </w:tcPr>
+          <w:p>
+            <w:r>
+              <w:rPr>
+                <w:b/>
+                <w:color w:val="ED7D31"/>
+                <w:sz w:val="18"/>
+              </w:rPr>
+              <w:t>WARN</w:t>
+            </w:r>
+          </w:p>
+        </w:tc>
+      </w:tr>
+    </w:tbl>
+    <w:p/>
+    <w:p>
+      <w:pPr>
+        <w:pStyle w:val="Heading2"/>
+      </w:pPr>
+      <w:r>
+        <w:rPr>
+          <w:color w:val="2E75B6"/>
+        </w:rPr>
+        <w:t>5.26 Documents bureautiques (OOXML, OpenDocument, OLE2 historique, RTF)</w:t>
+      </w:r>
+    </w:p>
+    <w:p>
+      <w:r>
+        <w:rPr>
+          <w:b w:val="0"/>
+          <w:i/>
+          <w:color w:val="606060"/>
+          <w:sz w:val="20"/>
+        </w:rPr>
+        <w:t>Extensions concernées : .docx .docm .dotx .dotm .xlsx .xlsm .xlsb .xltx .xltm .xlam .pptx .pptm .ppsx .ppsm .potx .potm .ppam, .doc .dot .xls .xlt .xla .ppt .pot .pps .ppa, .odt .ods .odp .odg .ott .ots .otp .otg .fodt .fods .fodp .fodg, .rtf</w:t>
+      </w:r>
+    </w:p>
+    <w:p>
+      <w:r>
+        <w:rPr>
+          <w:b w:val="0"/>
+          <w:i w:val="0"/>
+          <w:sz w:val="20"/>
+        </w:rPr>
+        <w:t>Les documents bureautiques n'avaient aucun gestionnaire et étaient enregistrés PASS. Un document est un conteneur et ce qui le rend dangereux, c'est ce qui se passe à l'ouverture ou ce qu'il transporte, pas son texte. OOXML et OpenDocument sont des ZIP de XML ; les anciens .doc/.xls/.ppt sont des fichiers composés OLE2, et toute macro VBA, quel que soit le format, est un module compressé dans l'un d'eux ; le RTF n'a pas de conteneur et garde ses objets en hexadécimal dans le texte. Le contenu est reconnu et non présumé : Word ouvre sans broncher un RTF nommé .docx, l'extension ne décide donc que lorsque le contenu n'est pas un document bureautique (.dot est du Graphviz, .pot du gettext et un .doc est parfois du texte brut : ils retournent au chemin des fichiers inconnus et passent). Le document n'est jamais extrait sur disque ; un assistant de la bibliothèque standard lit les parties comme le fait Office, le XML passe par un seul analyseur de balises linéaire et les parties de plus de 4 Mo sont lues en flux. Chaque limite atteinte est signalée (OFFICE_MAX_ENTRIES 20000, OFFICE_READ_BUDGET_MB 256, OFFICE_TIME_BUDGET_S 90, objets ouverts sur trois niveaux). Le texte courant n'est pas cherché pour des chaînes hostiles (un manuel peut dire « redirigez curl vers sh ») ; ces règles s'appliquent au code des macros, aux codes de champ, aux formules et aux scripts ODF, tandis que les secrets et les clés PEM sont cherchés dans le texte. Calibrage : 123 modèles OpenDocument réels, les modèles par défaut de python-docx et python-pptx, un RTF et 62 documents convertis par LibreOffice dans tous les formats : 187 documents, aucun finding. Cela a changé la conception : tout fichier ODF déclare l'espace de noms script:, 10 modèles sur 123 lient un événement à une macro fournie par l'APPLICATION (application:...) et meta:template renvoie au modèle d'origine. Un second lot de 30 documents avec graphiques, images et tableaux a révélé le bruit des classeurs intégrés (un document bureautique intégré qui s'analyse sans finding n'est plus signalé). Aucun des 217 n'a de macro, de champ DDE ni de lien distant : le comportement sur un document hostile repose donc sur des fixtures vérifiées avec olevba, olefile et rtfobj.</w:t>
+      </w:r>
+    </w:p>
+    <w:tbl>
+      <w:tblPr>
+        <w:tblStyle w:val="TableGrid"/>
+        <w:tblW w:type="auto" w:w="0"/>
+        <w:tblLook w:firstColumn="1" w:firstRow="1" w:lastColumn="0" w:lastRow="0" w:noHBand="0" w:noVBand="1" w:val="04A0"/>
+      </w:tblPr>
+      <w:tblGrid>
+        <w:gridCol w:w="3230"/>
+        <w:gridCol w:w="3230"/>
+        <w:gridCol w:w="3230"/>
+      </w:tblGrid>
+      <w:tr>
+        <w:tc>
+          <w:tcPr>
+            <w:tcW w:type="dxa" w:w="2268"/>
+            <w:shd w:val="clear" w:color="auto" w:fill="1F3864"/>
+            <w:tcBorders>
+              <w:top w:val="single" w:sz="4" w:space="0" w:color="AAAAAA"/>
+              <w:left w:val="single" w:sz="4" w:space="0" w:color="AAAAAA"/>
+              <w:bottom w:val="single" w:sz="4" w:space="0" w:color="AAAAAA"/>
+              <w:right w:val="single" w:sz="4" w:space="0" w:color="AAAAAA"/>
+              <w:insideH w:val="single" w:sz="4" w:space="0" w:color="AAAAAA"/>
+              <w:insideV w:val="single" w:sz="4" w:space="0" w:color="AAAAAA"/>
+            </w:tcBorders>
+          </w:tcPr>
+          <w:p>
+            <w:pPr>
+              <w:jc w:val="center"/>
+            </w:pPr>
+            <w:r>
+              <w:rPr>
+                <w:b/>
+                <w:color w:val="FFFFFF"/>
+                <w:sz w:val="18"/>
+              </w:rPr>
+              <w:t>Vérification</w:t>
+            </w:r>
+          </w:p>
+        </w:tc>
+        <w:tc>
+          <w:tcPr>
+            <w:tcW w:type="dxa" w:w="6520"/>
+            <w:shd w:val="clear" w:color="auto" w:fill="1F3864"/>
+            <w:tcBorders>
+              <w:top w:val="single" w:sz="4" w:space="0" w:color="AAAAAA"/>
+              <w:left w:val="single" w:sz="4" w:space="0" w:color="AAAAAA"/>
+              <w:bottom w:val="single" w:sz="4" w:space="0" w:color="AAAAAA"/>
+              <w:right w:val="single" w:sz="4" w:space="0" w:color="AAAAAA"/>
+              <w:insideH w:val="single" w:sz="4" w:space="0" w:color="AAAAAA"/>
+              <w:insideV w:val="single" w:sz="4" w:space="0" w:color="AAAAAA"/>
+            </w:tcBorders>
+          </w:tcPr>
+          <w:p>
+            <w:pPr>
+              <w:jc w:val="center"/>
+            </w:pPr>
+            <w:r>
+              <w:rPr>
+                <w:b/>
+                <w:color w:val="FFFFFF"/>
+                <w:sz w:val="18"/>
+              </w:rPr>
+              <w:t>Explication détaillée</w:t>
+            </w:r>
+          </w:p>
+        </w:tc>
+        <w:tc>
+          <w:tcPr>
+            <w:tcW w:type="dxa" w:w="1134"/>
+            <w:shd w:val="clear" w:color="auto" w:fill="1F3864"/>
+            <w:tcBorders>
+              <w:top w:val="single" w:sz="4" w:space="0" w:color="AAAAAA"/>
+              <w:left w:val="single" w:sz="4" w:space="0" w:color="AAAAAA"/>
+              <w:bottom w:val="single" w:sz="4" w:space="0" w:color="AAAAAA"/>
+              <w:right w:val="single" w:sz="4" w:space="0" w:color="AAAAAA"/>
+              <w:insideH w:val="single" w:sz="4" w:space="0" w:color="AAAAAA"/>
+              <w:insideV w:val="single" w:sz="4" w:space="0" w:color="AAAAAA"/>
+            </w:tcBorders>
+          </w:tcPr>
+          <w:p>
+            <w:pPr>
+              <w:jc w:val="center"/>
+            </w:pPr>
+            <w:r>
+              <w:rPr>
+                <w:b/>
+                <w:color w:val="FFFFFF"/>
+                <w:sz w:val="18"/>
+              </w:rPr>
+              <w:t>Verdict</w:t>
+            </w:r>
+          </w:p>
+        </w:tc>
+      </w:tr>
+      <w:tr>
+        <w:tc>
+          <w:tcPr>
+            <w:tcW w:type="dxa" w:w="3230"/>
+            <w:tcBorders>
+              <w:top w:val="single" w:sz="4" w:space="0" w:color="AAAAAA"/>
+              <w:left w:val="single" w:sz="4" w:space="0" w:color="AAAAAA"/>
+              <w:bottom w:val="single" w:sz="4" w:space="0" w:color="AAAAAA"/>
+              <w:right w:val="single" w:sz="4" w:space="0" w:color="AAAAAA"/>
+              <w:insideH w:val="single" w:sz="4" w:space="0" w:color="AAAAAA"/>
+              <w:insideV w:val="single" w:sz="4" w:space="0" w:color="AAAAAA"/>
+            </w:tcBorders>
+          </w:tcPr>
+          <w:p>
+            <w:r>
+              <w:rPr>
+                <w:b/>
+                <w:sz w:val="18"/>
+              </w:rPr>
+              <w:t>Macros</w:t>
+            </w:r>
+          </w:p>
+        </w:tc>
+        <w:tc>
+          <w:tcPr>
+            <w:tcW w:type="dxa" w:w="3230"/>
+            <w:tcBorders>
+              <w:top w:val="single" w:sz="4" w:space="0" w:color="AAAAAA"/>
+              <w:left w:val="single" w:sz="4" w:space="0" w:color="AAAAAA"/>
+              <w:bottom w:val="single" w:sz="4" w:space="0" w:color="AAAAAA"/>
+              <w:right w:val="single" w:sz="4" w:space="0" w:color="AAAAAA"/>
+              <w:insideH w:val="single" w:sz="4" w:space="0" w:color="AAAAAA"/>
+              <w:insideV w:val="single" w:sz="4" w:space="0" w:color="AAAAAA"/>
+            </w:tcBorders>
+          </w:tcPr>
+          <w:p>
+            <w:r>
+              <w:rPr>
+                <w:sz w:val="18"/>
+              </w:rPr>
+              <w:t>Une macro VBA qui lance un programme ou télécharge (Shell, WScript.Shell, URLDownloadToFile, PowerShell, appels kernel32 de shellcode) : le module est décompressé (MS-OVBA) et lu, et le finding nomme le module et la procédure à exécution automatique. Une feuille de macros Excel 4.0 cachée ou qui appelle EXEC / CALL / REGISTER. En OpenDocument, une macro intégrée au document et liée à office:load / office:new / office:create, ou un script StarBasic, Python ou BeanShell appelant Shell, os.system, subprocess, des sockets ou urllib.</w:t>
+            </w:r>
+          </w:p>
+        </w:tc>
+        <w:tc>
+          <w:tcPr>
+            <w:tcW w:type="dxa" w:w="3230"/>
+            <w:shd w:val="clear" w:color="auto" w:fill="FFC7CE"/>
+            <w:tcBorders>
+              <w:top w:val="single" w:sz="4" w:space="0" w:color="AAAAAA"/>
+              <w:left w:val="single" w:sz="4" w:space="0" w:color="AAAAAA"/>
+              <w:bottom w:val="single" w:sz="4" w:space="0" w:color="AAAAAA"/>
+              <w:right w:val="single" w:sz="4" w:space="0" w:color="AAAAAA"/>
+              <w:insideH w:val="single" w:sz="4" w:space="0" w:color="AAAAAA"/>
+              <w:insideV w:val="single" w:sz="4" w:space="0" w:color="AAAAAA"/>
+            </w:tcBorders>
+          </w:tcPr>
+          <w:p>
+            <w:r>
+              <w:rPr>
+                <w:b/>
+                <w:color w:val="C00000"/>
+                <w:sz w:val="18"/>
+              </w:rPr>
+              <w:t>FAIL</w:t>
+            </w:r>
+          </w:p>
+        </w:tc>
+      </w:tr>
+      <w:tr>
+        <w:tc>
+          <w:tcPr>
+            <w:tcW w:type="dxa" w:w="3230"/>
+            <w:tcBorders>
+              <w:top w:val="single" w:sz="4" w:space="0" w:color="AAAAAA"/>
+              <w:left w:val="single" w:sz="4" w:space="0" w:color="AAAAAA"/>
+              <w:bottom w:val="single" w:sz="4" w:space="0" w:color="AAAAAA"/>
+              <w:right w:val="single" w:sz="4" w:space="0" w:color="AAAAAA"/>
+              <w:insideH w:val="single" w:sz="4" w:space="0" w:color="AAAAAA"/>
+              <w:insideV w:val="single" w:sz="4" w:space="0" w:color="AAAAAA"/>
+            </w:tcBorders>
+          </w:tcPr>
+          <w:p>
+            <w:r>
+              <w:rPr>
+                <w:b/>
+                <w:sz w:val="18"/>
+              </w:rPr>
+              <w:t>DDE</w:t>
+            </w:r>
+          </w:p>
+        </w:tc>
+        <w:tc>
+          <w:tcPr>
+            <w:tcW w:type="dxa" w:w="3230"/>
+            <w:tcBorders>
+              <w:top w:val="single" w:sz="4" w:space="0" w:color="AAAAAA"/>
+              <w:left w:val="single" w:sz="4" w:space="0" w:color="AAAAAA"/>
+              <w:bottom w:val="single" w:sz="4" w:space="0" w:color="AAAAAA"/>
+              <w:right w:val="single" w:sz="4" w:space="0" w:color="AAAAAA"/>
+              <w:insideH w:val="single" w:sz="4" w:space="0" w:color="AAAAAA"/>
+              <w:insideV w:val="single" w:sz="4" w:space="0" w:color="AAAAAA"/>
+            </w:tcBorders>
+          </w:tcPr>
+          <w:p>
+            <w:r>
+              <w:rPr>
+                <w:sz w:val="18"/>
+              </w:rPr>
+              <w:t>Un champ DDE ou DDEAUTO (les fragments en lesquels Word le découpe sont réassemblés), une formule de cellule cmd|'...'!A0, un ddeLink vers un shell, un champ DDEAUTO en RTF, un lien DDE ODF vers un shell.</w:t>
+            </w:r>
+          </w:p>
+        </w:tc>
+        <w:tc>
+          <w:tcPr>
+            <w:tcW w:type="dxa" w:w="3230"/>
+            <w:shd w:val="clear" w:color="auto" w:fill="FFC7CE"/>
+            <w:tcBorders>
+              <w:top w:val="single" w:sz="4" w:space="0" w:color="AAAAAA"/>
+              <w:left w:val="single" w:sz="4" w:space="0" w:color="AAAAAA"/>
+              <w:bottom w:val="single" w:sz="4" w:space="0" w:color="AAAAAA"/>
+              <w:right w:val="single" w:sz="4" w:space="0" w:color="AAAAAA"/>
+              <w:insideH w:val="single" w:sz="4" w:space="0" w:color="AAAAAA"/>
+              <w:insideV w:val="single" w:sz="4" w:space="0" w:color="AAAAAA"/>
+            </w:tcBorders>
+          </w:tcPr>
+          <w:p>
+            <w:r>
+              <w:rPr>
+                <w:b/>
+                <w:color w:val="C00000"/>
+                <w:sz w:val="18"/>
+              </w:rPr>
+              <w:t>FAIL</w:t>
+            </w:r>
+          </w:p>
+        </w:tc>
+      </w:tr>
+      <w:tr>
+        <w:tc>
+          <w:tcPr>
+            <w:tcW w:type="dxa" w:w="3230"/>
+            <w:tcBorders>
+              <w:top w:val="single" w:sz="4" w:space="0" w:color="AAAAAA"/>
+              <w:left w:val="single" w:sz="4" w:space="0" w:color="AAAAAA"/>
+              <w:bottom w:val="single" w:sz="4" w:space="0" w:color="AAAAAA"/>
+              <w:right w:val="single" w:sz="4" w:space="0" w:color="AAAAAA"/>
+              <w:insideH w:val="single" w:sz="4" w:space="0" w:color="AAAAAA"/>
+              <w:insideV w:val="single" w:sz="4" w:space="0" w:color="AAAAAA"/>
+            </w:tcBorders>
+          </w:tcPr>
+          <w:p>
+            <w:r>
+              <w:rPr>
+                <w:b/>
+                <w:sz w:val="18"/>
+              </w:rPr>
+              <w:t>Relations distantes</w:t>
+            </w:r>
+          </w:p>
+        </w:tc>
+        <w:tc>
+          <w:tcPr>
+            <w:tcW w:type="dxa" w:w="3230"/>
+            <w:tcBorders>
+              <w:top w:val="single" w:sz="4" w:space="0" w:color="AAAAAA"/>
+              <w:left w:val="single" w:sz="4" w:space="0" w:color="AAAAAA"/>
+              <w:bottom w:val="single" w:sz="4" w:space="0" w:color="AAAAAA"/>
+              <w:right w:val="single" w:sz="4" w:space="0" w:color="AAAAAA"/>
+              <w:insideH w:val="single" w:sz="4" w:space="0" w:color="AAAAAA"/>
+              <w:insideV w:val="single" w:sz="4" w:space="0" w:color="AAAAAA"/>
+            </w:tcBorders>
+          </w:tcPr>
+          <w:p>
+            <w:r>
+              <w:rPr>
+                <w:sz w:val="18"/>
+              </w:rPr>
+              <w:t>Un attachedTemplate en http(s)/ftp (injection de modèle distant) ; une relation oleObject, frame, subDocument ou package depuis un hôte distant (forme Follina) ; un lien dont le schéma est ms-msdt:, mhtml:, search-ms:, javascript: ou vbscript: ; un chemin UNC hors hyperlien, qui fait envoyer par Windows le hachage NTLM de l'utilisateur (aussi smb:// et cifs://) ; un champ INCLUDETEXT, INCLUDEPICTURE ou LINK visant un hôte distant ou un chemin UNC ; un hyperlien PowerPoint ppaction://program ; un objet lié RTF qui se met à jour automatiquement depuis une source distante ou un \template distant.</w:t>
+            </w:r>
+          </w:p>
+        </w:tc>
+        <w:tc>
+          <w:tcPr>
+            <w:tcW w:type="dxa" w:w="3230"/>
+            <w:shd w:val="clear" w:color="auto" w:fill="FFC7CE"/>
+            <w:tcBorders>
+              <w:top w:val="single" w:sz="4" w:space="0" w:color="AAAAAA"/>
+              <w:left w:val="single" w:sz="4" w:space="0" w:color="AAAAAA"/>
+              <w:bottom w:val="single" w:sz="4" w:space="0" w:color="AAAAAA"/>
+              <w:right w:val="single" w:sz="4" w:space="0" w:color="AAAAAA"/>
+              <w:insideH w:val="single" w:sz="4" w:space="0" w:color="AAAAAA"/>
+              <w:insideV w:val="single" w:sz="4" w:space="0" w:color="AAAAAA"/>
+            </w:tcBorders>
+          </w:tcPr>
+          <w:p>
+            <w:r>
+              <w:rPr>
+                <w:b/>
+                <w:color w:val="C00000"/>
+                <w:sz w:val="18"/>
+              </w:rPr>
+              <w:t>FAIL</w:t>
+            </w:r>
+          </w:p>
+        </w:tc>
+      </w:tr>
+      <w:tr>
+        <w:tc>
+          <w:tcPr>
+            <w:tcW w:type="dxa" w:w="3230"/>
+            <w:tcBorders>
+              <w:top w:val="single" w:sz="4" w:space="0" w:color="AAAAAA"/>
+              <w:left w:val="single" w:sz="4" w:space="0" w:color="AAAAAA"/>
+              <w:bottom w:val="single" w:sz="4" w:space="0" w:color="AAAAAA"/>
+              <w:right w:val="single" w:sz="4" w:space="0" w:color="AAAAAA"/>
+              <w:insideH w:val="single" w:sz="4" w:space="0" w:color="AAAAAA"/>
+              <w:insideV w:val="single" w:sz="4" w:space="0" w:color="AAAAAA"/>
+            </w:tcBorders>
+          </w:tcPr>
+          <w:p>
+            <w:r>
+              <w:rPr>
+                <w:b/>
+                <w:sz w:val="18"/>
+              </w:rPr>
+              <w:t>Charges utiles intégrées</w:t>
+            </w:r>
+          </w:p>
+        </w:tc>
+        <w:tc>
+          <w:tcPr>
+            <w:tcW w:type="dxa" w:w="3230"/>
+            <w:tcBorders>
+              <w:top w:val="single" w:sz="4" w:space="0" w:color="AAAAAA"/>
+              <w:left w:val="single" w:sz="4" w:space="0" w:color="AAAAAA"/>
+              <w:bottom w:val="single" w:sz="4" w:space="0" w:color="AAAAAA"/>
+              <w:right w:val="single" w:sz="4" w:space="0" w:color="AAAAAA"/>
+              <w:insideH w:val="single" w:sz="4" w:space="0" w:color="AAAAAA"/>
+              <w:insideV w:val="single" w:sz="4" w:space="0" w:color="AAAAAA"/>
+            </w:tcBorders>
+          </w:tcPr>
+          <w:p>
+            <w:r>
+              <w:rPr>
+                <w:sz w:val="18"/>
+              </w:rPr>
+              <w:t>Un exécutable ou script intégré (PE, ELF ou Mach-O, .exe, .js, .vbs ...), y compris stocké sous un nom de document (word/media/image1.png) ou dans un OLE Package ; un objet Equation Editor dont le flux porte une commande ou une URL (famille CVE-2017-11882), y compris dans un fragment RTF de format alternatif.</w:t>
+            </w:r>
+          </w:p>
+        </w:tc>
+        <w:tc>
+          <w:tcPr>
+            <w:tcW w:type="dxa" w:w="3230"/>
+            <w:shd w:val="clear" w:color="auto" w:fill="FFC7CE"/>
+            <w:tcBorders>
+              <w:top w:val="single" w:sz="4" w:space="0" w:color="AAAAAA"/>
+              <w:left w:val="single" w:sz="4" w:space="0" w:color="AAAAAA"/>
+              <w:bottom w:val="single" w:sz="4" w:space="0" w:color="AAAAAA"/>
+              <w:right w:val="single" w:sz="4" w:space="0" w:color="AAAAAA"/>
+              <w:insideH w:val="single" w:sz="4" w:space="0" w:color="AAAAAA"/>
+              <w:insideV w:val="single" w:sz="4" w:space="0" w:color="AAAAAA"/>
+            </w:tcBorders>
+          </w:tcPr>
+          <w:p>
+            <w:r>
+              <w:rPr>
+                <w:b/>
+                <w:color w:val="C00000"/>
+                <w:sz w:val="18"/>
+              </w:rPr>
+              <w:t>FAIL</w:t>
+            </w:r>
+          </w:p>
+        </w:tc>
+      </w:tr>
+      <w:tr>
+        <w:tc>
+          <w:tcPr>
+            <w:tcW w:type="dxa" w:w="3230"/>
+            <w:tcBorders>
+              <w:top w:val="single" w:sz="4" w:space="0" w:color="AAAAAA"/>
+              <w:left w:val="single" w:sz="4" w:space="0" w:color="AAAAAA"/>
+              <w:bottom w:val="single" w:sz="4" w:space="0" w:color="AAAAAA"/>
+              <w:right w:val="single" w:sz="4" w:space="0" w:color="AAAAAA"/>
+              <w:insideH w:val="single" w:sz="4" w:space="0" w:color="AAAAAA"/>
+              <w:insideV w:val="single" w:sz="4" w:space="0" w:color="AAAAAA"/>
+            </w:tcBorders>
+          </w:tcPr>
+          <w:p>
+            <w:r>
+              <w:rPr>
+                <w:b/>
+                <w:sz w:val="18"/>
+              </w:rPr>
+              <w:t>Conteneur et contenu</w:t>
+            </w:r>
+          </w:p>
+        </w:tc>
+        <w:tc>
+          <w:tcPr>
+            <w:tcW w:type="dxa" w:w="3230"/>
+            <w:tcBorders>
+              <w:top w:val="single" w:sz="4" w:space="0" w:color="AAAAAA"/>
+              <w:left w:val="single" w:sz="4" w:space="0" w:color="AAAAAA"/>
+              <w:bottom w:val="single" w:sz="4" w:space="0" w:color="AAAAAA"/>
+              <w:right w:val="single" w:sz="4" w:space="0" w:color="AAAAAA"/>
+              <w:insideH w:val="single" w:sz="4" w:space="0" w:color="AAAAAA"/>
+              <w:insideV w:val="single" w:sz="4" w:space="0" w:color="AAAAAA"/>
+            </w:tcBorders>
+          </w:tcPr>
+          <w:p>
+            <w:r>
+              <w:rPr>
+                <w:sz w:val="18"/>
+              </w:rPr>
+              <w:t>Une partie XML avec une ENTITY externe ; une partie nommée ../ (zip-slip) ; un exécutable natif nommé .docx ; une clé privée PEM ou l'un des 18 formats d'identifiants connus dans le texte du document.</w:t>
+            </w:r>
+          </w:p>
+        </w:tc>
+        <w:tc>
+          <w:tcPr>
+            <w:tcW w:type="dxa" w:w="3230"/>
+            <w:shd w:val="clear" w:color="auto" w:fill="FFC7CE"/>
+            <w:tcBorders>
+              <w:top w:val="single" w:sz="4" w:space="0" w:color="AAAAAA"/>
+              <w:left w:val="single" w:sz="4" w:space="0" w:color="AAAAAA"/>
+              <w:bottom w:val="single" w:sz="4" w:space="0" w:color="AAAAAA"/>
+              <w:right w:val="single" w:sz="4" w:space="0" w:color="AAAAAA"/>
+              <w:insideH w:val="single" w:sz="4" w:space="0" w:color="AAAAAA"/>
+              <w:insideV w:val="single" w:sz="4" w:space="0" w:color="AAAAAA"/>
+            </w:tcBorders>
+          </w:tcPr>
+          <w:p>
+            <w:r>
+              <w:rPr>
+                <w:b/>
+                <w:color w:val="C00000"/>
+                <w:sz w:val="18"/>
+              </w:rPr>
+              <w:t>FAIL</w:t>
+            </w:r>
+          </w:p>
+        </w:tc>
+      </w:tr>
+      <w:tr>
+        <w:tc>
+          <w:tcPr>
+            <w:tcW w:type="dxa" w:w="3230"/>
+            <w:tcBorders>
+              <w:top w:val="single" w:sz="4" w:space="0" w:color="AAAAAA"/>
+              <w:left w:val="single" w:sz="4" w:space="0" w:color="AAAAAA"/>
+              <w:bottom w:val="single" w:sz="4" w:space="0" w:color="AAAAAA"/>
+              <w:right w:val="single" w:sz="4" w:space="0" w:color="AAAAAA"/>
+              <w:insideH w:val="single" w:sz="4" w:space="0" w:color="AAAAAA"/>
+              <w:insideV w:val="single" w:sz="4" w:space="0" w:color="AAAAAA"/>
+            </w:tcBorders>
+          </w:tcPr>
+          <w:p>
+            <w:r>
+              <w:rPr>
+                <w:b/>
+                <w:sz w:val="18"/>
+              </w:rPr>
+              <w:t>À relire</w:t>
+            </w:r>
+          </w:p>
+        </w:tc>
+        <w:tc>
+          <w:tcPr>
+            <w:tcW w:type="dxa" w:w="3230"/>
+            <w:tcBorders>
+              <w:top w:val="single" w:sz="4" w:space="0" w:color="AAAAAA"/>
+              <w:left w:val="single" w:sz="4" w:space="0" w:color="AAAAAA"/>
+              <w:bottom w:val="single" w:sz="4" w:space="0" w:color="AAAAAA"/>
+              <w:right w:val="single" w:sz="4" w:space="0" w:color="AAAAAA"/>
+              <w:insideH w:val="single" w:sz="4" w:space="0" w:color="AAAAAA"/>
+              <w:insideV w:val="single" w:sz="4" w:space="0" w:color="AAAAAA"/>
+            </w:tcBorders>
+          </w:tcPr>
+          <w:p>
+            <w:r>
+              <w:rPr>
+                <w:sz w:val="18"/>
+              </w:rPr>
+              <w:t>Toute macro VBA, une macro qui s'exécute à l'ouverture, une macro dans une extension .docx/.xlsx/.pptx ; une feuille de macros Excel 4.0 visible ; des contrôles ActiveX ; des objets intégrés illisibles comme documents bureautiques (un classeur intégré sans finding n'est pas signalé ; avec une macro, c'est un FAIL) ; un objet Equation sans charge utile ; une action ppaction://macro ; un hyperlien vers un exécutable ; du contenu récupéré en http(s) à l'ouverture ; un hyperlien vers un partage de fichiers ; un lien DDE vers un programme ordinaire ; une macro ODF ou un hyperlien qui en lance une au clic ; un DOCTYPE nu ; un contenu chiffré, un conteneur illisible, un projet VBA illisible ; chaque limite atteinte. Un document rempli au-delà du budget de lecture donne un WARN et non un FAIL : traiter office:inspection_incomplete comme « non inspecté ».</w:t>
             </w:r>
           </w:p>
         </w:tc>

--- a/AI_Transit_Pipeline_Documentation.docx
+++ b/AI_Transit_Pipeline_Documentation.docx
@@ -13545,7 +13545,7 @@
           <w:i w:val="0"/>
           <w:sz w:val="20"/>
         </w:rPr>
-        <w:t>Les documents bureautiques n'avaient aucun gestionnaire et étaient enregistrés PASS. Un document est un conteneur et ce qui le rend dangereux, c'est ce qui se passe à l'ouverture ou ce qu'il transporte, pas son texte. OOXML et OpenDocument sont des ZIP de XML ; les anciens .doc/.xls/.ppt sont des fichiers composés OLE2, et toute macro VBA, quel que soit le format, est un module compressé dans l'un d'eux ; le RTF n'a pas de conteneur et garde ses objets en hexadécimal dans le texte. Le contenu est reconnu et non présumé : Word ouvre sans broncher un RTF nommé .docx, l'extension ne décide donc que lorsque le contenu n'est pas un document bureautique (.dot est du Graphviz, .pot du gettext et un .doc est parfois du texte brut : ils retournent au chemin des fichiers inconnus et passent). Le document n'est jamais extrait sur disque ; un assistant de la bibliothèque standard lit les parties comme le fait Office, le XML passe par un seul analyseur de balises linéaire et les parties de plus de 4 Mo sont lues en flux. Chaque limite atteinte est signalée (OFFICE_MAX_ENTRIES 20000, OFFICE_READ_BUDGET_MB 256, OFFICE_TIME_BUDGET_S 90, objets ouverts sur trois niveaux). Le texte courant n'est pas cherché pour des chaînes hostiles (un manuel peut dire « redirigez curl vers sh ») ; ces règles s'appliquent au code des macros, aux codes de champ, aux formules et aux scripts ODF, tandis que les secrets et les clés PEM sont cherchés dans le texte. Calibrage : 123 modèles OpenDocument réels, les modèles par défaut de python-docx et python-pptx, un RTF et 62 documents convertis par LibreOffice dans tous les formats : 187 documents, aucun finding. Cela a changé la conception : tout fichier ODF déclare l'espace de noms script:, 10 modèles sur 123 lient un événement à une macro fournie par l'APPLICATION (application:...) et meta:template renvoie au modèle d'origine. Un second lot de 30 documents avec graphiques, images et tableaux a révélé le bruit des classeurs intégrés (un document bureautique intégré qui s'analyse sans finding n'est plus signalé). Aucun des 217 n'a de macro, de champ DDE ni de lien distant : le comportement sur un document hostile repose donc sur des fixtures vérifiées avec olevba, olefile et rtfobj.</w:t>
+        <w:t>Les documents bureautiques n'avaient aucun gestionnaire et étaient enregistrés PASS. Un document est un conteneur et ce qui le rend dangereux, c'est ce qui se passe à l'ouverture ou ce qu'il transporte, pas son texte. OOXML et OpenDocument sont des ZIP de XML ; les anciens .doc/.xls/.ppt sont des fichiers composés OLE2, et toute macro VBA, quel que soit le format, est un module compressé dans l'un d'eux ; le RTF n'a pas de conteneur et garde ses objets en hexadécimal dans le texte. Le contenu est reconnu et non présumé : Word ouvre sans broncher un RTF nommé .docx, l'extension ne décide donc que lorsque le contenu n'est pas un document bureautique (.dot est du Graphviz, .pot du gettext et un .doc est parfois du texte brut : ils retournent au chemin des fichiers inconnus et passent). Le document n'est jamais extrait sur disque ; un assistant de la bibliothèque standard lit les parties comme le fait Office, le XML passe par un seul analyseur de balises linéaire et les parties de plus de 4 Mo sont lues en flux. Chaque limite atteinte est signalée (OFFICE_MAX_ENTRIES 20000, OFFICE_READ_BUDGET_MB 256, OFFICE_TIME_BUDGET_S 90, objets ouverts sur trois niveaux). Le texte courant n'est pas cherché pour des chaînes hostiles (un manuel peut dire « redirigez curl vers sh ») ; ces règles s'appliquent au code des macros, aux codes de champ, aux formules et aux scripts ODF, tandis que les secrets et les clés PEM sont cherchés dans le texte. Le XML est lu comme un analyseur le restituerait : les noms sont comparés sans leur préfixe (un préfixe est arbitraire), UTF-16 et les autres encodages sont décodés, commentaires et CDATA sont normalisés, et une partie est reconnue par ce que [Content_Types].xml et les relations en disent, où qu'elle soit stockée. Flat OPC, Word 2003 XML et Excel 2003 XML sont lus quelle que soit l'extension. Une alarme armée au budget de temps plus dix secondes arrête un motif emballé dans une partie et signale le document comme non lu entièrement. Trois revues indépendantes ont trouvé et corrigé une quarantaine de défauts en une douzaine de classes, chacun avec une fixture vue rouge d'abord (voir CLAUDE.md). Calibrage : 123 modèles OpenDocument réels, les modèles par défaut de python-docx et python-pptx, un RTF et 62 documents convertis par LibreOffice dans tous les formats : 187 documents, aucun finding. Cela a changé la conception : tout fichier ODF déclare l'espace de noms script:, 10 modèles sur 123 lient un événement à une macro fournie par l'APPLICATION (application:...) et meta:template renvoie au modèle d'origine. Un second lot de 30 documents avec graphiques, images et tableaux a révélé le bruit des classeurs intégrés (un document bureautique intégré qui s'analyse sans finding n'est plus signalé). Aucun des 217 n'a de macro, de champ DDE ni de lien distant : le comportement sur un document hostile repose donc sur des fixtures vérifiées avec olevba, olefile et rtfobj.</w:t>
       </w:r>
     </w:p>
     <w:tbl>
